--- a/操作系统开源创新大赛项目说明书.docx
+++ b/操作系统开源创新大赛项目说明书.docx
@@ -49,14 +49,6 @@
         <w:gridCol w:w="3949"/>
       </w:tblGrid>
       <w:tr>
-        <w:tblPrEx>
-          <w:tblCellMar>
-            <w:top w:w="0" w:type="dxa"/>
-            <w:left w:w="108" w:type="dxa"/>
-            <w:bottom w:w="0" w:type="dxa"/>
-            <w:right w:w="108" w:type="dxa"/>
-          </w:tblCellMar>
-        </w:tblPrEx>
         <w:trPr>
           <w:jc w:val="center"/>
         </w:trPr>
@@ -441,7 +433,7 @@
         <w:pStyle w:val="14"/>
         <w:spacing w:before="120" w:after="120"/>
       </w:pPr>
-      <w:bookmarkStart w:id="0" w:name="_Toc23602"/>
+      <w:bookmarkStart w:id="0" w:name="_Toc10106"/>
       <w:r>
         <w:rPr>
           <w:rFonts w:hint="eastAsia"/>
@@ -531,7 +523,7 @@
               <w:rFonts w:hint="eastAsia" w:ascii="宋体" w:hAnsi="宋体"/>
               <w:szCs w:val="20"/>
             </w:rPr>
-            <w:instrText xml:space="preserve"> HYPERLINK \l _Toc23602 </w:instrText>
+            <w:instrText xml:space="preserve"> HYPERLINK \l _Toc10106 </w:instrText>
           </w:r>
           <w:r>
             <w:rPr>
@@ -553,7 +545,7 @@
             <w:fldChar w:fldCharType="begin"/>
           </w:r>
           <w:r>
-            <w:instrText xml:space="preserve"> PAGEREF _Toc23602 \h </w:instrText>
+            <w:instrText xml:space="preserve"> PAGEREF _Toc10106 \h </w:instrText>
           </w:r>
           <w:r>
             <w:fldChar w:fldCharType="separate"/>
@@ -591,7 +583,7 @@
               <w:rFonts w:hint="eastAsia" w:ascii="宋体" w:hAnsi="宋体"/>
               <w:szCs w:val="20"/>
             </w:rPr>
-            <w:instrText xml:space="preserve"> HYPERLINK \l _Toc21799 </w:instrText>
+            <w:instrText xml:space="preserve"> HYPERLINK \l _Toc661 </w:instrText>
           </w:r>
           <w:r>
             <w:rPr>
@@ -613,7 +605,7 @@
             <w:fldChar w:fldCharType="begin"/>
           </w:r>
           <w:r>
-            <w:instrText xml:space="preserve"> PAGEREF _Toc21799 \h </w:instrText>
+            <w:instrText xml:space="preserve"> PAGEREF _Toc661 \h </w:instrText>
           </w:r>
           <w:r>
             <w:fldChar w:fldCharType="separate"/>
@@ -651,7 +643,7 @@
               <w:rFonts w:hint="eastAsia" w:ascii="宋体" w:hAnsi="宋体"/>
               <w:szCs w:val="20"/>
             </w:rPr>
-            <w:instrText xml:space="preserve"> HYPERLINK \l _Toc31035 </w:instrText>
+            <w:instrText xml:space="preserve"> HYPERLINK \l _Toc25314 </w:instrText>
           </w:r>
           <w:r>
             <w:rPr>
@@ -675,7 +667,7 @@
             <w:fldChar w:fldCharType="begin"/>
           </w:r>
           <w:r>
-            <w:instrText xml:space="preserve"> PAGEREF _Toc31035 \h </w:instrText>
+            <w:instrText xml:space="preserve"> PAGEREF _Toc25314 \h </w:instrText>
           </w:r>
           <w:r>
             <w:fldChar w:fldCharType="separate"/>
@@ -713,7 +705,7 @@
               <w:rFonts w:hint="eastAsia" w:ascii="宋体" w:hAnsi="宋体"/>
               <w:szCs w:val="20"/>
             </w:rPr>
-            <w:instrText xml:space="preserve"> HYPERLINK \l _Toc28372 </w:instrText>
+            <w:instrText xml:space="preserve"> HYPERLINK \l _Toc31947 </w:instrText>
           </w:r>
           <w:r>
             <w:rPr>
@@ -737,7 +729,7 @@
             <w:fldChar w:fldCharType="begin"/>
           </w:r>
           <w:r>
-            <w:instrText xml:space="preserve"> PAGEREF _Toc28372 \h </w:instrText>
+            <w:instrText xml:space="preserve"> PAGEREF _Toc31947 \h </w:instrText>
           </w:r>
           <w:r>
             <w:fldChar w:fldCharType="separate"/>
@@ -775,7 +767,7 @@
               <w:rFonts w:hint="eastAsia" w:ascii="宋体" w:hAnsi="宋体"/>
               <w:szCs w:val="20"/>
             </w:rPr>
-            <w:instrText xml:space="preserve"> HYPERLINK \l _Toc31867 </w:instrText>
+            <w:instrText xml:space="preserve"> HYPERLINK \l _Toc3987 </w:instrText>
           </w:r>
           <w:r>
             <w:rPr>
@@ -797,7 +789,7 @@
             <w:fldChar w:fldCharType="begin"/>
           </w:r>
           <w:r>
-            <w:instrText xml:space="preserve"> PAGEREF _Toc31867 \h </w:instrText>
+            <w:instrText xml:space="preserve"> PAGEREF _Toc3987 \h </w:instrText>
           </w:r>
           <w:r>
             <w:fldChar w:fldCharType="separate"/>
@@ -835,7 +827,7 @@
               <w:rFonts w:hint="eastAsia" w:ascii="宋体" w:hAnsi="宋体"/>
               <w:szCs w:val="20"/>
             </w:rPr>
-            <w:instrText xml:space="preserve"> HYPERLINK \l _Toc3165 </w:instrText>
+            <w:instrText xml:space="preserve"> HYPERLINK \l _Toc17124 </w:instrText>
           </w:r>
           <w:r>
             <w:rPr>
@@ -859,7 +851,7 @@
             <w:fldChar w:fldCharType="begin"/>
           </w:r>
           <w:r>
-            <w:instrText xml:space="preserve"> PAGEREF _Toc3165 \h </w:instrText>
+            <w:instrText xml:space="preserve"> PAGEREF _Toc17124 \h </w:instrText>
           </w:r>
           <w:r>
             <w:fldChar w:fldCharType="separate"/>
@@ -897,7 +889,7 @@
               <w:rFonts w:hint="eastAsia" w:ascii="宋体" w:hAnsi="宋体"/>
               <w:szCs w:val="20"/>
             </w:rPr>
-            <w:instrText xml:space="preserve"> HYPERLINK \l _Toc26020 </w:instrText>
+            <w:instrText xml:space="preserve"> HYPERLINK \l _Toc32352 </w:instrText>
           </w:r>
           <w:r>
             <w:rPr>
@@ -921,7 +913,7 @@
             <w:fldChar w:fldCharType="begin"/>
           </w:r>
           <w:r>
-            <w:instrText xml:space="preserve"> PAGEREF _Toc26020 \h </w:instrText>
+            <w:instrText xml:space="preserve"> PAGEREF _Toc32352 \h </w:instrText>
           </w:r>
           <w:r>
             <w:fldChar w:fldCharType="separate"/>
@@ -959,7 +951,7 @@
               <w:rFonts w:hint="eastAsia" w:ascii="宋体" w:hAnsi="宋体"/>
               <w:szCs w:val="20"/>
             </w:rPr>
-            <w:instrText xml:space="preserve"> HYPERLINK \l _Toc25782 </w:instrText>
+            <w:instrText xml:space="preserve"> HYPERLINK \l _Toc16979 </w:instrText>
           </w:r>
           <w:r>
             <w:rPr>
@@ -983,13 +975,13 @@
             <w:fldChar w:fldCharType="begin"/>
           </w:r>
           <w:r>
-            <w:instrText xml:space="preserve"> PAGEREF _Toc25782 \h </w:instrText>
+            <w:instrText xml:space="preserve"> PAGEREF _Toc16979 \h </w:instrText>
           </w:r>
           <w:r>
             <w:fldChar w:fldCharType="separate"/>
           </w:r>
           <w:r>
-            <w:t>7</w:t>
+            <w:t>6</w:t>
           </w:r>
           <w:r>
             <w:fldChar w:fldCharType="end"/>
@@ -1021,7 +1013,7 @@
               <w:rFonts w:hint="eastAsia" w:ascii="宋体" w:hAnsi="宋体"/>
               <w:szCs w:val="20"/>
             </w:rPr>
-            <w:instrText xml:space="preserve"> HYPERLINK \l _Toc5565 </w:instrText>
+            <w:instrText xml:space="preserve"> HYPERLINK \l _Toc28470 </w:instrText>
           </w:r>
           <w:r>
             <w:rPr>
@@ -1043,13 +1035,13 @@
             <w:fldChar w:fldCharType="begin"/>
           </w:r>
           <w:r>
-            <w:instrText xml:space="preserve"> PAGEREF _Toc5565 \h </w:instrText>
+            <w:instrText xml:space="preserve"> PAGEREF _Toc28470 \h </w:instrText>
           </w:r>
           <w:r>
             <w:fldChar w:fldCharType="separate"/>
           </w:r>
           <w:r>
-            <w:t>8</w:t>
+            <w:t>7</w:t>
           </w:r>
           <w:r>
             <w:fldChar w:fldCharType="end"/>
@@ -1081,7 +1073,7 @@
               <w:rFonts w:hint="eastAsia" w:ascii="宋体" w:hAnsi="宋体"/>
               <w:szCs w:val="20"/>
             </w:rPr>
-            <w:instrText xml:space="preserve"> HYPERLINK \l _Toc19239 </w:instrText>
+            <w:instrText xml:space="preserve"> HYPERLINK \l _Toc10886 </w:instrText>
           </w:r>
           <w:r>
             <w:rPr>
@@ -1105,13 +1097,13 @@
             <w:fldChar w:fldCharType="begin"/>
           </w:r>
           <w:r>
-            <w:instrText xml:space="preserve"> PAGEREF _Toc19239 \h </w:instrText>
+            <w:instrText xml:space="preserve"> PAGEREF _Toc10886 \h </w:instrText>
           </w:r>
           <w:r>
             <w:fldChar w:fldCharType="separate"/>
           </w:r>
           <w:r>
-            <w:t>8</w:t>
+            <w:t>7</w:t>
           </w:r>
           <w:r>
             <w:fldChar w:fldCharType="end"/>
@@ -1143,7 +1135,7 @@
               <w:rFonts w:hint="eastAsia" w:ascii="宋体" w:hAnsi="宋体"/>
               <w:szCs w:val="20"/>
             </w:rPr>
-            <w:instrText xml:space="preserve"> HYPERLINK \l _Toc6108 </w:instrText>
+            <w:instrText xml:space="preserve"> HYPERLINK \l _Toc28188 </w:instrText>
           </w:r>
           <w:r>
             <w:rPr>
@@ -1165,13 +1157,13 @@
             <w:fldChar w:fldCharType="begin"/>
           </w:r>
           <w:r>
-            <w:instrText xml:space="preserve"> PAGEREF _Toc6108 \h </w:instrText>
+            <w:instrText xml:space="preserve"> PAGEREF _Toc28188 \h </w:instrText>
           </w:r>
           <w:r>
             <w:fldChar w:fldCharType="separate"/>
           </w:r>
           <w:r>
-            <w:t>12</w:t>
+            <w:t>11</w:t>
           </w:r>
           <w:r>
             <w:fldChar w:fldCharType="end"/>
@@ -1203,7 +1195,7 @@
               <w:rFonts w:hint="eastAsia" w:ascii="宋体" w:hAnsi="宋体"/>
               <w:szCs w:val="20"/>
             </w:rPr>
-            <w:instrText xml:space="preserve"> HYPERLINK \l _Toc22417 </w:instrText>
+            <w:instrText xml:space="preserve"> HYPERLINK \l _Toc20595 </w:instrText>
           </w:r>
           <w:r>
             <w:rPr>
@@ -1227,13 +1219,13 @@
             <w:fldChar w:fldCharType="begin"/>
           </w:r>
           <w:r>
-            <w:instrText xml:space="preserve"> PAGEREF _Toc22417 \h </w:instrText>
+            <w:instrText xml:space="preserve"> PAGEREF _Toc20595 \h </w:instrText>
           </w:r>
           <w:r>
             <w:fldChar w:fldCharType="separate"/>
           </w:r>
           <w:r>
-            <w:t>12</w:t>
+            <w:t>11</w:t>
           </w:r>
           <w:r>
             <w:fldChar w:fldCharType="end"/>
@@ -1265,7 +1257,7 @@
               <w:rFonts w:hint="eastAsia" w:ascii="宋体" w:hAnsi="宋体"/>
               <w:szCs w:val="20"/>
             </w:rPr>
-            <w:instrText xml:space="preserve"> HYPERLINK \l _Toc8417 </w:instrText>
+            <w:instrText xml:space="preserve"> HYPERLINK \l _Toc14612 </w:instrText>
           </w:r>
           <w:r>
             <w:rPr>
@@ -1289,13 +1281,13 @@
             <w:fldChar w:fldCharType="begin"/>
           </w:r>
           <w:r>
-            <w:instrText xml:space="preserve"> PAGEREF _Toc8417 \h </w:instrText>
+            <w:instrText xml:space="preserve"> PAGEREF _Toc14612 \h </w:instrText>
           </w:r>
           <w:r>
             <w:fldChar w:fldCharType="separate"/>
           </w:r>
           <w:r>
-            <w:t>14</w:t>
+            <w:t>13</w:t>
           </w:r>
           <w:r>
             <w:fldChar w:fldCharType="end"/>
@@ -1327,7 +1319,7 @@
               <w:rFonts w:hint="eastAsia" w:ascii="宋体" w:hAnsi="宋体"/>
               <w:szCs w:val="20"/>
             </w:rPr>
-            <w:instrText xml:space="preserve"> HYPERLINK \l _Toc32212 </w:instrText>
+            <w:instrText xml:space="preserve"> HYPERLINK \l _Toc19314 </w:instrText>
           </w:r>
           <w:r>
             <w:rPr>
@@ -1351,13 +1343,13 @@
             <w:fldChar w:fldCharType="begin"/>
           </w:r>
           <w:r>
-            <w:instrText xml:space="preserve"> PAGEREF _Toc32212 \h </w:instrText>
+            <w:instrText xml:space="preserve"> PAGEREF _Toc19314 \h </w:instrText>
           </w:r>
           <w:r>
             <w:fldChar w:fldCharType="separate"/>
           </w:r>
           <w:r>
-            <w:t>18</w:t>
+            <w:t>17</w:t>
           </w:r>
           <w:r>
             <w:fldChar w:fldCharType="end"/>
@@ -1389,7 +1381,7 @@
               <w:rFonts w:hint="eastAsia" w:ascii="宋体" w:hAnsi="宋体"/>
               <w:szCs w:val="20"/>
             </w:rPr>
-            <w:instrText xml:space="preserve"> HYPERLINK \l _Toc1473 </w:instrText>
+            <w:instrText xml:space="preserve"> HYPERLINK \l _Toc32262 </w:instrText>
           </w:r>
           <w:r>
             <w:rPr>
@@ -1411,13 +1403,13 @@
             <w:fldChar w:fldCharType="begin"/>
           </w:r>
           <w:r>
-            <w:instrText xml:space="preserve"> PAGEREF _Toc1473 \h </w:instrText>
+            <w:instrText xml:space="preserve"> PAGEREF _Toc32262 \h </w:instrText>
           </w:r>
           <w:r>
             <w:fldChar w:fldCharType="separate"/>
           </w:r>
           <w:r>
-            <w:t>21</w:t>
+            <w:t>20</w:t>
           </w:r>
           <w:r>
             <w:fldChar w:fldCharType="end"/>
@@ -1449,7 +1441,7 @@
               <w:rFonts w:hint="eastAsia" w:ascii="宋体" w:hAnsi="宋体"/>
               <w:szCs w:val="20"/>
             </w:rPr>
-            <w:instrText xml:space="preserve"> HYPERLINK \l _Toc30043 </w:instrText>
+            <w:instrText xml:space="preserve"> HYPERLINK \l _Toc32242 </w:instrText>
           </w:r>
           <w:r>
             <w:rPr>
@@ -1473,13 +1465,13 @@
             <w:fldChar w:fldCharType="begin"/>
           </w:r>
           <w:r>
-            <w:instrText xml:space="preserve"> PAGEREF _Toc30043 \h </w:instrText>
+            <w:instrText xml:space="preserve"> PAGEREF _Toc32242 \h </w:instrText>
           </w:r>
           <w:r>
             <w:fldChar w:fldCharType="separate"/>
           </w:r>
           <w:r>
-            <w:t>21</w:t>
+            <w:t>20</w:t>
           </w:r>
           <w:r>
             <w:fldChar w:fldCharType="end"/>
@@ -1511,7 +1503,7 @@
               <w:rFonts w:hint="eastAsia" w:ascii="宋体" w:hAnsi="宋体"/>
               <w:szCs w:val="20"/>
             </w:rPr>
-            <w:instrText xml:space="preserve"> HYPERLINK \l _Toc9565 </w:instrText>
+            <w:instrText xml:space="preserve"> HYPERLINK \l _Toc31015 </w:instrText>
           </w:r>
           <w:r>
             <w:rPr>
@@ -1526,7 +1518,7 @@
               <w:bCs/>
               <w:szCs w:val="28"/>
             </w:rPr>
-            <w:t>5.3  性能采集、归因与口径控制</w:t>
+            <w:t>5.2  RVV 工作线程的可靠识别与分组</w:t>
           </w:r>
           <w:r>
             <w:tab/>
@@ -1535,13 +1527,13 @@
             <w:fldChar w:fldCharType="begin"/>
           </w:r>
           <w:r>
-            <w:instrText xml:space="preserve"> PAGEREF _Toc9565 \h </w:instrText>
+            <w:instrText xml:space="preserve"> PAGEREF _Toc31015 \h </w:instrText>
           </w:r>
           <w:r>
             <w:fldChar w:fldCharType="separate"/>
           </w:r>
           <w:r>
-            <w:t>22</w:t>
+            <w:t>20</w:t>
           </w:r>
           <w:r>
             <w:fldChar w:fldCharType="end"/>
@@ -1573,7 +1565,69 @@
               <w:rFonts w:hint="eastAsia" w:ascii="宋体" w:hAnsi="宋体"/>
               <w:szCs w:val="20"/>
             </w:rPr>
-            <w:instrText xml:space="preserve"> HYPERLINK \l _Toc6682 </w:instrText>
+            <w:instrText xml:space="preserve"> HYPERLINK \l _Toc4301 </w:instrText>
+          </w:r>
+          <w:r>
+            <w:rPr>
+              <w:rFonts w:hint="eastAsia" w:ascii="宋体" w:hAnsi="宋体"/>
+              <w:szCs w:val="20"/>
+            </w:rPr>
+            <w:fldChar w:fldCharType="separate"/>
+          </w:r>
+          <w:r>
+            <w:rPr>
+              <w:rFonts w:hint="eastAsia" w:ascii="黑体" w:hAnsi="黑体" w:eastAsia="黑体" w:cs="黑体"/>
+              <w:bCs/>
+              <w:szCs w:val="28"/>
+            </w:rPr>
+            <w:t>5.3  性能采集、归因与口径控制</w:t>
+          </w:r>
+          <w:r>
+            <w:tab/>
+          </w:r>
+          <w:r>
+            <w:fldChar w:fldCharType="begin"/>
+          </w:r>
+          <w:r>
+            <w:instrText xml:space="preserve"> PAGEREF _Toc4301 \h </w:instrText>
+          </w:r>
+          <w:r>
+            <w:fldChar w:fldCharType="separate"/>
+          </w:r>
+          <w:r>
+            <w:t>20</w:t>
+          </w:r>
+          <w:r>
+            <w:fldChar w:fldCharType="end"/>
+          </w:r>
+          <w:r>
+            <w:rPr>
+              <w:rFonts w:hint="eastAsia" w:ascii="宋体" w:hAnsi="宋体"/>
+              <w:szCs w:val="20"/>
+            </w:rPr>
+            <w:fldChar w:fldCharType="end"/>
+          </w:r>
+        </w:p>
+        <w:p>
+          <w:pPr>
+            <w:pStyle w:val="8"/>
+            <w:tabs>
+              <w:tab w:val="right" w:leader="dot" w:pos="9404"/>
+            </w:tabs>
+          </w:pPr>
+          <w:r>
+            <w:rPr>
+              <w:rFonts w:hint="eastAsia" w:ascii="宋体" w:hAnsi="宋体"/>
+              <w:szCs w:val="20"/>
+            </w:rPr>
+            <w:fldChar w:fldCharType="begin"/>
+          </w:r>
+          <w:r>
+            <w:rPr>
+              <w:rFonts w:hint="eastAsia" w:ascii="宋体" w:hAnsi="宋体"/>
+              <w:szCs w:val="20"/>
+            </w:rPr>
+            <w:instrText xml:space="preserve"> HYPERLINK \l _Toc32633 </w:instrText>
           </w:r>
           <w:r>
             <w:rPr>
@@ -1597,13 +1651,13 @@
             <w:fldChar w:fldCharType="begin"/>
           </w:r>
           <w:r>
-            <w:instrText xml:space="preserve"> PAGEREF _Toc6682 \h </w:instrText>
+            <w:instrText xml:space="preserve"> PAGEREF _Toc32633 \h </w:instrText>
           </w:r>
           <w:r>
             <w:fldChar w:fldCharType="separate"/>
           </w:r>
           <w:r>
-            <w:t>22</w:t>
+            <w:t>21</w:t>
           </w:r>
           <w:r>
             <w:fldChar w:fldCharType="end"/>
@@ -1635,7 +1689,7 @@
               <w:rFonts w:hint="eastAsia" w:ascii="宋体" w:hAnsi="宋体"/>
               <w:szCs w:val="20"/>
             </w:rPr>
-            <w:instrText xml:space="preserve"> HYPERLINK \l _Toc27141 </w:instrText>
+            <w:instrText xml:space="preserve"> HYPERLINK \l _Toc24138 </w:instrText>
           </w:r>
           <w:r>
             <w:rPr>
@@ -1657,13 +1711,13 @@
             <w:fldChar w:fldCharType="begin"/>
           </w:r>
           <w:r>
-            <w:instrText xml:space="preserve"> PAGEREF _Toc27141 \h </w:instrText>
+            <w:instrText xml:space="preserve"> PAGEREF _Toc24138 \h </w:instrText>
           </w:r>
           <w:r>
             <w:fldChar w:fldCharType="separate"/>
           </w:r>
           <w:r>
-            <w:t>22</w:t>
+            <w:t>21</w:t>
           </w:r>
           <w:r>
             <w:fldChar w:fldCharType="end"/>
@@ -1695,7 +1749,7 @@
               <w:rFonts w:hint="eastAsia" w:ascii="宋体" w:hAnsi="宋体"/>
               <w:szCs w:val="20"/>
             </w:rPr>
-            <w:instrText xml:space="preserve"> HYPERLINK \l _Toc31372 </w:instrText>
+            <w:instrText xml:space="preserve"> HYPERLINK \l _Toc7760 </w:instrText>
           </w:r>
           <w:r>
             <w:rPr>
@@ -1719,13 +1773,13 @@
             <w:fldChar w:fldCharType="begin"/>
           </w:r>
           <w:r>
-            <w:instrText xml:space="preserve"> PAGEREF _Toc31372 \h </w:instrText>
+            <w:instrText xml:space="preserve"> PAGEREF _Toc7760 \h </w:instrText>
           </w:r>
           <w:r>
             <w:fldChar w:fldCharType="separate"/>
           </w:r>
           <w:r>
-            <w:t>22</w:t>
+            <w:t>21</w:t>
           </w:r>
           <w:r>
             <w:fldChar w:fldCharType="end"/>
@@ -1757,7 +1811,7 @@
               <w:rFonts w:hint="eastAsia" w:ascii="宋体" w:hAnsi="宋体"/>
               <w:szCs w:val="20"/>
             </w:rPr>
-            <w:instrText xml:space="preserve"> HYPERLINK \l _Toc26640 </w:instrText>
+            <w:instrText xml:space="preserve"> HYPERLINK \l _Toc29188 </w:instrText>
           </w:r>
           <w:r>
             <w:rPr>
@@ -1781,13 +1835,13 @@
             <w:fldChar w:fldCharType="begin"/>
           </w:r>
           <w:r>
-            <w:instrText xml:space="preserve"> PAGEREF _Toc26640 \h </w:instrText>
+            <w:instrText xml:space="preserve"> PAGEREF _Toc29188 \h </w:instrText>
           </w:r>
           <w:r>
             <w:fldChar w:fldCharType="separate"/>
           </w:r>
           <w:r>
-            <w:t>23</w:t>
+            <w:t>21</w:t>
           </w:r>
           <w:r>
             <w:fldChar w:fldCharType="end"/>
@@ -1819,7 +1873,7 @@
               <w:rFonts w:hint="eastAsia" w:ascii="宋体" w:hAnsi="宋体"/>
               <w:szCs w:val="20"/>
             </w:rPr>
-            <w:instrText xml:space="preserve"> HYPERLINK \l _Toc8806 </w:instrText>
+            <w:instrText xml:space="preserve"> HYPERLINK \l _Toc5 </w:instrText>
           </w:r>
           <w:r>
             <w:rPr>
@@ -1843,13 +1897,13 @@
             <w:fldChar w:fldCharType="begin"/>
           </w:r>
           <w:r>
-            <w:instrText xml:space="preserve"> PAGEREF _Toc8806 \h </w:instrText>
+            <w:instrText xml:space="preserve"> PAGEREF _Toc5 \h </w:instrText>
           </w:r>
           <w:r>
             <w:fldChar w:fldCharType="separate"/>
           </w:r>
           <w:r>
-            <w:t>23</w:t>
+            <w:t>22</w:t>
           </w:r>
           <w:r>
             <w:fldChar w:fldCharType="end"/>
@@ -1881,7 +1935,7 @@
               <w:rFonts w:hint="eastAsia" w:ascii="宋体" w:hAnsi="宋体"/>
               <w:szCs w:val="20"/>
             </w:rPr>
-            <w:instrText xml:space="preserve"> HYPERLINK \l _Toc2609 </w:instrText>
+            <w:instrText xml:space="preserve"> HYPERLINK \l _Toc11610 </w:instrText>
           </w:r>
           <w:r>
             <w:rPr>
@@ -1905,13 +1959,13 @@
             <w:fldChar w:fldCharType="begin"/>
           </w:r>
           <w:r>
-            <w:instrText xml:space="preserve"> PAGEREF _Toc2609 \h </w:instrText>
+            <w:instrText xml:space="preserve"> PAGEREF _Toc11610 \h </w:instrText>
           </w:r>
           <w:r>
             <w:fldChar w:fldCharType="separate"/>
           </w:r>
           <w:r>
-            <w:t>23</w:t>
+            <w:t>22</w:t>
           </w:r>
           <w:r>
             <w:fldChar w:fldCharType="end"/>
@@ -1966,8 +2020,6 @@
           <w:titlePg/>
         </w:sectPr>
       </w:pPr>
-      <w:bookmarkStart w:id="23" w:name="_GoBack"/>
-      <w:bookmarkEnd w:id="23"/>
     </w:p>
     <w:p>
       <w:pPr>
@@ -1992,7 +2044,7 @@
         </w:rPr>
         <w:t xml:space="preserve"> </w:t>
       </w:r>
-      <w:bookmarkStart w:id="1" w:name="_Toc21799"/>
+      <w:bookmarkStart w:id="1" w:name="_Toc661"/>
       <w:r>
         <w:rPr>
           <w:rFonts w:hint="eastAsia"/>
@@ -2025,7 +2077,7 @@
           <w:szCs w:val="24"/>
         </w:rPr>
       </w:pPr>
-      <w:bookmarkStart w:id="2" w:name="_Toc31035"/>
+      <w:bookmarkStart w:id="2" w:name="_Toc25314"/>
       <w:r>
         <w:rPr>
           <w:rFonts w:hint="eastAsia" w:ascii="黑体" w:hAnsi="黑体" w:eastAsia="黑体" w:cs="黑体"/>
@@ -2095,31 +2147,6 @@
           <w:szCs w:val="24"/>
         </w:rPr>
       </w:pPr>
-    </w:p>
-    <w:p>
-      <w:pPr>
-        <w:keepNext w:val="0"/>
-        <w:keepLines w:val="0"/>
-        <w:pageBreakBefore w:val="0"/>
-        <w:widowControl w:val="0"/>
-        <w:kinsoku/>
-        <w:wordWrap/>
-        <w:overflowPunct/>
-        <w:topLinePunct w:val="0"/>
-        <w:autoSpaceDE/>
-        <w:autoSpaceDN/>
-        <w:bidi w:val="0"/>
-        <w:adjustRightInd/>
-        <w:snapToGrid/>
-        <w:spacing w:line="400" w:lineRule="exact"/>
-        <w:ind w:firstLine="480" w:firstLineChars="200"/>
-        <w:textAlignment w:val="auto"/>
-        <w:rPr>
-          <w:rFonts w:hint="eastAsia" w:asciiTheme="majorEastAsia" w:hAnsiTheme="majorEastAsia" w:eastAsiaTheme="majorEastAsia" w:cstheme="majorEastAsia"/>
-          <w:sz w:val="24"/>
-          <w:szCs w:val="24"/>
-        </w:rPr>
-      </w:pPr>
       <w:r>
         <w:rPr>
           <w:rFonts w:hint="eastAsia" w:asciiTheme="majorEastAsia" w:hAnsiTheme="majorEastAsia" w:eastAsiaTheme="majorEastAsia" w:cstheme="majorEastAsia"/>
@@ -2128,31 +2155,6 @@
         </w:rPr>
         <w:t>为此，本作品基于 Linux sched_ext 可编程内核调度框架（sched-ext project，2023；Linux Kernel Contributors，2024），设计并实现了一套感知 RVV 向量计算状态的调度系统。系统在运行时识别使用向量扩展的推理工作线程，为其建立稳定 CPU 映射和专用向量调度队列；同时接收推理框架注入的阶段提示（Prefill／Decode），对计算特征不同的推理阶段实施差异化调度。</w:t>
       </w:r>
-    </w:p>
-    <w:p>
-      <w:pPr>
-        <w:keepNext w:val="0"/>
-        <w:keepLines w:val="0"/>
-        <w:pageBreakBefore w:val="0"/>
-        <w:widowControl w:val="0"/>
-        <w:kinsoku/>
-        <w:wordWrap/>
-        <w:overflowPunct/>
-        <w:topLinePunct w:val="0"/>
-        <w:autoSpaceDE/>
-        <w:autoSpaceDN/>
-        <w:bidi w:val="0"/>
-        <w:adjustRightInd/>
-        <w:snapToGrid/>
-        <w:spacing w:line="400" w:lineRule="exact"/>
-        <w:ind w:firstLine="480" w:firstLineChars="200"/>
-        <w:textAlignment w:val="auto"/>
-        <w:rPr>
-          <w:rFonts w:hint="eastAsia" w:asciiTheme="majorEastAsia" w:hAnsiTheme="majorEastAsia" w:eastAsiaTheme="majorEastAsia" w:cstheme="majorEastAsia"/>
-          <w:sz w:val="24"/>
-          <w:szCs w:val="24"/>
-        </w:rPr>
-      </w:pPr>
     </w:p>
     <w:p>
       <w:pPr>
@@ -2261,7 +2263,7 @@
           <w:szCs w:val="24"/>
         </w:rPr>
       </w:pPr>
-      <w:bookmarkStart w:id="3" w:name="_Toc28372"/>
+      <w:bookmarkStart w:id="3" w:name="_Toc31947"/>
       <w:r>
         <w:rPr>
           <w:rFonts w:hint="eastAsia" w:ascii="黑体" w:hAnsi="黑体" w:eastAsia="黑体" w:cs="黑体"/>
@@ -2331,6 +2333,84 @@
           <w:szCs w:val="24"/>
         </w:rPr>
       </w:pPr>
+      <w:r>
+        <w:rPr>
+          <w:rFonts w:hint="eastAsia" w:asciiTheme="majorEastAsia" w:hAnsiTheme="majorEastAsia" w:eastAsiaTheme="majorEastAsia" w:cstheme="majorEastAsia"/>
+          <w:sz w:val="24"/>
+          <w:szCs w:val="24"/>
+        </w:rPr>
+        <w:t>近年来，该方向涌现了若干探索性工作。Son（</w:t>
+      </w:r>
+      <w:r>
+        <w:rPr>
+          <w:rFonts w:hint="eastAsia" w:asciiTheme="majorEastAsia" w:hAnsiTheme="majorEastAsia" w:eastAsiaTheme="majorEastAsia" w:cstheme="majorEastAsia"/>
+          <w:sz w:val="24"/>
+          <w:szCs w:val="24"/>
+          <w:lang w:val="en-US" w:eastAsia="zh-CN"/>
+        </w:rPr>
+        <w:t xml:space="preserve">Son </w:t>
+      </w:r>
+      <w:r>
+        <w:rPr>
+          <w:rFonts w:hint="eastAsia" w:asciiTheme="majorEastAsia" w:hAnsiTheme="majorEastAsia" w:eastAsiaTheme="majorEastAsia" w:cstheme="majorEastAsia"/>
+          <w:sz w:val="24"/>
+          <w:szCs w:val="24"/>
+        </w:rPr>
+        <w:t>2026）提出的 Elastic Gang 在自研 Anima OS 内核中实现了推理 worker 的 gang 协同调度，但其并非基于 Linux，且实验使用自研推理引擎。Xu 等（</w:t>
+      </w:r>
+      <w:r>
+        <w:rPr>
+          <w:rFonts w:hint="eastAsia" w:asciiTheme="majorEastAsia" w:hAnsiTheme="majorEastAsia" w:eastAsiaTheme="majorEastAsia" w:cstheme="majorEastAsia"/>
+          <w:sz w:val="24"/>
+          <w:szCs w:val="24"/>
+          <w:lang w:val="en-US" w:eastAsia="zh-CN"/>
+        </w:rPr>
+        <w:t xml:space="preserve">Xu </w:t>
+      </w:r>
+      <w:r>
+        <w:rPr>
+          <w:rFonts w:hint="eastAsia" w:asciiTheme="majorEastAsia" w:hAnsiTheme="majorEastAsia" w:eastAsiaTheme="majorEastAsia" w:cstheme="majorEastAsia"/>
+          <w:sz w:val="24"/>
+          <w:szCs w:val="24"/>
+        </w:rPr>
+        <w:t>2026）提出的 ArcLight 在推理框架内重构了 NUMA 感知的线程调度，相对 llama.cpp 最高取得约 46% 的吞吐提升，但调度位于应用层，OS 仍将各 worker 当作独立任务。Roca 和 Beltran（Roca</w:t>
+      </w:r>
+      <w:r>
+        <w:rPr>
+          <w:rFonts w:hint="eastAsia" w:asciiTheme="majorEastAsia" w:hAnsiTheme="majorEastAsia" w:eastAsiaTheme="majorEastAsia" w:cstheme="majorEastAsia"/>
+          <w:sz w:val="24"/>
+          <w:szCs w:val="24"/>
+          <w:lang w:val="en-US" w:eastAsia="zh-CN"/>
+        </w:rPr>
+        <w:t xml:space="preserve"> </w:t>
+      </w:r>
+      <w:r>
+        <w:rPr>
+          <w:rFonts w:hint="eastAsia" w:asciiTheme="majorEastAsia" w:hAnsiTheme="majorEastAsia" w:eastAsiaTheme="majorEastAsia" w:cstheme="majorEastAsia"/>
+          <w:sz w:val="24"/>
+          <w:szCs w:val="24"/>
+        </w:rPr>
+        <w:t>2026）在 PPoPP 2026 提出的 SCHED_COOP 通过扩展 glibc 在用户态统一接管 pthread 与 OpenMP 的调度决策，使线程仅在阻塞或主动 yield 时交出核心，在过载测试中最高取得约 2.4 倍提升，其实验证据表明默认公平调度在大量 barrier 同步负载下会严重失效。此外，Gottschlag 等（Gottschlag</w:t>
+      </w:r>
+      <w:r>
+        <w:rPr>
+          <w:rFonts w:hint="eastAsia" w:asciiTheme="majorEastAsia" w:hAnsiTheme="majorEastAsia" w:eastAsiaTheme="majorEastAsia" w:cstheme="majorEastAsia"/>
+          <w:sz w:val="24"/>
+          <w:szCs w:val="24"/>
+          <w:lang w:val="en-US" w:eastAsia="zh-CN"/>
+        </w:rPr>
+        <w:t xml:space="preserve"> </w:t>
+      </w:r>
+      <w:bookmarkStart w:id="24" w:name="_GoBack"/>
+      <w:bookmarkEnd w:id="24"/>
+      <w:r>
+        <w:rPr>
+          <w:rFonts w:hint="eastAsia" w:asciiTheme="majorEastAsia" w:hAnsiTheme="majorEastAsia" w:eastAsiaTheme="majorEastAsia" w:cstheme="majorEastAsia"/>
+          <w:sz w:val="24"/>
+          <w:szCs w:val="24"/>
+        </w:rPr>
+        <w:t>2020）提出的 Automatic Core Specialization 等 SIMD 感知工作通过指令异常检测向量任务并将其隔离至专用核心，但目标是为普通任务消除降频干扰而非加速推理本身。</w:t>
+      </w:r>
     </w:p>
     <w:p>
       <w:pPr>
@@ -2362,7 +2442,7 @@
           <w:sz w:val="24"/>
           <w:szCs w:val="24"/>
         </w:rPr>
-        <w:t>近年来，该方向涌现了若干探索性工作。Son（2026）提出的 Elastic Gang 在自研 Anima OS 内核中实现了推理 worker 的 gang 协同调度，但其并非基于 Linux，且实验使用自研推理引擎。Xu 等（2026）提出的 ArcLight 在推理框架内重构了 NUMA 感知的线程调度，相对 llama.cpp 最高取得约 46% 的吞吐提升，但调度位于应用层，OS 仍将各 worker 当作独立任务。Roca 和 Beltran（2026）在 PPoPP 2026 提出的 SCHED_COOP 通过扩展 glibc 在用户态统一接管 pthread 与 OpenMP 的调度决策，使线程仅在阻塞或主动 yield 时交出核心，在过载测试中最高取得约 2.4 倍提升，其实验证据表明默认公平调度在大量 barrier 同步负载下会严重失效。此外，Gottschlag 等（2020）提出的 Automatic Core Specialization 等 SIMD 感知工作通过指令异常检测向量任务并将其隔离至专用核心，但目标是为普通任务消除降频干扰而非加速推理本身。</w:t>
+        <w:t>综合分析现有工作，该领域存在若干不足。其一，多数工作运行于 x86-64 平台，面向 RISC-V 及其向量扩展的调度优化尚未见系统性探索。其二，调度层次两极分化：Elastic Gang 和 ArcLight 分别走向自研内核与纯应用层两个极端，SCHED_COOP 依赖修改 C 运行库，三者均未利用 Linux sched_ext——一个可在标准内核中加载 BPF 程序实现自定义调度策略、兼具内核级控制力与生态兼容性的框架。其三，缺乏向量计算线程的细粒度区分：SCHED_COOP 统一视任务为协作实体，Elastic Gang 以 gang 为粒度整体调度，均不了解单个 worker 是否正在执行向量计算。其四，用户态与内核态的调度语义协同尚未充分探索：推理框架知晓 Prefill／Decode 阶段，内核调度器掌握 CPU 负载与任务状态，二者之间缺乏低开销的信息通路。</w:t>
       </w:r>
     </w:p>
     <w:p>
@@ -2389,6 +2469,14 @@
           <w:szCs w:val="24"/>
         </w:rPr>
       </w:pPr>
+      <w:r>
+        <w:rPr>
+          <w:rFonts w:hint="eastAsia" w:asciiTheme="majorEastAsia" w:hAnsiTheme="majorEastAsia" w:eastAsiaTheme="majorEastAsia" w:cstheme="majorEastAsia"/>
+          <w:sz w:val="24"/>
+          <w:szCs w:val="24"/>
+        </w:rPr>
+        <w:t>综上，现有研究仍缺少一种运行于标准 Linux、面向 RISC-V 向量扩展，并结合线程协作关系、向量状态和推理阶段进行调度的完整方案。本项目据此设计负载感知的 sched_ext 调度系统，通过 RVV 线程识别、稳定 CPU 映射、分组向量队列和阶段提示减少运行偏斜与同步开销。双模型异步实验表明，该方案可同时提升吞吐、降低首 Token 延迟并大幅减少上下文切换，具体结果见第 4 章。</w:t>
+      </w:r>
     </w:p>
     <w:p>
       <w:pPr>
@@ -2414,97 +2502,6 @@
           <w:szCs w:val="24"/>
         </w:rPr>
       </w:pPr>
-      <w:r>
-        <w:rPr>
-          <w:rFonts w:hint="eastAsia" w:asciiTheme="majorEastAsia" w:hAnsiTheme="majorEastAsia" w:eastAsiaTheme="majorEastAsia" w:cstheme="majorEastAsia"/>
-          <w:sz w:val="24"/>
-          <w:szCs w:val="24"/>
-        </w:rPr>
-        <w:t>综合分析现有工作，该领域存在若干不足。其一，多数工作运行于 x86-64 平台，面向 RISC-V 及其向量扩展的调度优化尚未见系统性探索。其二，调度层次两极分化：Elastic Gang 和 ArcLight 分别走向自研内核与纯应用层两个极端，SCHED_COOP 依赖修改 C 运行库，三者均未利用 Linux sched_ext——一个可在标准内核中加载 BPF 程序实现自定义调度策略、兼具内核级控制力与生态兼容性的框架。其三，缺乏向量计算线程的细粒度区分：SCHED_COOP 统一视任务为协作实体，Elastic Gang 以 gang 为粒度整体调度，均不了解单个 worker 是否正在执行向量计算。其四，用户态与内核态的调度语义协同尚未充分探索：推理框架知晓 Prefill／Decode 阶段，内核调度器掌握 CPU 负载与任务状态，二者之间缺乏低开销的信息通路。</w:t>
-      </w:r>
-    </w:p>
-    <w:p>
-      <w:pPr>
-        <w:keepNext w:val="0"/>
-        <w:keepLines w:val="0"/>
-        <w:pageBreakBefore w:val="0"/>
-        <w:widowControl w:val="0"/>
-        <w:kinsoku/>
-        <w:wordWrap/>
-        <w:overflowPunct/>
-        <w:topLinePunct w:val="0"/>
-        <w:autoSpaceDE/>
-        <w:autoSpaceDN/>
-        <w:bidi w:val="0"/>
-        <w:adjustRightInd/>
-        <w:snapToGrid/>
-        <w:spacing w:line="400" w:lineRule="exact"/>
-        <w:ind w:firstLine="480" w:firstLineChars="200"/>
-        <w:textAlignment w:val="auto"/>
-        <w:rPr>
-          <w:rFonts w:hint="eastAsia" w:asciiTheme="majorEastAsia" w:hAnsiTheme="majorEastAsia" w:eastAsiaTheme="majorEastAsia" w:cstheme="majorEastAsia"/>
-          <w:sz w:val="24"/>
-          <w:szCs w:val="24"/>
-        </w:rPr>
-      </w:pPr>
-    </w:p>
-    <w:p>
-      <w:pPr>
-        <w:keepNext w:val="0"/>
-        <w:keepLines w:val="0"/>
-        <w:pageBreakBefore w:val="0"/>
-        <w:widowControl w:val="0"/>
-        <w:kinsoku/>
-        <w:wordWrap/>
-        <w:overflowPunct/>
-        <w:topLinePunct w:val="0"/>
-        <w:autoSpaceDE/>
-        <w:autoSpaceDN/>
-        <w:bidi w:val="0"/>
-        <w:adjustRightInd/>
-        <w:snapToGrid/>
-        <w:spacing w:line="400" w:lineRule="exact"/>
-        <w:ind w:firstLine="480" w:firstLineChars="200"/>
-        <w:textAlignment w:val="auto"/>
-        <w:rPr>
-          <w:rFonts w:hint="eastAsia" w:asciiTheme="majorEastAsia" w:hAnsiTheme="majorEastAsia" w:eastAsiaTheme="majorEastAsia" w:cstheme="majorEastAsia"/>
-          <w:sz w:val="24"/>
-          <w:szCs w:val="24"/>
-        </w:rPr>
-      </w:pPr>
-      <w:r>
-        <w:rPr>
-          <w:rFonts w:hint="eastAsia" w:asciiTheme="majorEastAsia" w:hAnsiTheme="majorEastAsia" w:eastAsiaTheme="majorEastAsia" w:cstheme="majorEastAsia"/>
-          <w:sz w:val="24"/>
-          <w:szCs w:val="24"/>
-        </w:rPr>
-        <w:t>综上，现有研究仍缺少一种运行于标准 Linux、面向 RISC-V 向量扩展，并结合线程协作关系、向量状态和推理阶段进行调度的完整方案。本项目据此设计负载感知的 sched_ext 调度系统，通过 RVV 线程识别、稳定 CPU 映射、分组向量队列和阶段提示减少运行偏斜与同步开销。双模型异步实验表明，该方案可同时提升吞吐、降低首 Token 延迟并大幅减少上下文切换，具体结果见第 4 章。</w:t>
-      </w:r>
-    </w:p>
-    <w:p>
-      <w:pPr>
-        <w:keepNext w:val="0"/>
-        <w:keepLines w:val="0"/>
-        <w:pageBreakBefore w:val="0"/>
-        <w:widowControl w:val="0"/>
-        <w:kinsoku/>
-        <w:wordWrap/>
-        <w:overflowPunct/>
-        <w:topLinePunct w:val="0"/>
-        <w:autoSpaceDE/>
-        <w:autoSpaceDN/>
-        <w:bidi w:val="0"/>
-        <w:adjustRightInd/>
-        <w:snapToGrid/>
-        <w:spacing w:line="400" w:lineRule="exact"/>
-        <w:ind w:firstLine="480" w:firstLineChars="200"/>
-        <w:textAlignment w:val="auto"/>
-        <w:rPr>
-          <w:rFonts w:hint="eastAsia" w:asciiTheme="majorEastAsia" w:hAnsiTheme="majorEastAsia" w:eastAsiaTheme="majorEastAsia" w:cstheme="majorEastAsia"/>
-          <w:sz w:val="24"/>
-          <w:szCs w:val="24"/>
-        </w:rPr>
-      </w:pPr>
     </w:p>
     <w:p>
       <w:pPr>
@@ -2514,7 +2511,7 @@
           <w:rFonts w:hint="eastAsia"/>
         </w:rPr>
       </w:pPr>
-      <w:bookmarkStart w:id="4" w:name="_Toc31867"/>
+      <w:bookmarkStart w:id="4" w:name="_Toc3987"/>
       <w:r>
         <w:rPr>
           <w:rFonts w:hint="eastAsia"/>
@@ -2547,7 +2544,7 @@
           <w:szCs w:val="24"/>
         </w:rPr>
       </w:pPr>
-      <w:bookmarkStart w:id="5" w:name="_Toc3165"/>
+      <w:bookmarkStart w:id="5" w:name="_Toc17124"/>
       <w:r>
         <w:rPr>
           <w:rFonts w:hint="eastAsia" w:ascii="黑体" w:hAnsi="黑体" w:eastAsia="黑体" w:cs="黑体"/>
@@ -2617,6 +2614,14 @@
           <w:szCs w:val="24"/>
         </w:rPr>
       </w:pPr>
+      <w:r>
+        <w:rPr>
+          <w:rFonts w:hint="eastAsia" w:asciiTheme="majorEastAsia" w:hAnsiTheme="majorEastAsia" w:eastAsiaTheme="majorEastAsia" w:cstheme="majorEastAsia"/>
+          <w:sz w:val="24"/>
+          <w:szCs w:val="24"/>
+        </w:rPr>
+        <w:t>项目初期假设 RISC-V Vector 上下文搬运是主要瓶颈。单个 llama.cpp 实例以 8 个计算线程占用 8 个 CPU 核心时，处理器平均利用率已达 98.75%，消除全部调度间隙的理论收益仅约 1.26%；部署 RVV restore-elision 定制内核后，完整 restore 省略率达到 93.6%，完整 Vector 数据操作总量减少约 48.4%，但 TPS 变化不足 0.1%，处于噪声水平。两组独立测量共同推翻了"寄存器恢复主导推理性能"的初始假设。</w:t>
+      </w:r>
     </w:p>
     <w:p>
       <w:pPr>
@@ -2648,7 +2653,7 @@
           <w:sz w:val="24"/>
           <w:szCs w:val="24"/>
         </w:rPr>
-        <w:t>项目初期假设 RISC-V Vector 上下文搬运是主要瓶颈。单个 llama.cpp 实例以 8 个计算线程占用 8 个 CPU 核心时，处理器平均利用率已达 98.75%，消除全部调度间隙的理论收益仅约 1.26%；部署 RVV restore-elision 定制内核后，完整 restore 省略率达到 93.6%，完整 Vector 数据操作总量减少约 48.4%，但 TPS 变化不足 0.1%，处于噪声水平。两组独立测量共同推翻了"寄存器恢复主导推理性能"的初始假设。</w:t>
+        <w:t>除寄存器开销外，工作线程之间的同步关系更能影响调度效果。llama.cpp 通过 OpenMP 创建与 CPU 核心数相等的工作线程，每层算子计算完成后所有线程在 barrier 处同步再进入下一层，这一过程在一个 token 的生成中重复数百次。futex waker 追踪显示，默认公平调度器不了解这种协作关系，可能将同组 worker 分时调度或跨核迁移，使先到达 barrier 的线程长时间睡眠等待被抢占的线程，形成高频 futex 唤醒/睡眠循环。这一效应在单实例 8 线程场景中不易暴露，因为 CPU 利用率已达 98.75%，调度器几乎没有任务选择空间。本项目的基准负载因此采用双 llama.cpp 实例共置的设计：两个服务各 8 个计算线程共享 8 个核心，共 16 个推理线程竞争，并通过异步请求注入形成任务选择、实例间资源分配和调度相位协调的完整决策空间。</w:t>
       </w:r>
     </w:p>
     <w:p>
@@ -2675,6 +2680,14 @@
           <w:szCs w:val="24"/>
         </w:rPr>
       </w:pPr>
+      <w:r>
+        <w:rPr>
+          <w:rFonts w:hint="eastAsia" w:asciiTheme="majorEastAsia" w:hAnsiTheme="majorEastAsia" w:eastAsiaTheme="majorEastAsia" w:cstheme="majorEastAsia"/>
+          <w:sz w:val="24"/>
+          <w:szCs w:val="24"/>
+        </w:rPr>
+        <w:t>针对上述负载，调度器在线程切出时检测 RISC-V Vector 寄存器的 Dirty 状态，并结合 llama.cpp 通过 mmap 注册的 worker 身份识别推理线程。识别完成后，调度器为每个 V worker 建立稳定 CPU 映射，使用 100 ms vector slice 延长连续计算，并引入 per-team/per-CPU vector DSQ（VDSQ）；global DSQ 继续服务普通任务和内核线程。阶段性实验显示，稳定映射和长 slice 能减少短周期睡眠、唤醒和重新排队；虽然累计 futex blocked worker-time 基本不变，双实例共置场景的吞吐仍明显提升，说明收益来自阻塞时间分布和执行相位的改善，而非简单消除同步工作量。</w:t>
+      </w:r>
     </w:p>
     <w:p>
       <w:pPr>
@@ -2706,149 +2719,8 @@
           <w:sz w:val="24"/>
           <w:szCs w:val="24"/>
         </w:rPr>
-        <w:t>除寄存器开销外，工作线程之间的同步关系更能影响调度效果。llama.cpp 通过 OpenMP 创建与 CPU 核心数相等的工作线程，每层算子计算完成后所有线程在 barrier 处同步再进入下一层，这一过程在一个 token 的生成中重复数百次。futex waker 追踪显示，默认公平调度器不了解这种协作关系，可能将同组 worker 分时调度或跨核迁移，使先到达 barrier 的线程长时间睡眠等待被抢占的线程，形成高频 futex 唤醒/睡眠循环。这一效应在单实例 8 线程场景中不易暴露，因为 CPU 利用率已达 98.75%，调度器几乎没有任务选择空间。本项目的基准负载因此采用双 llama.cpp 实例共置的设计：两个服务各 8 个计算线程共享 8 个核心，共 16 个推理线程竞争，并通过异步请求注入形成任务选择、实例间资源分配和调度相位协调的完整决策空间。</w:t>
-      </w:r>
-    </w:p>
-    <w:p>
-      <w:pPr>
-        <w:keepNext w:val="0"/>
-        <w:keepLines w:val="0"/>
-        <w:pageBreakBefore w:val="0"/>
-        <w:widowControl w:val="0"/>
-        <w:kinsoku/>
-        <w:wordWrap/>
-        <w:overflowPunct/>
-        <w:topLinePunct w:val="0"/>
-        <w:autoSpaceDE/>
-        <w:autoSpaceDN/>
-        <w:bidi w:val="0"/>
-        <w:adjustRightInd/>
-        <w:snapToGrid/>
-        <w:spacing w:line="400" w:lineRule="exact"/>
-        <w:ind w:firstLine="480" w:firstLineChars="200"/>
-        <w:textAlignment w:val="auto"/>
-        <w:rPr>
-          <w:rFonts w:hint="eastAsia" w:asciiTheme="majorEastAsia" w:hAnsiTheme="majorEastAsia" w:eastAsiaTheme="majorEastAsia" w:cstheme="majorEastAsia"/>
-          <w:sz w:val="24"/>
-          <w:szCs w:val="24"/>
-        </w:rPr>
-      </w:pPr>
-    </w:p>
-    <w:p>
-      <w:pPr>
-        <w:keepNext w:val="0"/>
-        <w:keepLines w:val="0"/>
-        <w:pageBreakBefore w:val="0"/>
-        <w:widowControl w:val="0"/>
-        <w:kinsoku/>
-        <w:wordWrap/>
-        <w:overflowPunct/>
-        <w:topLinePunct w:val="0"/>
-        <w:autoSpaceDE/>
-        <w:autoSpaceDN/>
-        <w:bidi w:val="0"/>
-        <w:adjustRightInd/>
-        <w:snapToGrid/>
-        <w:spacing w:line="400" w:lineRule="exact"/>
-        <w:ind w:firstLine="480" w:firstLineChars="200"/>
-        <w:textAlignment w:val="auto"/>
-        <w:rPr>
-          <w:rFonts w:hint="eastAsia" w:asciiTheme="majorEastAsia" w:hAnsiTheme="majorEastAsia" w:eastAsiaTheme="majorEastAsia" w:cstheme="majorEastAsia"/>
-          <w:sz w:val="24"/>
-          <w:szCs w:val="24"/>
-        </w:rPr>
-      </w:pPr>
-      <w:r>
-        <w:rPr>
-          <w:rFonts w:hint="eastAsia" w:asciiTheme="majorEastAsia" w:hAnsiTheme="majorEastAsia" w:eastAsiaTheme="majorEastAsia" w:cstheme="majorEastAsia"/>
-          <w:sz w:val="24"/>
-          <w:szCs w:val="24"/>
-        </w:rPr>
-        <w:t>针对上述负载，调度器在线程切出时检测 RISC-V Vector 寄存器的 Dirty 状态，并结合 llama.cpp 通过 mmap 注册的 worker 身份识别推理线程。识别完成后，调度器为每个 V worker 建立稳定 CPU 映射，使用 100 ms vector slice 延长连续计算，并引入 per-team/per-CPU vector DSQ（VDSQ）；global DSQ 继续服务普通任务和内核线程。阶段性实验显示，稳定映射和长 slice 能减少短周期睡眠、唤醒和重新排队；虽然累计 futex blocked worker-time 基本不变，双实例共置场景的吞吐仍明显提升，说明收益来自阻塞时间分布和执行相位的改善，而非简单消除同步工作量。</w:t>
-      </w:r>
-    </w:p>
-    <w:p>
-      <w:pPr>
-        <w:keepNext w:val="0"/>
-        <w:keepLines w:val="0"/>
-        <w:pageBreakBefore w:val="0"/>
-        <w:widowControl w:val="0"/>
-        <w:kinsoku/>
-        <w:wordWrap/>
-        <w:overflowPunct/>
-        <w:topLinePunct w:val="0"/>
-        <w:autoSpaceDE/>
-        <w:autoSpaceDN/>
-        <w:bidi w:val="0"/>
-        <w:adjustRightInd/>
-        <w:snapToGrid/>
-        <w:spacing w:line="400" w:lineRule="exact"/>
-        <w:ind w:firstLine="480" w:firstLineChars="200"/>
-        <w:textAlignment w:val="auto"/>
-        <w:rPr>
-          <w:rFonts w:hint="eastAsia" w:asciiTheme="majorEastAsia" w:hAnsiTheme="majorEastAsia" w:eastAsiaTheme="majorEastAsia" w:cstheme="majorEastAsia"/>
-          <w:sz w:val="24"/>
-          <w:szCs w:val="24"/>
-        </w:rPr>
-      </w:pPr>
-    </w:p>
-    <w:p>
-      <w:pPr>
-        <w:keepNext w:val="0"/>
-        <w:keepLines w:val="0"/>
-        <w:pageBreakBefore w:val="0"/>
-        <w:widowControl w:val="0"/>
-        <w:kinsoku/>
-        <w:wordWrap/>
-        <w:overflowPunct/>
-        <w:topLinePunct w:val="0"/>
-        <w:autoSpaceDE/>
-        <w:autoSpaceDN/>
-        <w:bidi w:val="0"/>
-        <w:adjustRightInd/>
-        <w:snapToGrid/>
-        <w:spacing w:line="400" w:lineRule="exact"/>
-        <w:ind w:firstLine="480" w:firstLineChars="200"/>
-        <w:textAlignment w:val="auto"/>
-        <w:rPr>
-          <w:rFonts w:hint="eastAsia" w:asciiTheme="majorEastAsia" w:hAnsiTheme="majorEastAsia" w:eastAsiaTheme="majorEastAsia" w:cstheme="majorEastAsia"/>
-          <w:sz w:val="24"/>
-          <w:szCs w:val="24"/>
-        </w:rPr>
-      </w:pPr>
-      <w:r>
-        <w:rPr>
-          <w:rFonts w:hint="eastAsia" w:asciiTheme="majorEastAsia" w:hAnsiTheme="majorEastAsia" w:eastAsiaTheme="majorEastAsia" w:cstheme="majorEastAsia"/>
-          <w:sz w:val="24"/>
-          <w:szCs w:val="24"/>
-        </w:rPr>
         <w:t>稳定核心映射和长时间片主要解决同一实例内部的推进相位。在多实例共置场景中，新到达的请求以 Prefill 阶段开始，需与正在执行 Decode 的 worker 竞争 CPU，导致首 Token 延迟显著增加。为缩短 TTFT，调度器需要对处于 Prefill 阶段的 V worker 给予优先调度。为此，llama.cpp 向调度器发布 Prefill、Decode、Mixed 和 Idle 四种阶段提示，内核为每个实例维护独立的 per-team/per-CPU VDSQ。调度器在选择下一任务时，优先选取处于 Prefill 或 Mixed 阶段的队列，使计算密集阶段优先获得 CPU 资源。仅在 preferred worker 唤醒且同核正在运行另一组 V worker 时执行定向抢占。最终等长负载实验中，Phase-Aware 相对只读取提示而不改变调度的 Observe 对照，注入请求平均 TTFT 进一步降低 12.9%、21.5% 和 13.7%，p95 TTFT 进一步降低 14.9%、24.1% 和 15.3%。由此形成贯穿整个策略的设计主线：以稳定映射和适度长时间片保持组内连续推进，再以 phase-aware VDSQ 在几乎不损失吞吐的前提下协调不同实例之间的执行顺序。</w:t>
       </w:r>
-    </w:p>
-    <w:p>
-      <w:pPr>
-        <w:keepNext w:val="0"/>
-        <w:keepLines w:val="0"/>
-        <w:pageBreakBefore w:val="0"/>
-        <w:widowControl w:val="0"/>
-        <w:kinsoku/>
-        <w:wordWrap/>
-        <w:overflowPunct/>
-        <w:topLinePunct w:val="0"/>
-        <w:autoSpaceDE/>
-        <w:autoSpaceDN/>
-        <w:bidi w:val="0"/>
-        <w:adjustRightInd/>
-        <w:snapToGrid/>
-        <w:spacing w:line="400" w:lineRule="exact"/>
-        <w:ind w:firstLine="480" w:firstLineChars="200"/>
-        <w:textAlignment w:val="auto"/>
-        <w:rPr>
-          <w:rFonts w:hint="eastAsia" w:asciiTheme="majorEastAsia" w:hAnsiTheme="majorEastAsia" w:eastAsiaTheme="majorEastAsia" w:cstheme="majorEastAsia"/>
-          <w:sz w:val="24"/>
-          <w:szCs w:val="24"/>
-        </w:rPr>
-      </w:pPr>
     </w:p>
     <w:p>
       <w:pPr>
@@ -2932,7 +2804,7 @@
           <w:szCs w:val="24"/>
         </w:rPr>
       </w:pPr>
-      <w:bookmarkStart w:id="6" w:name="_Toc26020"/>
+      <w:bookmarkStart w:id="6" w:name="_Toc32352"/>
       <w:r>
         <w:rPr>
           <w:rFonts w:hint="eastAsia" w:ascii="黑体" w:hAnsi="黑体" w:eastAsia="黑体" w:cs="黑体"/>
@@ -3002,6 +2874,14 @@
           <w:szCs w:val="24"/>
         </w:rPr>
       </w:pPr>
+      <w:r>
+        <w:rPr>
+          <w:rFonts w:hint="eastAsia" w:asciiTheme="majorEastAsia" w:hAnsiTheme="majorEastAsia" w:eastAsiaTheme="majorEastAsia" w:cstheme="majorEastAsia"/>
+          <w:sz w:val="24"/>
+          <w:szCs w:val="24"/>
+        </w:rPr>
+        <w:t>内核侧以移植到 K1 Linux 6.6 的 sched_ext 为基础，通过 BPF struct_ops 和 CO-RE eBPF 实现调度回调。程序借助目标内核 BTF 读取 task_struct 中的 RISC-V Vector 状态，并使用 DSQ、CPU kick 等调度原语；策略退出后任务由默认调度器继续管理。</w:t>
+      </w:r>
     </w:p>
     <w:p>
       <w:pPr>
@@ -3033,7 +2913,7 @@
           <w:sz w:val="24"/>
           <w:szCs w:val="24"/>
         </w:rPr>
-        <w:t>内核侧以移植到 K1 Linux 6.6 的 sched_ext 为基础，通过 BPF struct_ops 和 CO-RE eBPF 实现调度回调。程序借助目标内核 BTF 读取 task_struct 中的 RISC-V Vector 状态，并使用 DSQ、CPU kick 等调度原语；策略退出后任务由默认调度器继续管理。</w:t>
+        <w:t>用户态通过 mmapable BPF map 发布 worker 身份和 Prefill、Decode、Mixed、Idle 阶段；loader 和控制工具通过 config map 完成加载与在线配置。接口不可用或校验失败时，llama.cpp 保持原有流程，调度器回退到 RVV Dirty 状态识别。</w:t>
       </w:r>
     </w:p>
     <w:p>
@@ -3060,6 +2940,14 @@
           <w:szCs w:val="24"/>
         </w:rPr>
       </w:pPr>
+      <w:r>
+        <w:rPr>
+          <w:rFonts w:hint="eastAsia" w:asciiTheme="majorEastAsia" w:hAnsiTheme="majorEastAsia" w:eastAsiaTheme="majorEastAsia" w:cstheme="majorEastAsia"/>
+          <w:sz w:val="24"/>
+          <w:szCs w:val="24"/>
+        </w:rPr>
+        <w:t>核心调度策略采用 Phase-Aware Dirty Lease。eBPF 程序结合用户态 worker 注册与 sstatus.VS=Dirty 状态识别向量计算线程，为同一实例的 worker 建立稳定 CPU 映射，并使用 per-team/per-CPU VDSQ 组织两组推理任务。sched_ext local/global DSQ 保留本地执行和普通任务服务路径，VDSQ 负责存放 RVV worker；调度器依据 phase hint 优先选择处于 Prefill 或 Mixed 阶段的 team，并通过有限的 preferred-wakeup 定向抢占和 pending safety 兼顾首 Token 响应与任务活性。具体队列路径和抢占条件在 3.1.2 节说明。</w:t>
+      </w:r>
     </w:p>
     <w:p>
       <w:pPr>
@@ -3091,224 +2979,8 @@
           <w:sz w:val="24"/>
           <w:szCs w:val="24"/>
         </w:rPr>
-        <w:t>用户态通过 mmapable BPF map 发布 worker 身份和 Prefill、Decode、Mixed、Idle 阶段；loader 和控制工具通过 config map 完成加载与在线配置。接口不可用或校验失败时，llama.cpp 保持原有流程，调度器回退到 RVV Dirty 状态识别。</w:t>
-      </w:r>
-    </w:p>
-    <w:p>
-      <w:pPr>
-        <w:keepNext w:val="0"/>
-        <w:keepLines w:val="0"/>
-        <w:pageBreakBefore w:val="0"/>
-        <w:widowControl w:val="0"/>
-        <w:kinsoku/>
-        <w:wordWrap/>
-        <w:overflowPunct/>
-        <w:topLinePunct w:val="0"/>
-        <w:autoSpaceDE/>
-        <w:autoSpaceDN/>
-        <w:bidi w:val="0"/>
-        <w:adjustRightInd/>
-        <w:snapToGrid/>
-        <w:spacing w:line="400" w:lineRule="exact"/>
-        <w:ind w:firstLine="480" w:firstLineChars="200"/>
-        <w:textAlignment w:val="auto"/>
-        <w:rPr>
-          <w:rFonts w:hint="eastAsia" w:asciiTheme="majorEastAsia" w:hAnsiTheme="majorEastAsia" w:eastAsiaTheme="majorEastAsia" w:cstheme="majorEastAsia"/>
-          <w:sz w:val="24"/>
-          <w:szCs w:val="24"/>
-        </w:rPr>
-      </w:pPr>
-    </w:p>
-    <w:p>
-      <w:pPr>
-        <w:keepNext w:val="0"/>
-        <w:keepLines w:val="0"/>
-        <w:pageBreakBefore w:val="0"/>
-        <w:widowControl w:val="0"/>
-        <w:kinsoku/>
-        <w:wordWrap/>
-        <w:overflowPunct/>
-        <w:topLinePunct w:val="0"/>
-        <w:autoSpaceDE/>
-        <w:autoSpaceDN/>
-        <w:bidi w:val="0"/>
-        <w:adjustRightInd/>
-        <w:snapToGrid/>
-        <w:spacing w:line="400" w:lineRule="exact"/>
-        <w:ind w:firstLine="480" w:firstLineChars="200"/>
-        <w:textAlignment w:val="auto"/>
-        <w:rPr>
-          <w:rFonts w:hint="eastAsia" w:asciiTheme="majorEastAsia" w:hAnsiTheme="majorEastAsia" w:eastAsiaTheme="majorEastAsia" w:cstheme="majorEastAsia"/>
-          <w:sz w:val="24"/>
-          <w:szCs w:val="24"/>
-        </w:rPr>
-      </w:pPr>
-      <w:r>
-        <w:rPr>
-          <w:rFonts w:hint="eastAsia" w:asciiTheme="majorEastAsia" w:hAnsiTheme="majorEastAsia" w:eastAsiaTheme="majorEastAsia" w:cstheme="majorEastAsia"/>
-          <w:sz w:val="24"/>
-          <w:szCs w:val="24"/>
-        </w:rPr>
-        <w:t>核心调度策略采用 Phase-Aware Dirty Lease。eBPF 程序结合用户态 worker 注册与 sstatus.VS=Dirty 状态识别向量计算线程，为同一实例的 worker 建立稳定 CPU 映射，并使用 per-team/per-CPU VDSQ 组织两组推理任务。sched_ext local/global DSQ 保留本地执行和普通任务服务路径，VDSQ 负责存放 RVV worker；调度器依据 phase hint 优先选择处于 Prefill 或 Mixed 阶段的 team，并通过有限的 preferred-wakeup 定向抢占和 pending safety 兼顾首 Token 响应与任务活性。具体队列路径和抢占条件在 3.1.2 节说明。</w:t>
-      </w:r>
-    </w:p>
-    <w:p>
-      <w:pPr>
-        <w:keepNext w:val="0"/>
-        <w:keepLines w:val="0"/>
-        <w:pageBreakBefore w:val="0"/>
-        <w:widowControl w:val="0"/>
-        <w:kinsoku/>
-        <w:wordWrap/>
-        <w:overflowPunct/>
-        <w:topLinePunct w:val="0"/>
-        <w:autoSpaceDE/>
-        <w:autoSpaceDN/>
-        <w:bidi w:val="0"/>
-        <w:adjustRightInd/>
-        <w:snapToGrid/>
-        <w:spacing w:line="400" w:lineRule="exact"/>
-        <w:ind w:firstLine="480" w:firstLineChars="200"/>
-        <w:textAlignment w:val="auto"/>
-        <w:rPr>
-          <w:rFonts w:hint="eastAsia" w:asciiTheme="majorEastAsia" w:hAnsiTheme="majorEastAsia" w:eastAsiaTheme="majorEastAsia" w:cstheme="majorEastAsia"/>
-          <w:sz w:val="24"/>
-          <w:szCs w:val="24"/>
-        </w:rPr>
-      </w:pPr>
-    </w:p>
-    <w:p>
-      <w:pPr>
-        <w:keepNext w:val="0"/>
-        <w:keepLines w:val="0"/>
-        <w:pageBreakBefore w:val="0"/>
-        <w:widowControl w:val="0"/>
-        <w:kinsoku/>
-        <w:wordWrap/>
-        <w:overflowPunct/>
-        <w:topLinePunct w:val="0"/>
-        <w:autoSpaceDE/>
-        <w:autoSpaceDN/>
-        <w:bidi w:val="0"/>
-        <w:adjustRightInd/>
-        <w:snapToGrid/>
-        <w:spacing w:line="400" w:lineRule="exact"/>
-        <w:ind w:firstLine="480" w:firstLineChars="200"/>
-        <w:textAlignment w:val="auto"/>
-        <w:rPr>
-          <w:rFonts w:hint="eastAsia" w:asciiTheme="majorEastAsia" w:hAnsiTheme="majorEastAsia" w:eastAsiaTheme="majorEastAsia" w:cstheme="majorEastAsia"/>
-          <w:sz w:val="24"/>
-          <w:szCs w:val="24"/>
-        </w:rPr>
-      </w:pPr>
-      <w:r>
-        <w:rPr>
-          <w:rFonts w:hint="eastAsia" w:asciiTheme="majorEastAsia" w:hAnsiTheme="majorEastAsia" w:eastAsiaTheme="majorEastAsia" w:cstheme="majorEastAsia"/>
-          <w:sz w:val="24"/>
-          <w:szCs w:val="24"/>
-        </w:rPr>
         <w:t>独立的 CO-RE eBPF 观测工具和自动化 Benchmark 分别采集调度指标与统一测试流程，仅用于验证功能、性能和稳定性。</w:t>
       </w:r>
-    </w:p>
-    <w:p>
-      <w:pPr>
-        <w:keepNext w:val="0"/>
-        <w:keepLines w:val="0"/>
-        <w:pageBreakBefore w:val="0"/>
-        <w:widowControl w:val="0"/>
-        <w:kinsoku/>
-        <w:wordWrap/>
-        <w:overflowPunct/>
-        <w:topLinePunct w:val="0"/>
-        <w:autoSpaceDE/>
-        <w:autoSpaceDN/>
-        <w:bidi w:val="0"/>
-        <w:adjustRightInd/>
-        <w:snapToGrid/>
-        <w:spacing w:line="400" w:lineRule="exact"/>
-        <w:ind w:firstLine="480" w:firstLineChars="200"/>
-        <w:textAlignment w:val="auto"/>
-        <w:rPr>
-          <w:rFonts w:hint="eastAsia" w:asciiTheme="majorEastAsia" w:hAnsiTheme="majorEastAsia" w:eastAsiaTheme="majorEastAsia" w:cstheme="majorEastAsia"/>
-          <w:sz w:val="24"/>
-          <w:szCs w:val="24"/>
-        </w:rPr>
-      </w:pPr>
-    </w:p>
-    <w:p>
-      <w:pPr>
-        <w:keepNext w:val="0"/>
-        <w:keepLines w:val="0"/>
-        <w:pageBreakBefore w:val="0"/>
-        <w:widowControl w:val="0"/>
-        <w:kinsoku/>
-        <w:wordWrap/>
-        <w:overflowPunct/>
-        <w:topLinePunct w:val="0"/>
-        <w:autoSpaceDE/>
-        <w:autoSpaceDN/>
-        <w:bidi w:val="0"/>
-        <w:adjustRightInd/>
-        <w:snapToGrid/>
-        <w:spacing w:line="400" w:lineRule="exact"/>
-        <w:ind w:firstLine="480" w:firstLineChars="200"/>
-        <w:textAlignment w:val="auto"/>
-        <w:rPr>
-          <w:rFonts w:hint="eastAsia" w:asciiTheme="majorEastAsia" w:hAnsiTheme="majorEastAsia" w:eastAsiaTheme="majorEastAsia" w:cstheme="majorEastAsia"/>
-          <w:sz w:val="24"/>
-          <w:szCs w:val="24"/>
-        </w:rPr>
-      </w:pPr>
-    </w:p>
-    <w:p>
-      <w:pPr>
-        <w:keepNext w:val="0"/>
-        <w:keepLines w:val="0"/>
-        <w:pageBreakBefore w:val="0"/>
-        <w:widowControl w:val="0"/>
-        <w:kinsoku/>
-        <w:wordWrap/>
-        <w:overflowPunct/>
-        <w:topLinePunct w:val="0"/>
-        <w:autoSpaceDE/>
-        <w:autoSpaceDN/>
-        <w:bidi w:val="0"/>
-        <w:adjustRightInd/>
-        <w:snapToGrid/>
-        <w:spacing w:line="400" w:lineRule="exact"/>
-        <w:ind w:firstLine="480" w:firstLineChars="200"/>
-        <w:textAlignment w:val="auto"/>
-        <w:rPr>
-          <w:rFonts w:hint="eastAsia" w:asciiTheme="majorEastAsia" w:hAnsiTheme="majorEastAsia" w:eastAsiaTheme="majorEastAsia" w:cstheme="majorEastAsia"/>
-          <w:sz w:val="24"/>
-          <w:szCs w:val="24"/>
-        </w:rPr>
-      </w:pPr>
-    </w:p>
-    <w:p>
-      <w:pPr>
-        <w:keepNext w:val="0"/>
-        <w:keepLines w:val="0"/>
-        <w:pageBreakBefore w:val="0"/>
-        <w:widowControl w:val="0"/>
-        <w:kinsoku/>
-        <w:wordWrap/>
-        <w:overflowPunct/>
-        <w:topLinePunct w:val="0"/>
-        <w:autoSpaceDE/>
-        <w:autoSpaceDN/>
-        <w:bidi w:val="0"/>
-        <w:adjustRightInd/>
-        <w:snapToGrid/>
-        <w:spacing w:line="400" w:lineRule="exact"/>
-        <w:ind w:firstLine="480" w:firstLineChars="200"/>
-        <w:textAlignment w:val="auto"/>
-        <w:rPr>
-          <w:rFonts w:hint="eastAsia" w:asciiTheme="majorEastAsia" w:hAnsiTheme="majorEastAsia" w:eastAsiaTheme="majorEastAsia" w:cstheme="majorEastAsia"/>
-          <w:sz w:val="24"/>
-          <w:szCs w:val="24"/>
-        </w:rPr>
-      </w:pPr>
     </w:p>
     <w:p>
       <w:pPr>
@@ -3334,7 +3006,7 @@
           <w:szCs w:val="24"/>
         </w:rPr>
       </w:pPr>
-      <w:bookmarkStart w:id="7" w:name="_Toc25782"/>
+      <w:bookmarkStart w:id="7" w:name="_Toc16979"/>
       <w:r>
         <w:rPr>
           <w:rFonts w:hint="eastAsia" w:ascii="黑体" w:hAnsi="黑体" w:eastAsia="黑体" w:cs="黑体"/>
@@ -3545,7 +3217,7 @@
           <w:rFonts w:hint="eastAsia"/>
         </w:rPr>
       </w:pPr>
-      <w:bookmarkStart w:id="8" w:name="_Toc5565"/>
+      <w:bookmarkStart w:id="8" w:name="_Toc28470"/>
       <w:r>
         <w:rPr>
           <w:rFonts w:hint="eastAsia"/>
@@ -3578,7 +3250,7 @@
           <w:szCs w:val="24"/>
         </w:rPr>
       </w:pPr>
-      <w:bookmarkStart w:id="9" w:name="_Toc19239"/>
+      <w:bookmarkStart w:id="9" w:name="_Toc10886"/>
       <w:r>
         <w:rPr>
           <w:rFonts w:hint="eastAsia" w:ascii="黑体" w:hAnsi="黑体" w:eastAsia="黑体" w:cs="黑体"/>
@@ -3623,31 +3295,6 @@
         </w:rPr>
         <w:t>本系统是一套面向 RISC-V CPU 大语言模型推理负载的可编程调度软件。系统在已移植 sched_ext 的 K1 Linux 6.6 内核上运行，通过 patched llama.cpp 提供工作线程身份和推理阶段语义，通过 eBPF 调度器获取内核任务状态并实施 CPU 调度。其主要功能包括 RVV 计算线程识别、稳定 CPU 映射、分组向量队列调度、Prefill 阶段优先响应、在线参数控制、运行状态观测以及可复现的端到端性能测试。</w:t>
       </w:r>
-    </w:p>
-    <w:p>
-      <w:pPr>
-        <w:keepNext w:val="0"/>
-        <w:keepLines w:val="0"/>
-        <w:pageBreakBefore w:val="0"/>
-        <w:widowControl w:val="0"/>
-        <w:kinsoku/>
-        <w:wordWrap/>
-        <w:overflowPunct/>
-        <w:topLinePunct w:val="0"/>
-        <w:autoSpaceDE/>
-        <w:autoSpaceDN/>
-        <w:bidi w:val="0"/>
-        <w:adjustRightInd/>
-        <w:snapToGrid/>
-        <w:spacing w:line="400" w:lineRule="exact"/>
-        <w:ind w:firstLine="480" w:firstLineChars="200"/>
-        <w:textAlignment w:val="auto"/>
-        <w:rPr>
-          <w:rFonts w:hint="eastAsia" w:asciiTheme="majorEastAsia" w:hAnsiTheme="majorEastAsia" w:eastAsiaTheme="majorEastAsia" w:cstheme="majorEastAsia"/>
-          <w:sz w:val="24"/>
-          <w:szCs w:val="24"/>
-        </w:rPr>
-      </w:pPr>
     </w:p>
     <w:p>
       <w:pPr>
@@ -3816,7 +3463,6 @@
         <w:adjustRightInd/>
         <w:snapToGrid/>
         <w:spacing w:line="400" w:lineRule="exact"/>
-        <w:ind w:firstLine="480" w:firstLineChars="200"/>
         <w:textAlignment w:val="auto"/>
         <w:rPr>
           <w:rFonts w:hint="eastAsia" w:asciiTheme="majorEastAsia" w:hAnsiTheme="majorEastAsia" w:eastAsiaTheme="majorEastAsia" w:cstheme="majorEastAsia"/>
@@ -3941,6 +3587,14 @@
           <w:szCs w:val="24"/>
         </w:rPr>
       </w:pPr>
+      <w:r>
+        <w:rPr>
+          <w:rFonts w:hint="eastAsia" w:asciiTheme="majorEastAsia" w:hAnsiTheme="majorEastAsia" w:eastAsiaTheme="majorEastAsia" w:cstheme="majorEastAsia"/>
+          <w:sz w:val="24"/>
+          <w:szCs w:val="24"/>
+        </w:rPr>
+        <w:t>该模块由 patched llama-server、llama_context 和 GGML CPU 后端组成。OpenMP worker 启动后，模块注册线程的 TID、TGID、线程序号 ith 和所属实例；推理过程中根据当前 batch 中 prompt token 与 generation token 的组成，发布 Prefill、Decode、Mixed 或 Idle 阶段。阶段和 worker 信息通过 mmap 直接写入 workers map，不改变模型计算、采样和请求处理逻辑。当控制 map 不存在、接口版本不匹配或 sched_ext 未启用时，提示接口自动退化为空操作，同一个 llama-server 二进制仍可使用 Linux 默认调度器运行。</w:t>
+      </w:r>
     </w:p>
     <w:p>
       <w:pPr>
@@ -3972,91 +3626,8 @@
           <w:sz w:val="24"/>
           <w:szCs w:val="24"/>
         </w:rPr>
-        <w:t>该模块由 patched llama-server、llama_context 和 GGML CPU 后端组成。OpenMP worker 启动后，模块注册线程的 TID、TGID、线程序号 ith 和所属实例；推理过程中根据当前 batch 中 prompt token 与 generation token 的组成，发布 Prefill、Decode、Mixed 或 Idle 阶段。阶段和 worker 信息通过 mmap 直接写入 workers map，不改变模型计算、采样和请求处理逻辑。当控制 map 不存在、接口版本不匹配或 sched_ext 未启用时，提示接口自动退化为空操作，同一个 llama-server 二进制仍可使用 Linux 默认调度器运行。</w:t>
-      </w:r>
-    </w:p>
-    <w:p>
-      <w:pPr>
-        <w:keepNext w:val="0"/>
-        <w:keepLines w:val="0"/>
-        <w:pageBreakBefore w:val="0"/>
-        <w:widowControl w:val="0"/>
-        <w:kinsoku/>
-        <w:wordWrap/>
-        <w:overflowPunct/>
-        <w:topLinePunct w:val="0"/>
-        <w:autoSpaceDE/>
-        <w:autoSpaceDN/>
-        <w:bidi w:val="0"/>
-        <w:adjustRightInd/>
-        <w:snapToGrid/>
-        <w:spacing w:line="400" w:lineRule="exact"/>
-        <w:ind w:firstLine="480" w:firstLineChars="200"/>
-        <w:textAlignment w:val="auto"/>
-        <w:rPr>
-          <w:rFonts w:hint="eastAsia" w:asciiTheme="majorEastAsia" w:hAnsiTheme="majorEastAsia" w:eastAsiaTheme="majorEastAsia" w:cstheme="majorEastAsia"/>
-          <w:sz w:val="24"/>
-          <w:szCs w:val="24"/>
-        </w:rPr>
-      </w:pPr>
-    </w:p>
-    <w:p>
-      <w:pPr>
-        <w:keepNext w:val="0"/>
-        <w:keepLines w:val="0"/>
-        <w:pageBreakBefore w:val="0"/>
-        <w:widowControl w:val="0"/>
-        <w:kinsoku/>
-        <w:wordWrap/>
-        <w:overflowPunct/>
-        <w:topLinePunct w:val="0"/>
-        <w:autoSpaceDE/>
-        <w:autoSpaceDN/>
-        <w:bidi w:val="0"/>
-        <w:adjustRightInd/>
-        <w:snapToGrid/>
-        <w:spacing w:line="400" w:lineRule="exact"/>
-        <w:ind w:firstLine="480" w:firstLineChars="200"/>
-        <w:textAlignment w:val="auto"/>
-        <w:rPr>
-          <w:rFonts w:hint="eastAsia" w:asciiTheme="majorEastAsia" w:hAnsiTheme="majorEastAsia" w:eastAsiaTheme="majorEastAsia" w:cstheme="majorEastAsia"/>
-          <w:sz w:val="24"/>
-          <w:szCs w:val="24"/>
-        </w:rPr>
-      </w:pPr>
-      <w:r>
-        <w:rPr>
-          <w:rFonts w:hint="eastAsia" w:asciiTheme="majorEastAsia" w:hAnsiTheme="majorEastAsia" w:eastAsiaTheme="majorEastAsia" w:cstheme="majorEastAsia"/>
-          <w:sz w:val="24"/>
-          <w:szCs w:val="24"/>
-        </w:rPr>
         <w:t>workers map 和 config map 构成用户态与 eBPF 调度器之间的低开销通信通道。前者保存 worker 身份、ith、team、phase、epoch 和会话状态，后者保存时间片、窗口、识别阈值、CPU 映射及策略开关。llama.cpp 通过 mmap 更新高频语义，loader 和控制工具通过 BPF 系统调用读写低频配置；版本和会话校验可阻止失效或不完整的提示参与调度。</w:t>
       </w:r>
-    </w:p>
-    <w:p>
-      <w:pPr>
-        <w:keepNext w:val="0"/>
-        <w:keepLines w:val="0"/>
-        <w:pageBreakBefore w:val="0"/>
-        <w:widowControl w:val="0"/>
-        <w:kinsoku/>
-        <w:wordWrap/>
-        <w:overflowPunct/>
-        <w:topLinePunct w:val="0"/>
-        <w:autoSpaceDE/>
-        <w:autoSpaceDN/>
-        <w:bidi w:val="0"/>
-        <w:adjustRightInd/>
-        <w:snapToGrid/>
-        <w:spacing w:line="400" w:lineRule="exact"/>
-        <w:ind w:firstLine="480" w:firstLineChars="200"/>
-        <w:textAlignment w:val="auto"/>
-        <w:rPr>
-          <w:rFonts w:hint="eastAsia" w:asciiTheme="majorEastAsia" w:hAnsiTheme="majorEastAsia" w:eastAsiaTheme="majorEastAsia" w:cstheme="majorEastAsia"/>
-          <w:sz w:val="24"/>
-          <w:szCs w:val="24"/>
-        </w:rPr>
-      </w:pPr>
     </w:p>
     <w:p>
       <w:pPr>
@@ -4136,45 +3707,19 @@
         <w:textAlignment w:val="auto"/>
         <w:rPr>
           <w:rFonts w:hint="eastAsia" w:asciiTheme="majorEastAsia" w:hAnsiTheme="majorEastAsia" w:eastAsiaTheme="majorEastAsia" w:cstheme="majorEastAsia"/>
+          <w:sz w:val="24"/>
+          <w:szCs w:val="24"/>
+        </w:rPr>
+      </w:pPr>
+      <w:r>
+        <w:rPr>
+          <w:rFonts w:hint="eastAsia" w:asciiTheme="majorEastAsia" w:hAnsiTheme="majorEastAsia" w:eastAsiaTheme="majorEastAsia" w:cstheme="majorEastAsia"/>
           <w:b/>
           <w:sz w:val="24"/>
           <w:szCs w:val="24"/>
         </w:rPr>
-      </w:pPr>
-      <w:r>
-        <w:rPr>
-          <w:rFonts w:hint="eastAsia" w:asciiTheme="majorEastAsia" w:hAnsiTheme="majorEastAsia" w:eastAsiaTheme="majorEastAsia" w:cstheme="majorEastAsia"/>
-          <w:b/>
-          <w:sz w:val="24"/>
-          <w:szCs w:val="24"/>
-        </w:rPr>
         <w:t>3.1.2  Phase-Aware Dirty Lease 调度模块</w:t>
       </w:r>
-    </w:p>
-    <w:p>
-      <w:pPr>
-        <w:keepNext w:val="0"/>
-        <w:keepLines w:val="0"/>
-        <w:pageBreakBefore w:val="0"/>
-        <w:widowControl w:val="0"/>
-        <w:kinsoku/>
-        <w:wordWrap/>
-        <w:overflowPunct/>
-        <w:topLinePunct w:val="0"/>
-        <w:autoSpaceDE/>
-        <w:autoSpaceDN/>
-        <w:bidi w:val="0"/>
-        <w:adjustRightInd/>
-        <w:snapToGrid/>
-        <w:spacing w:line="400" w:lineRule="exact"/>
-        <w:ind w:firstLine="480" w:firstLineChars="200"/>
-        <w:textAlignment w:val="auto"/>
-        <w:rPr>
-          <w:rFonts w:hint="eastAsia" w:asciiTheme="majorEastAsia" w:hAnsiTheme="majorEastAsia" w:eastAsiaTheme="majorEastAsia" w:cstheme="majorEastAsia"/>
-          <w:sz w:val="24"/>
-          <w:szCs w:val="24"/>
-        </w:rPr>
-      </w:pPr>
     </w:p>
     <w:p>
       <w:pPr>
@@ -4372,15 +3917,25 @@
           <w:rFonts w:hint="eastAsia" w:asciiTheme="majorEastAsia" w:hAnsiTheme="majorEastAsia" w:eastAsiaTheme="majorEastAsia" w:cstheme="majorEastAsia"/>
           <w:sz w:val="24"/>
           <w:szCs w:val="24"/>
-        </w:rPr>
-      </w:pPr>
-      <w:r>
-        <w:rPr>
-          <w:rFonts w:hint="eastAsia" w:asciiTheme="majorEastAsia" w:hAnsiTheme="majorEastAsia" w:eastAsiaTheme="majorEastAsia" w:cstheme="majorEastAsia"/>
-          <w:sz w:val="24"/>
-          <w:szCs w:val="24"/>
-        </w:rPr>
-        <w:t>具体调度过程如下。</w:t>
+          <w:lang w:eastAsia="zh-CN"/>
+        </w:rPr>
+      </w:pPr>
+      <w:r>
+        <w:rPr>
+          <w:rFonts w:hint="eastAsia" w:asciiTheme="majorEastAsia" w:hAnsiTheme="majorEastAsia" w:eastAsiaTheme="majorEastAsia" w:cstheme="majorEastAsia"/>
+          <w:sz w:val="24"/>
+          <w:szCs w:val="24"/>
+        </w:rPr>
+        <w:t>具体调度过程如下</w:t>
+      </w:r>
+      <w:r>
+        <w:rPr>
+          <w:rFonts w:hint="eastAsia" w:asciiTheme="majorEastAsia" w:hAnsiTheme="majorEastAsia" w:eastAsiaTheme="majorEastAsia" w:cstheme="majorEastAsia"/>
+          <w:sz w:val="24"/>
+          <w:szCs w:val="24"/>
+          <w:lang w:eastAsia="zh-CN"/>
+        </w:rPr>
+        <w:t>：</w:t>
       </w:r>
     </w:p>
     <w:p>
@@ -4407,6 +3962,14 @@
           <w:szCs w:val="24"/>
         </w:rPr>
       </w:pPr>
+      <w:r>
+        <w:rPr>
+          <w:rFonts w:hint="eastAsia" w:asciiTheme="majorEastAsia" w:hAnsiTheme="majorEastAsia" w:eastAsiaTheme="majorEastAsia" w:cstheme="majorEastAsia"/>
+          <w:sz w:val="24"/>
+          <w:szCs w:val="24"/>
+        </w:rPr>
+        <w:t>（1）识别 worker 并建立稳定映射。eBPF 程序先按 TGID 判断 team，再通过 workers map 中的 TID/ith 确认 OpenMP worker；提示不可用时，以累计命中 sstatus.VS=Dirty 作为回退识别。调度器优先使用 ith→CPU map，否则为该 team 原子分配尚未使用的 CPU。两组 worker 可共享 CPU0～CPU7，但同组 worker 保持唯一映射；启动阶段可暂时 direct-local，识别完成后统一进入 VDSQ。</w:t>
+      </w:r>
     </w:p>
     <w:p>
       <w:pPr>
@@ -4438,7 +4001,7 @@
           <w:sz w:val="24"/>
           <w:szCs w:val="24"/>
         </w:rPr>
-        <w:t>（1）识别 worker 并建立稳定映射。eBPF 程序先按 TGID 判断 team，再通过 workers map 中的 TID/ith 确认 OpenMP worker；提示不可用时，以累计命中 sstatus.VS=Dirty 作为回退识别。调度器优先使用 ith→CPU map，否则为该 team 原子分配尚未使用的 CPU。两组 worker 可共享 CPU0～CPU7，但同组 worker 保持唯一映射；启动阶段可暂时 direct-local，识别完成后统一进入 VDSQ。</w:t>
+        <w:t>（2）按照任务类型入队。普通进程、辅助线程和内核线程进入 SCX_DSQ_GLOBAL；V worker 获得 100 ms vector slice，并按“team + 映射 CPU”进入 VDSQ(A,i) 或 VDSQ(B,i)。普通唤醒和时间片耗尽后均返回所属 VDSQ，同时记录 pending 起始时间。</w:t>
       </w:r>
     </w:p>
     <w:p>
@@ -4471,7 +4034,7 @@
           <w:sz w:val="24"/>
           <w:szCs w:val="24"/>
         </w:rPr>
-        <w:t>（2）按照任务类型入队。普通进程、辅助线程和内核线程进入 SCX_DSQ_GLOBAL；V worker 获得 100 ms vector slice，并按“team + 映射 CPU”进入 VDSQ(A,i) 或 VDSQ(B,i)。普通唤醒和时间片耗尽后均返回所属 VDSQ，同时记录 pending 起始时间。</w:t>
+        <w:t>（3）由 Linux 调度核心执行任务。CPU 只运行 local DSQ；local 为空时先服务 global DSQ，仍无任务才调用 BPF dispatch，从该 CPU 的两条 VDSQ 中转入一个 worker。当前任务在可运行且 slice 未耗尽时继续执行，阻塞、让出或耗尽后才重新选择。</w:t>
       </w:r>
     </w:p>
     <w:p>
@@ -4504,66 +4067,8 @@
           <w:sz w:val="24"/>
           <w:szCs w:val="24"/>
         </w:rPr>
-        <w:t>（3）由 Linux 调度核心执行任务。CPU 只运行 local DSQ；local 为空时先服务 global DSQ，仍无任务才调用 BPF dispatch，从该 CPU 的两条 VDSQ 中转入一个 worker。当前任务在可运行且 slice 未耗尽时继续执行，阻塞、让出或耗尽后才重新选择。</w:t>
-      </w:r>
-    </w:p>
-    <w:p>
-      <w:pPr>
-        <w:keepNext w:val="0"/>
-        <w:keepLines w:val="0"/>
-        <w:pageBreakBefore w:val="0"/>
-        <w:widowControl w:val="0"/>
-        <w:kinsoku/>
-        <w:wordWrap/>
-        <w:overflowPunct/>
-        <w:topLinePunct w:val="0"/>
-        <w:autoSpaceDE/>
-        <w:autoSpaceDN/>
-        <w:bidi w:val="0"/>
-        <w:adjustRightInd/>
-        <w:snapToGrid/>
-        <w:spacing w:line="400" w:lineRule="exact"/>
-        <w:ind w:firstLine="480" w:firstLineChars="200"/>
-        <w:textAlignment w:val="auto"/>
-        <w:rPr>
-          <w:rFonts w:hint="eastAsia" w:asciiTheme="majorEastAsia" w:hAnsiTheme="majorEastAsia" w:eastAsiaTheme="majorEastAsia" w:cstheme="majorEastAsia"/>
-          <w:sz w:val="24"/>
-          <w:szCs w:val="24"/>
-        </w:rPr>
-      </w:pPr>
-      <w:r>
-        <w:rPr>
-          <w:rFonts w:hint="eastAsia" w:asciiTheme="majorEastAsia" w:hAnsiTheme="majorEastAsia" w:eastAsiaTheme="majorEastAsia" w:cstheme="majorEastAsia"/>
-          <w:sz w:val="24"/>
-          <w:szCs w:val="24"/>
-        </w:rPr>
         <w:t>（4）依据 phase 选择 VDSQ。通过校验的 Prefill/Mixed team 在另一组不处于延迟敏感阶段时成为 preferred team。调度器优先消费其 VDSQ，队列为空则立即回退另一组；两组阶段相同或都延迟敏感时，按 per-CPU next-team 轮换。每次 dispatch 只转入一个 worker，保持 work-conserving。</w:t>
       </w:r>
-    </w:p>
-    <w:p>
-      <w:pPr>
-        <w:keepNext w:val="0"/>
-        <w:keepLines w:val="0"/>
-        <w:pageBreakBefore w:val="0"/>
-        <w:widowControl w:val="0"/>
-        <w:kinsoku/>
-        <w:wordWrap/>
-        <w:overflowPunct/>
-        <w:topLinePunct w:val="0"/>
-        <w:autoSpaceDE/>
-        <w:autoSpaceDN/>
-        <w:bidi w:val="0"/>
-        <w:adjustRightInd/>
-        <w:snapToGrid/>
-        <w:spacing w:line="400" w:lineRule="exact"/>
-        <w:ind w:firstLine="480" w:firstLineChars="200"/>
-        <w:textAlignment w:val="auto"/>
-        <w:rPr>
-          <w:rFonts w:hint="eastAsia" w:asciiTheme="majorEastAsia" w:hAnsiTheme="majorEastAsia" w:eastAsiaTheme="majorEastAsia" w:cstheme="majorEastAsia"/>
-          <w:sz w:val="24"/>
-          <w:szCs w:val="24"/>
-        </w:rPr>
-      </w:pPr>
     </w:p>
     <w:p>
       <w:pPr>
@@ -4709,45 +4214,19 @@
         <w:textAlignment w:val="auto"/>
         <w:rPr>
           <w:rFonts w:hint="eastAsia" w:asciiTheme="majorEastAsia" w:hAnsiTheme="majorEastAsia" w:eastAsiaTheme="majorEastAsia" w:cstheme="majorEastAsia"/>
+          <w:sz w:val="24"/>
+          <w:szCs w:val="24"/>
+        </w:rPr>
+      </w:pPr>
+      <w:r>
+        <w:rPr>
+          <w:rFonts w:hint="eastAsia" w:asciiTheme="majorEastAsia" w:hAnsiTheme="majorEastAsia" w:eastAsiaTheme="majorEastAsia" w:cstheme="majorEastAsia"/>
           <w:b/>
           <w:sz w:val="24"/>
           <w:szCs w:val="24"/>
         </w:rPr>
-      </w:pPr>
-      <w:r>
-        <w:rPr>
-          <w:rFonts w:hint="eastAsia" w:asciiTheme="majorEastAsia" w:hAnsiTheme="majorEastAsia" w:eastAsiaTheme="majorEastAsia" w:cstheme="majorEastAsia"/>
-          <w:b/>
-          <w:sz w:val="24"/>
-          <w:szCs w:val="24"/>
-        </w:rPr>
         <w:t>3.1.3  Linux sched_ext 执行模块</w:t>
       </w:r>
-    </w:p>
-    <w:p>
-      <w:pPr>
-        <w:keepNext w:val="0"/>
-        <w:keepLines w:val="0"/>
-        <w:pageBreakBefore w:val="0"/>
-        <w:widowControl w:val="0"/>
-        <w:kinsoku/>
-        <w:wordWrap/>
-        <w:overflowPunct/>
-        <w:topLinePunct w:val="0"/>
-        <w:autoSpaceDE/>
-        <w:autoSpaceDN/>
-        <w:bidi w:val="0"/>
-        <w:adjustRightInd/>
-        <w:snapToGrid/>
-        <w:spacing w:line="400" w:lineRule="exact"/>
-        <w:ind w:firstLine="480" w:firstLineChars="200"/>
-        <w:textAlignment w:val="auto"/>
-        <w:rPr>
-          <w:rFonts w:hint="eastAsia" w:asciiTheme="majorEastAsia" w:hAnsiTheme="majorEastAsia" w:eastAsiaTheme="majorEastAsia" w:cstheme="majorEastAsia"/>
-          <w:sz w:val="24"/>
-          <w:szCs w:val="24"/>
-        </w:rPr>
-      </w:pPr>
     </w:p>
     <w:p>
       <w:pPr>
@@ -4827,7 +4306,6 @@
         <w:textAlignment w:val="auto"/>
         <w:rPr>
           <w:rFonts w:hint="eastAsia" w:asciiTheme="majorEastAsia" w:hAnsiTheme="majorEastAsia" w:eastAsiaTheme="majorEastAsia" w:cstheme="majorEastAsia"/>
-          <w:b/>
           <w:sz w:val="24"/>
           <w:szCs w:val="24"/>
         </w:rPr>
@@ -4866,6 +4344,14 @@
           <w:szCs w:val="24"/>
         </w:rPr>
       </w:pPr>
+      <w:r>
+        <w:rPr>
+          <w:rFonts w:hint="eastAsia" w:asciiTheme="majorEastAsia" w:hAnsiTheme="majorEastAsia" w:eastAsiaTheme="majorEastAsia" w:cstheme="majorEastAsia"/>
+          <w:sz w:val="24"/>
+          <w:szCs w:val="24"/>
+        </w:rPr>
+        <w:t>该模块不参与调度决策。rvv_sched_cost 使用 CO-RE eBPF 采集上下文切换、RVV save/restore 候选、wake-to-run 延迟以及 futex wait/wake 和 blocked time，并输出文本与 JSON 结果。Benchmark 负责服务启动、预热、策略加载、流式请求、系统采样、结果汇总和环境恢复，提供单 llama-server 对照测试及双 llama-server 异步竞争测试。测试框架记录 TPS、逐请求 TTFT、pooled p95 TTFT、公平性和上下文切换，并对请求完整性、worker 数量、DSQ 收支、CPU 频率、温度、内存和内核 watchdog 进行有效性检查。</w:t>
+      </w:r>
     </w:p>
     <w:p>
       <w:pPr>
@@ -4891,14 +4377,6 @@
           <w:szCs w:val="24"/>
         </w:rPr>
       </w:pPr>
-      <w:r>
-        <w:rPr>
-          <w:rFonts w:hint="eastAsia" w:asciiTheme="majorEastAsia" w:hAnsiTheme="majorEastAsia" w:eastAsiaTheme="majorEastAsia" w:cstheme="majorEastAsia"/>
-          <w:sz w:val="24"/>
-          <w:szCs w:val="24"/>
-        </w:rPr>
-        <w:t>该模块不参与调度决策。rvv_sched_cost 使用 CO-RE eBPF 采集上下文切换、RVV save/restore 候选、wake-to-run 延迟以及 futex wait/wake 和 blocked time，并输出文本与 JSON 结果。Benchmark 负责服务启动、预热、策略加载、流式请求、系统采样、结果汇总和环境恢复，提供单 llama-server 对照测试及双 llama-server 异步竞争测试。测试框架记录 TPS、逐请求 TTFT、pooled p95 TTFT、公平性和上下文切换，并对请求完整性、worker 数量、DSQ 收支、CPU 频率、温度、内存和内核 watchdog 进行有效性检查。</w:t>
-      </w:r>
     </w:p>
     <w:p>
       <w:pPr>
@@ -4916,7 +4394,6 @@
         <w:adjustRightInd/>
         <w:snapToGrid/>
         <w:spacing w:line="400" w:lineRule="exact"/>
-        <w:ind w:firstLine="480" w:firstLineChars="200"/>
         <w:textAlignment w:val="auto"/>
         <w:rPr>
           <w:rFonts w:hint="eastAsia" w:asciiTheme="majorEastAsia" w:hAnsiTheme="majorEastAsia" w:eastAsiaTheme="majorEastAsia" w:cstheme="majorEastAsia"/>
@@ -4927,63 +4404,13 @@
     </w:p>
     <w:p>
       <w:pPr>
-        <w:keepNext w:val="0"/>
-        <w:keepLines w:val="0"/>
-        <w:pageBreakBefore w:val="0"/>
-        <w:widowControl w:val="0"/>
-        <w:kinsoku/>
-        <w:wordWrap/>
-        <w:overflowPunct/>
-        <w:topLinePunct w:val="0"/>
-        <w:autoSpaceDE/>
-        <w:autoSpaceDN/>
-        <w:bidi w:val="0"/>
-        <w:adjustRightInd/>
-        <w:snapToGrid/>
-        <w:spacing w:line="400" w:lineRule="exact"/>
-        <w:ind w:firstLine="480" w:firstLineChars="200"/>
-        <w:textAlignment w:val="auto"/>
-        <w:rPr>
-          <w:rFonts w:hint="eastAsia" w:asciiTheme="majorEastAsia" w:hAnsiTheme="majorEastAsia" w:eastAsiaTheme="majorEastAsia" w:cstheme="majorEastAsia"/>
-          <w:sz w:val="24"/>
-          <w:szCs w:val="24"/>
-        </w:rPr>
-      </w:pPr>
-    </w:p>
-    <w:p>
-      <w:pPr>
-        <w:keepNext w:val="0"/>
-        <w:keepLines w:val="0"/>
-        <w:pageBreakBefore w:val="0"/>
-        <w:widowControl w:val="0"/>
-        <w:kinsoku/>
-        <w:wordWrap/>
-        <w:overflowPunct/>
-        <w:topLinePunct w:val="0"/>
-        <w:autoSpaceDE/>
-        <w:autoSpaceDN/>
-        <w:bidi w:val="0"/>
-        <w:adjustRightInd/>
-        <w:snapToGrid/>
-        <w:spacing w:line="400" w:lineRule="exact"/>
-        <w:ind w:firstLine="480" w:firstLineChars="200"/>
-        <w:textAlignment w:val="auto"/>
-        <w:rPr>
-          <w:rFonts w:hint="eastAsia" w:asciiTheme="majorEastAsia" w:hAnsiTheme="majorEastAsia" w:eastAsiaTheme="majorEastAsia" w:cstheme="majorEastAsia"/>
-          <w:sz w:val="24"/>
-          <w:szCs w:val="24"/>
-        </w:rPr>
-      </w:pPr>
-    </w:p>
-    <w:p>
-      <w:pPr>
         <w:pStyle w:val="2"/>
         <w:bidi w:val="0"/>
         <w:rPr>
           <w:rFonts w:hint="eastAsia"/>
         </w:rPr>
       </w:pPr>
-      <w:bookmarkStart w:id="10" w:name="_Toc6108"/>
+      <w:bookmarkStart w:id="10" w:name="_Toc28188"/>
       <w:r>
         <w:rPr>
           <w:rFonts w:hint="eastAsia"/>
@@ -5011,50 +4438,23 @@
         <w:spacing w:before="157" w:beforeLines="50" w:after="157" w:afterLines="50" w:line="400" w:lineRule="exact"/>
         <w:textAlignment w:val="auto"/>
         <w:rPr>
+          <w:rFonts w:hint="eastAsia" w:asciiTheme="majorEastAsia" w:hAnsiTheme="majorEastAsia" w:eastAsiaTheme="majorEastAsia" w:cstheme="majorEastAsia"/>
+          <w:sz w:val="24"/>
+          <w:szCs w:val="24"/>
+        </w:rPr>
+      </w:pPr>
+      <w:bookmarkStart w:id="11" w:name="_Toc20595"/>
+      <w:r>
+        <w:rPr>
           <w:rFonts w:hint="eastAsia" w:ascii="黑体" w:hAnsi="黑体" w:eastAsia="黑体" w:cs="黑体"/>
           <w:b w:val="0"/>
           <w:bCs/>
           <w:sz w:val="28"/>
           <w:szCs w:val="28"/>
         </w:rPr>
-      </w:pPr>
-      <w:bookmarkStart w:id="11" w:name="_Toc22417"/>
-      <w:r>
-        <w:rPr>
-          <w:rFonts w:hint="eastAsia" w:ascii="黑体" w:hAnsi="黑体" w:eastAsia="黑体" w:cs="黑体"/>
-          <w:b w:val="0"/>
-          <w:bCs/>
-          <w:sz w:val="28"/>
-          <w:szCs w:val="28"/>
-        </w:rPr>
         <w:t>4.1  测试说明</w:t>
       </w:r>
       <w:bookmarkEnd w:id="11"/>
-    </w:p>
-    <w:p>
-      <w:pPr>
-        <w:keepNext w:val="0"/>
-        <w:keepLines w:val="0"/>
-        <w:pageBreakBefore w:val="0"/>
-        <w:widowControl w:val="0"/>
-        <w:kinsoku/>
-        <w:wordWrap/>
-        <w:overflowPunct/>
-        <w:topLinePunct w:val="0"/>
-        <w:autoSpaceDE/>
-        <w:autoSpaceDN/>
-        <w:bidi w:val="0"/>
-        <w:adjustRightInd/>
-        <w:snapToGrid/>
-        <w:spacing w:line="400" w:lineRule="exact"/>
-        <w:ind w:firstLine="480" w:firstLineChars="200"/>
-        <w:textAlignment w:val="auto"/>
-        <w:rPr>
-          <w:rFonts w:hint="eastAsia" w:asciiTheme="majorEastAsia" w:hAnsiTheme="majorEastAsia" w:eastAsiaTheme="majorEastAsia" w:cstheme="majorEastAsia"/>
-          <w:sz w:val="24"/>
-          <w:szCs w:val="24"/>
-        </w:rPr>
-      </w:pPr>
     </w:p>
     <w:p>
       <w:pPr>
@@ -5076,7 +4476,6 @@
         <w:textAlignment w:val="auto"/>
         <w:rPr>
           <w:rFonts w:hint="eastAsia" w:asciiTheme="majorEastAsia" w:hAnsiTheme="majorEastAsia" w:eastAsiaTheme="majorEastAsia" w:cstheme="majorEastAsia"/>
-          <w:b/>
           <w:sz w:val="24"/>
           <w:szCs w:val="24"/>
         </w:rPr>
@@ -5115,6 +4514,14 @@
           <w:szCs w:val="24"/>
         </w:rPr>
       </w:pPr>
+      <w:r>
+        <w:rPr>
+          <w:rFonts w:hint="eastAsia" w:asciiTheme="majorEastAsia" w:hAnsiTheme="majorEastAsia" w:eastAsiaTheme="majorEastAsia" w:cstheme="majorEastAsia"/>
+          <w:sz w:val="24"/>
+          <w:szCs w:val="24"/>
+        </w:rPr>
+        <w:t>实验环境见表 4-1。各策略使用相同模型和 llama-server，仅切换 CFS 与 sched_ext；CPU 固定为 1.6 GHz，Swap 关闭。</w:t>
+      </w:r>
     </w:p>
     <w:p>
       <w:pPr>
@@ -5133,39 +4540,6 @@
         <w:snapToGrid/>
         <w:spacing w:line="400" w:lineRule="exact"/>
         <w:ind w:firstLine="480" w:firstLineChars="200"/>
-        <w:textAlignment w:val="auto"/>
-        <w:rPr>
-          <w:rFonts w:hint="eastAsia" w:asciiTheme="majorEastAsia" w:hAnsiTheme="majorEastAsia" w:eastAsiaTheme="majorEastAsia" w:cstheme="majorEastAsia"/>
-          <w:sz w:val="24"/>
-          <w:szCs w:val="24"/>
-        </w:rPr>
-      </w:pPr>
-      <w:r>
-        <w:rPr>
-          <w:rFonts w:hint="eastAsia" w:asciiTheme="majorEastAsia" w:hAnsiTheme="majorEastAsia" w:eastAsiaTheme="majorEastAsia" w:cstheme="majorEastAsia"/>
-          <w:sz w:val="24"/>
-          <w:szCs w:val="24"/>
-        </w:rPr>
-        <w:t>实验环境见表 4-1。各策略使用相同模型和 llama-server，仅切换 CFS 与 sched_ext；CPU 固定为 1.6 GHz，Swap 关闭。</w:t>
-      </w:r>
-    </w:p>
-    <w:p>
-      <w:pPr>
-        <w:keepNext w:val="0"/>
-        <w:keepLines w:val="0"/>
-        <w:pageBreakBefore w:val="0"/>
-        <w:widowControl w:val="0"/>
-        <w:kinsoku/>
-        <w:wordWrap/>
-        <w:overflowPunct/>
-        <w:topLinePunct w:val="0"/>
-        <w:autoSpaceDE/>
-        <w:autoSpaceDN/>
-        <w:bidi w:val="0"/>
-        <w:adjustRightInd/>
-        <w:snapToGrid/>
-        <w:spacing w:line="400" w:lineRule="exact"/>
-        <w:ind w:firstLine="480" w:firstLineChars="200"/>
         <w:jc w:val="center"/>
         <w:textAlignment w:val="auto"/>
         <w:rPr>
@@ -5185,6 +4559,7 @@
     </w:p>
     <w:tbl>
       <w:tblPr>
+        <w:tblStyle w:val="9"/>
         <w:tblW w:w="9881" w:type="dxa"/>
         <w:tblInd w:w="-431" w:type="dxa"/>
         <w:tblBorders>
@@ -5219,12 +4594,6 @@
             <w:insideV w:val="none" w:color="auto" w:sz="0" w:space="0"/>
           </w:tblBorders>
           <w:shd w:val="clear" w:color="auto" w:fill="FFFFFF"/>
-          <w:tblCellMar>
-            <w:top w:w="15" w:type="dxa"/>
-            <w:left w:w="15" w:type="dxa"/>
-            <w:bottom w:w="15" w:type="dxa"/>
-            <w:right w:w="15" w:type="dxa"/>
-          </w:tblCellMar>
         </w:tblPrEx>
         <w:trPr>
           <w:trHeight w:val="90" w:hRule="atLeast"/>
@@ -5278,7 +4647,6 @@
                 <w:kern w:val="0"/>
                 <w:sz w:val="22"/>
                 <w:szCs w:val="22"/>
-                <w:bdr w:val="none" w:color="auto" w:sz="0" w:space="0"/>
                 <w:lang w:val="en-US" w:eastAsia="zh-CN" w:bidi="ar"/>
               </w:rPr>
               <w:t>类别</w:t>
@@ -5333,7 +4701,6 @@
                 <w:kern w:val="0"/>
                 <w:sz w:val="22"/>
                 <w:szCs w:val="22"/>
-                <w:bdr w:val="none" w:color="auto" w:sz="0" w:space="0"/>
                 <w:lang w:val="en-US" w:eastAsia="zh-CN" w:bidi="ar"/>
               </w:rPr>
               <w:t>配置</w:t>
@@ -5407,7 +4774,6 @@
                 <w:kern w:val="0"/>
                 <w:sz w:val="22"/>
                 <w:szCs w:val="22"/>
-                <w:bdr w:val="none" w:color="auto" w:sz="0" w:space="0"/>
                 <w:lang w:val="en-US" w:eastAsia="zh-CN" w:bidi="ar"/>
               </w:rPr>
               <w:t>开发板</w:t>
@@ -5460,7 +4826,6 @@
                 <w:kern w:val="0"/>
                 <w:sz w:val="22"/>
                 <w:szCs w:val="22"/>
-                <w:bdr w:val="none" w:color="auto" w:sz="0" w:space="0"/>
                 <w:lang w:val="en-US" w:eastAsia="zh-CN" w:bidi="ar"/>
               </w:rPr>
               <w:t>Milk-V Jupiter</w:t>
@@ -5533,7 +4898,6 @@
                 <w:kern w:val="0"/>
                 <w:sz w:val="22"/>
                 <w:szCs w:val="22"/>
-                <w:bdr w:val="none" w:color="auto" w:sz="0" w:space="0"/>
                 <w:lang w:val="en-US" w:eastAsia="zh-CN" w:bidi="ar"/>
               </w:rPr>
               <w:t>处理器</w:t>
@@ -5585,7 +4949,6 @@
                 <w:kern w:val="0"/>
                 <w:sz w:val="22"/>
                 <w:szCs w:val="22"/>
-                <w:bdr w:val="none" w:color="auto" w:sz="0" w:space="0"/>
                 <w:lang w:val="en-US" w:eastAsia="zh-CN" w:bidi="ar"/>
               </w:rPr>
               <w:t>SpacemiT K1，8 核 RISC-V，支持 RVV 1.0</w:t>
@@ -5658,7 +5021,6 @@
                 <w:kern w:val="0"/>
                 <w:sz w:val="22"/>
                 <w:szCs w:val="22"/>
-                <w:bdr w:val="none" w:color="auto" w:sz="0" w:space="0"/>
                 <w:lang w:val="en-US" w:eastAsia="zh-CN" w:bidi="ar"/>
               </w:rPr>
               <w:t>内存</w:t>
@@ -5710,7 +5072,6 @@
                 <w:kern w:val="0"/>
                 <w:sz w:val="22"/>
                 <w:szCs w:val="22"/>
-                <w:bdr w:val="none" w:color="auto" w:sz="0" w:space="0"/>
                 <w:lang w:val="en-US" w:eastAsia="zh-CN" w:bidi="ar"/>
               </w:rPr>
               <w:t>15.5 GiB，Swap 关闭</w:t>
@@ -5783,7 +5144,6 @@
                 <w:kern w:val="0"/>
                 <w:sz w:val="22"/>
                 <w:szCs w:val="22"/>
-                <w:bdr w:val="none" w:color="auto" w:sz="0" w:space="0"/>
                 <w:lang w:val="en-US" w:eastAsia="zh-CN" w:bidi="ar"/>
               </w:rPr>
               <w:t>操作系统</w:t>
@@ -5835,7 +5195,6 @@
                 <w:kern w:val="0"/>
                 <w:sz w:val="22"/>
                 <w:szCs w:val="22"/>
-                <w:bdr w:val="none" w:color="auto" w:sz="0" w:space="0"/>
                 <w:lang w:val="en-US" w:eastAsia="zh-CN" w:bidi="ar"/>
               </w:rPr>
               <w:t>Bianbu Linux，K1 厂商 Linux 6.6.63+，移植 sched_ext</w:t>
@@ -5853,6 +5212,7 @@
             <w:insideH w:val="none" w:color="auto" w:sz="0" w:space="0"/>
             <w:insideV w:val="none" w:color="auto" w:sz="0" w:space="0"/>
           </w:tblBorders>
+          <w:shd w:val="clear" w:color="auto" w:fill="FFFFFF"/>
           <w:tblCellMar>
             <w:top w:w="15" w:type="dxa"/>
             <w:left w:w="15" w:type="dxa"/>
@@ -5908,7 +5268,6 @@
                 <w:kern w:val="0"/>
                 <w:sz w:val="22"/>
                 <w:szCs w:val="22"/>
-                <w:bdr w:val="none" w:color="auto" w:sz="0" w:space="0"/>
                 <w:lang w:val="en-US" w:eastAsia="zh-CN" w:bidi="ar"/>
               </w:rPr>
               <w:t>CPU 频率</w:t>
@@ -5960,7 +5319,6 @@
                 <w:kern w:val="0"/>
                 <w:sz w:val="22"/>
                 <w:szCs w:val="22"/>
-                <w:bdr w:val="none" w:color="auto" w:sz="0" w:space="0"/>
                 <w:lang w:val="en-US" w:eastAsia="zh-CN" w:bidi="ar"/>
               </w:rPr>
               <w:t>performance governor，固定 1.6 GHz</w:t>
@@ -6033,7 +5391,6 @@
                 <w:kern w:val="0"/>
                 <w:sz w:val="22"/>
                 <w:szCs w:val="22"/>
-                <w:bdr w:val="none" w:color="auto" w:sz="0" w:space="0"/>
                 <w:lang w:val="en-US" w:eastAsia="zh-CN" w:bidi="ar"/>
               </w:rPr>
               <w:t>推理引擎</w:t>
@@ -6085,7 +5442,6 @@
                 <w:kern w:val="0"/>
                 <w:sz w:val="22"/>
                 <w:szCs w:val="22"/>
-                <w:bdr w:val="none" w:color="auto" w:sz="0" w:space="0"/>
                 <w:lang w:val="en-US" w:eastAsia="zh-CN" w:bidi="ar"/>
               </w:rPr>
               <w:t>patched llama.cpp，基线提交 678d43d7205cffc3a8a026cb60b1de3868cc70a2</w:t>
@@ -6103,6 +5459,7 @@
             <w:insideH w:val="none" w:color="auto" w:sz="0" w:space="0"/>
             <w:insideV w:val="none" w:color="auto" w:sz="0" w:space="0"/>
           </w:tblBorders>
+          <w:shd w:val="clear" w:color="auto" w:fill="FFFFFF"/>
           <w:tblCellMar>
             <w:top w:w="15" w:type="dxa"/>
             <w:left w:w="15" w:type="dxa"/>
@@ -6158,7 +5515,6 @@
                 <w:kern w:val="0"/>
                 <w:sz w:val="22"/>
                 <w:szCs w:val="22"/>
-                <w:bdr w:val="none" w:color="auto" w:sz="0" w:space="0"/>
                 <w:lang w:val="en-US" w:eastAsia="zh-CN" w:bidi="ar"/>
               </w:rPr>
               <w:t>模型</w:t>
@@ -6210,7 +5566,6 @@
                 <w:kern w:val="0"/>
                 <w:sz w:val="22"/>
                 <w:szCs w:val="22"/>
-                <w:bdr w:val="none" w:color="auto" w:sz="0" w:space="0"/>
                 <w:lang w:val="en-US" w:eastAsia="zh-CN" w:bidi="ar"/>
               </w:rPr>
               <w:t>Llama-3.2-3B-Instruct-Q4_K_M.gguf</w:t>
@@ -6228,6 +5583,7 @@
             <w:insideH w:val="none" w:color="auto" w:sz="0" w:space="0"/>
             <w:insideV w:val="none" w:color="auto" w:sz="0" w:space="0"/>
           </w:tblBorders>
+          <w:shd w:val="clear" w:color="auto" w:fill="FFFFFF"/>
           <w:tblCellMar>
             <w:top w:w="15" w:type="dxa"/>
             <w:left w:w="15" w:type="dxa"/>
@@ -6283,7 +5639,6 @@
                 <w:kern w:val="0"/>
                 <w:sz w:val="22"/>
                 <w:szCs w:val="22"/>
-                <w:bdr w:val="none" w:color="auto" w:sz="0" w:space="0"/>
                 <w:lang w:val="en-US" w:eastAsia="zh-CN" w:bidi="ar"/>
               </w:rPr>
               <w:t>服务配置</w:t>
@@ -6335,7 +5690,6 @@
                 <w:kern w:val="0"/>
                 <w:sz w:val="22"/>
                 <w:szCs w:val="22"/>
-                <w:bdr w:val="none" w:color="auto" w:sz="0" w:space="0"/>
                 <w:lang w:val="en-US" w:eastAsia="zh-CN" w:bidi="ar"/>
               </w:rPr>
               <w:t>两个独立 llama-server，各使用 8 个计算线程，上下文长度 4096</w:t>
@@ -6408,7 +5762,6 @@
                 <w:kern w:val="0"/>
                 <w:sz w:val="22"/>
                 <w:szCs w:val="22"/>
-                <w:bdr w:val="none" w:color="auto" w:sz="0" w:space="0"/>
                 <w:lang w:val="en-US" w:eastAsia="zh-CN" w:bidi="ar"/>
               </w:rPr>
               <w:t>调度程序</w:t>
@@ -6460,7 +5813,6 @@
                 <w:kern w:val="0"/>
                 <w:sz w:val="22"/>
                 <w:szCs w:val="22"/>
-                <w:bdr w:val="none" w:color="auto" w:sz="0" w:space="0"/>
                 <w:lang w:val="en-US" w:eastAsia="zh-CN" w:bidi="ar"/>
               </w:rPr>
               <w:t>scx_llm_pin，CO-RE eBPF struct_ops 调度器</w:t>
@@ -6539,7 +5891,6 @@
         <w:textAlignment w:val="auto"/>
         <w:rPr>
           <w:rFonts w:hint="eastAsia" w:asciiTheme="majorEastAsia" w:hAnsiTheme="majorEastAsia" w:eastAsiaTheme="majorEastAsia" w:cstheme="majorEastAsia"/>
-          <w:b/>
           <w:sz w:val="24"/>
           <w:szCs w:val="24"/>
         </w:rPr>
@@ -6578,6 +5929,14 @@
           <w:szCs w:val="24"/>
         </w:rPr>
       </w:pPr>
+      <w:r>
+        <w:rPr>
+          <w:rFonts w:hint="eastAsia" w:asciiTheme="majorEastAsia" w:hAnsiTheme="majorEastAsia" w:eastAsiaTheme="majorEastAsia" w:cstheme="majorEastAsia"/>
+          <w:sz w:val="24"/>
+          <w:szCs w:val="24"/>
+        </w:rPr>
+        <w:t>实验采用双模型异步竞争场景：两个 8-worker llama-server 共享 CPU0～CPU7。每轮先向 A 发送 incumbent 请求，待其均输出第 4 个 Token 后，再以 1 s 间隔向 B 注入等量请求；c=2、4、8 分别对应两侧 1∶1、2∶2、4∶4。该时序使 B 的 Prefill 与 A 的 Decode 重叠，可同时测量吞吐和竞争下的新请求延迟。</w:t>
+      </w:r>
     </w:p>
     <w:p>
       <w:pPr>
@@ -6609,7 +5968,7 @@
           <w:sz w:val="24"/>
           <w:szCs w:val="24"/>
         </w:rPr>
-        <w:t>实验采用双模型异步竞争场景：两个 8-worker llama-server 共享 CPU0～CPU7。每轮先向 A 发送 incumbent 请求，待其均输出第 4 个 Token 后，再以 1 s 间隔向 B 注入等量请求；c=2、4、8 分别对应两侧 1∶1、2∶2、4∶4。该时序使 B 的 Prefill 与 A 的 Decode 重叠，可同时测量吞吐和竞争下的新请求延迟。</w:t>
+        <w:t>Prompt 内容不同且无共同长前缀，统一补齐为 128 input token；每请求固定输出 256 Token，并设置 temperature=0、seed=1234、cache_prompt=false。预热后通过流式接口记录逐 Token 到达时间。</w:t>
       </w:r>
     </w:p>
     <w:p>
@@ -6636,6 +5995,14 @@
           <w:szCs w:val="24"/>
         </w:rPr>
       </w:pPr>
+      <w:r>
+        <w:rPr>
+          <w:rFonts w:hint="eastAsia" w:asciiTheme="majorEastAsia" w:hAnsiTheme="majorEastAsia" w:eastAsiaTheme="majorEastAsia" w:cstheme="majorEastAsia"/>
+          <w:sz w:val="24"/>
+          <w:szCs w:val="24"/>
+        </w:rPr>
+        <w:t>三种策略见表 4-2。Observe 与完整策略仅在是否依据阶段提示改变调度顺序上存在关键差异，因此 CFS→Observe 衡量基础 Dirty Lease，Observe→Phase-Aware 衡量阶段感知机制。</w:t>
+      </w:r>
     </w:p>
     <w:p>
       <w:pPr>
@@ -6661,14 +6028,6 @@
           <w:szCs w:val="24"/>
         </w:rPr>
       </w:pPr>
-      <w:r>
-        <w:rPr>
-          <w:rFonts w:hint="eastAsia" w:asciiTheme="majorEastAsia" w:hAnsiTheme="majorEastAsia" w:eastAsiaTheme="majorEastAsia" w:cstheme="majorEastAsia"/>
-          <w:sz w:val="24"/>
-          <w:szCs w:val="24"/>
-        </w:rPr>
-        <w:t>Prompt 内容不同且无共同长前缀，统一补齐为 128 input token；每请求固定输出 256 Token，并设置 temperature=0、seed=1234、cache_prompt=false。预热后通过流式接口记录逐 Token 到达时间。</w:t>
-      </w:r>
     </w:p>
     <w:p>
       <w:pPr>
@@ -6687,89 +6046,6 @@
         <w:snapToGrid/>
         <w:spacing w:line="400" w:lineRule="exact"/>
         <w:ind w:firstLine="480" w:firstLineChars="200"/>
-        <w:textAlignment w:val="auto"/>
-        <w:rPr>
-          <w:rFonts w:hint="eastAsia" w:asciiTheme="majorEastAsia" w:hAnsiTheme="majorEastAsia" w:eastAsiaTheme="majorEastAsia" w:cstheme="majorEastAsia"/>
-          <w:sz w:val="24"/>
-          <w:szCs w:val="24"/>
-        </w:rPr>
-      </w:pPr>
-    </w:p>
-    <w:p>
-      <w:pPr>
-        <w:keepNext w:val="0"/>
-        <w:keepLines w:val="0"/>
-        <w:pageBreakBefore w:val="0"/>
-        <w:widowControl w:val="0"/>
-        <w:kinsoku/>
-        <w:wordWrap/>
-        <w:overflowPunct/>
-        <w:topLinePunct w:val="0"/>
-        <w:autoSpaceDE/>
-        <w:autoSpaceDN/>
-        <w:bidi w:val="0"/>
-        <w:adjustRightInd/>
-        <w:snapToGrid/>
-        <w:spacing w:line="400" w:lineRule="exact"/>
-        <w:ind w:firstLine="480" w:firstLineChars="200"/>
-        <w:textAlignment w:val="auto"/>
-        <w:rPr>
-          <w:rFonts w:hint="eastAsia" w:asciiTheme="majorEastAsia" w:hAnsiTheme="majorEastAsia" w:eastAsiaTheme="majorEastAsia" w:cstheme="majorEastAsia"/>
-          <w:sz w:val="24"/>
-          <w:szCs w:val="24"/>
-        </w:rPr>
-      </w:pPr>
-      <w:r>
-        <w:rPr>
-          <w:rFonts w:hint="eastAsia" w:asciiTheme="majorEastAsia" w:hAnsiTheme="majorEastAsia" w:eastAsiaTheme="majorEastAsia" w:cstheme="majorEastAsia"/>
-          <w:sz w:val="24"/>
-          <w:szCs w:val="24"/>
-        </w:rPr>
-        <w:t>三种策略见表 4-2。Observe 与完整策略仅在是否依据阶段提示改变调度顺序上存在关键差异，因此 CFS→Observe 衡量基础 Dirty Lease，Observe→Phase-Aware 衡量阶段感知机制。</w:t>
-      </w:r>
-    </w:p>
-    <w:p>
-      <w:pPr>
-        <w:keepNext w:val="0"/>
-        <w:keepLines w:val="0"/>
-        <w:pageBreakBefore w:val="0"/>
-        <w:widowControl w:val="0"/>
-        <w:kinsoku/>
-        <w:wordWrap/>
-        <w:overflowPunct/>
-        <w:topLinePunct w:val="0"/>
-        <w:autoSpaceDE/>
-        <w:autoSpaceDN/>
-        <w:bidi w:val="0"/>
-        <w:adjustRightInd/>
-        <w:snapToGrid/>
-        <w:spacing w:line="400" w:lineRule="exact"/>
-        <w:ind w:firstLine="480" w:firstLineChars="200"/>
-        <w:textAlignment w:val="auto"/>
-        <w:rPr>
-          <w:rFonts w:hint="eastAsia" w:asciiTheme="majorEastAsia" w:hAnsiTheme="majorEastAsia" w:eastAsiaTheme="majorEastAsia" w:cstheme="majorEastAsia"/>
-          <w:sz w:val="24"/>
-          <w:szCs w:val="24"/>
-        </w:rPr>
-      </w:pPr>
-    </w:p>
-    <w:p>
-      <w:pPr>
-        <w:keepNext w:val="0"/>
-        <w:keepLines w:val="0"/>
-        <w:pageBreakBefore w:val="0"/>
-        <w:widowControl w:val="0"/>
-        <w:kinsoku/>
-        <w:wordWrap/>
-        <w:overflowPunct/>
-        <w:topLinePunct w:val="0"/>
-        <w:autoSpaceDE/>
-        <w:autoSpaceDN/>
-        <w:bidi w:val="0"/>
-        <w:adjustRightInd/>
-        <w:snapToGrid/>
-        <w:spacing w:line="400" w:lineRule="exact"/>
-        <w:ind w:firstLine="480" w:firstLineChars="200"/>
         <w:jc w:val="center"/>
         <w:textAlignment w:val="auto"/>
         <w:rPr>
@@ -6789,6 +6065,7 @@
     </w:p>
     <w:tbl>
       <w:tblPr>
+        <w:tblStyle w:val="9"/>
         <w:tblW w:w="8939" w:type="dxa"/>
         <w:tblInd w:w="0" w:type="dxa"/>
         <w:tblBorders>
@@ -6809,9 +6086,9 @@
         </w:tblCellMar>
       </w:tblPr>
       <w:tblGrid>
-        <w:gridCol w:w="1806"/>
-        <w:gridCol w:w="5414"/>
-        <w:gridCol w:w="1719"/>
+        <w:gridCol w:w="1803"/>
+        <w:gridCol w:w="5391"/>
+        <w:gridCol w:w="1745"/>
       </w:tblGrid>
       <w:tr>
         <w:tblPrEx>
@@ -6823,7 +6100,6 @@
             <w:insideH w:val="none" w:color="auto" w:sz="0" w:space="0"/>
             <w:insideV w:val="none" w:color="auto" w:sz="0" w:space="0"/>
           </w:tblBorders>
-          <w:shd w:val="clear" w:color="auto" w:fill="FFFFFF"/>
           <w:tblCellMar>
             <w:top w:w="15" w:type="dxa"/>
             <w:left w:w="15" w:type="dxa"/>
@@ -6882,7 +6158,6 @@
                 <w:kern w:val="0"/>
                 <w:sz w:val="22"/>
                 <w:szCs w:val="22"/>
-                <w:bdr w:val="none" w:color="auto" w:sz="0" w:space="0"/>
                 <w:lang w:val="en-US" w:eastAsia="zh-CN" w:bidi="ar"/>
               </w:rPr>
               <w:t>策略</w:t>
@@ -6936,7 +6211,6 @@
                 <w:kern w:val="0"/>
                 <w:sz w:val="22"/>
                 <w:szCs w:val="22"/>
-                <w:bdr w:val="none" w:color="auto" w:sz="0" w:space="0"/>
                 <w:lang w:val="en-US" w:eastAsia="zh-CN" w:bidi="ar"/>
               </w:rPr>
               <w:t>调度配置</w:t>
@@ -6990,7 +6264,6 @@
                 <w:kern w:val="0"/>
                 <w:sz w:val="22"/>
                 <w:szCs w:val="22"/>
-                <w:bdr w:val="none" w:color="auto" w:sz="0" w:space="0"/>
                 <w:lang w:val="en-US" w:eastAsia="zh-CN" w:bidi="ar"/>
               </w:rPr>
               <w:t>实验作用</w:t>
@@ -7063,7 +6336,6 @@
                 <w:kern w:val="0"/>
                 <w:sz w:val="22"/>
                 <w:szCs w:val="22"/>
-                <w:bdr w:val="none" w:color="auto" w:sz="0" w:space="0"/>
                 <w:lang w:val="en-US" w:eastAsia="zh-CN" w:bidi="ar"/>
               </w:rPr>
               <w:t>CFS</w:t>
@@ -7115,7 +6387,6 @@
                 <w:kern w:val="0"/>
                 <w:sz w:val="22"/>
                 <w:szCs w:val="22"/>
-                <w:bdr w:val="none" w:color="auto" w:sz="0" w:space="0"/>
                 <w:lang w:val="en-US" w:eastAsia="zh-CN" w:bidi="ar"/>
               </w:rPr>
               <w:t>Linux 默认公平调度，两个服务共享 8 核</w:t>
@@ -7167,7 +6438,6 @@
                 <w:kern w:val="0"/>
                 <w:sz w:val="22"/>
                 <w:szCs w:val="22"/>
-                <w:bdr w:val="none" w:color="auto" w:sz="0" w:space="0"/>
                 <w:lang w:val="en-US" w:eastAsia="zh-CN" w:bidi="ar"/>
               </w:rPr>
               <w:t>基线</w:t>
@@ -7237,7 +6507,6 @@
                 <w:kern w:val="0"/>
                 <w:sz w:val="22"/>
                 <w:szCs w:val="22"/>
-                <w:bdr w:val="none" w:color="auto" w:sz="0" w:space="0"/>
                 <w:lang w:val="en-US" w:eastAsia="zh-CN" w:bidi="ar"/>
               </w:rPr>
               <w:t>Dirty Lease Observe</w:t>
@@ -7286,7 +6555,6 @@
                 <w:kern w:val="0"/>
                 <w:sz w:val="22"/>
                 <w:szCs w:val="22"/>
-                <w:bdr w:val="none" w:color="auto" w:sz="0" w:space="0"/>
                 <w:lang w:val="en-US" w:eastAsia="zh-CN" w:bidi="ar"/>
               </w:rPr>
               <w:t>dirty threshold=2，vector slice=100 ms，window=500 ms，vector-local-wakeup=off，读取 hint 但不改变队列选择</w:t>
@@ -7322,6 +6590,7 @@
                 <w:spacing w:val="0"/>
                 <w:sz w:val="22"/>
                 <w:szCs w:val="22"/>
+                <w:lang w:val="en-US"/>
               </w:rPr>
             </w:pPr>
             <w:r>
@@ -7335,10 +6604,24 @@
                 <w:kern w:val="0"/>
                 <w:sz w:val="22"/>
                 <w:szCs w:val="22"/>
-                <w:bdr w:val="none" w:color="auto" w:sz="0" w:space="0"/>
                 <w:lang w:val="en-US" w:eastAsia="zh-CN" w:bidi="ar"/>
               </w:rPr>
-              <w:t>消融阶段感知机制，评价基础 Dirty Lease</w:t>
+              <w:t>消融阶段感知机制，评价基础</w:t>
+            </w:r>
+            <w:r>
+              <w:rPr>
+                <w:rFonts w:hint="eastAsia" w:ascii="Segoe UI" w:hAnsi="Segoe UI" w:eastAsia="Segoe UI" w:cs="Segoe UI"/>
+                <w:i w:val="0"/>
+                <w:iCs w:val="0"/>
+                <w:caps w:val="0"/>
+                <w:color w:val="0F1115"/>
+                <w:spacing w:val="0"/>
+                <w:kern w:val="0"/>
+                <w:sz w:val="22"/>
+                <w:szCs w:val="22"/>
+                <w:lang w:val="en-US" w:eastAsia="zh-CN" w:bidi="ar"/>
+              </w:rPr>
+              <w:t>延长时间片策略</w:t>
             </w:r>
           </w:p>
         </w:tc>
@@ -7405,7 +6688,6 @@
                 <w:kern w:val="0"/>
                 <w:sz w:val="22"/>
                 <w:szCs w:val="22"/>
-                <w:bdr w:val="none" w:color="auto" w:sz="0" w:space="0"/>
                 <w:lang w:val="en-US" w:eastAsia="zh-CN" w:bidi="ar"/>
               </w:rPr>
               <w:t>Phase-Aware Dirty Lease</w:t>
@@ -7454,7 +6736,6 @@
                 <w:kern w:val="0"/>
                 <w:sz w:val="22"/>
                 <w:szCs w:val="22"/>
-                <w:bdr w:val="none" w:color="auto" w:sz="0" w:space="0"/>
                 <w:lang w:val="en-US" w:eastAsia="zh-CN" w:bidi="ar"/>
               </w:rPr>
               <w:t>在 Observe 配置上启用 prefill-lease、1 s pending safety 和 Prefill wakeup 定向抢占</w:t>
@@ -7503,7 +6784,6 @@
                 <w:kern w:val="0"/>
                 <w:sz w:val="22"/>
                 <w:szCs w:val="22"/>
-                <w:bdr w:val="none" w:color="auto" w:sz="0" w:space="0"/>
                 <w:lang w:val="en-US" w:eastAsia="zh-CN" w:bidi="ar"/>
               </w:rPr>
               <w:t>完整策略</w:t>
@@ -7582,7 +6862,6 @@
         <w:textAlignment w:val="auto"/>
         <w:rPr>
           <w:rFonts w:hint="eastAsia" w:asciiTheme="majorEastAsia" w:hAnsiTheme="majorEastAsia" w:eastAsiaTheme="majorEastAsia" w:cstheme="majorEastAsia"/>
-          <w:b/>
           <w:sz w:val="24"/>
           <w:szCs w:val="24"/>
         </w:rPr>
@@ -7621,31 +6900,6 @@
           <w:szCs w:val="24"/>
         </w:rPr>
       </w:pPr>
-    </w:p>
-    <w:p>
-      <w:pPr>
-        <w:keepNext w:val="0"/>
-        <w:keepLines w:val="0"/>
-        <w:pageBreakBefore w:val="0"/>
-        <w:widowControl w:val="0"/>
-        <w:kinsoku/>
-        <w:wordWrap/>
-        <w:overflowPunct/>
-        <w:topLinePunct w:val="0"/>
-        <w:autoSpaceDE/>
-        <w:autoSpaceDN/>
-        <w:bidi w:val="0"/>
-        <w:adjustRightInd/>
-        <w:snapToGrid/>
-        <w:spacing w:line="400" w:lineRule="exact"/>
-        <w:ind w:firstLine="480" w:firstLineChars="200"/>
-        <w:textAlignment w:val="auto"/>
-        <w:rPr>
-          <w:rFonts w:hint="eastAsia" w:asciiTheme="majorEastAsia" w:hAnsiTheme="majorEastAsia" w:eastAsiaTheme="majorEastAsia" w:cstheme="majorEastAsia"/>
-          <w:sz w:val="24"/>
-          <w:szCs w:val="24"/>
-        </w:rPr>
-      </w:pPr>
       <w:r>
         <w:rPr>
           <w:rFonts w:hint="eastAsia" w:asciiTheme="majorEastAsia" w:hAnsiTheme="majorEastAsia" w:eastAsiaTheme="majorEastAsia" w:cstheme="majorEastAsia"/>
@@ -7654,31 +6908,6 @@
         </w:rPr>
         <w:t>Aggregate TPS 按一轮实际输出 Token 总数除以真实 makespan 计算；TTFT 为请求发送至首 Token 到达的时间，仅统计后注入到 B 的请求；p95 使用同策略、同并发全部注入样本的 nearest-rank 结果。</w:t>
       </w:r>
-    </w:p>
-    <w:p>
-      <w:pPr>
-        <w:keepNext w:val="0"/>
-        <w:keepLines w:val="0"/>
-        <w:pageBreakBefore w:val="0"/>
-        <w:widowControl w:val="0"/>
-        <w:kinsoku/>
-        <w:wordWrap/>
-        <w:overflowPunct/>
-        <w:topLinePunct w:val="0"/>
-        <w:autoSpaceDE/>
-        <w:autoSpaceDN/>
-        <w:bidi w:val="0"/>
-        <w:adjustRightInd/>
-        <w:snapToGrid/>
-        <w:spacing w:line="400" w:lineRule="exact"/>
-        <w:ind w:firstLine="480" w:firstLineChars="200"/>
-        <w:textAlignment w:val="auto"/>
-        <w:rPr>
-          <w:rFonts w:hint="eastAsia" w:asciiTheme="majorEastAsia" w:hAnsiTheme="majorEastAsia" w:eastAsiaTheme="majorEastAsia" w:cstheme="majorEastAsia"/>
-          <w:sz w:val="24"/>
-          <w:szCs w:val="24"/>
-        </w:rPr>
-      </w:pPr>
     </w:p>
     <w:p>
       <w:pPr>
@@ -7762,7 +6991,7 @@
           <w:szCs w:val="24"/>
         </w:rPr>
       </w:pPr>
-      <w:bookmarkStart w:id="12" w:name="_Toc8417"/>
+      <w:bookmarkStart w:id="12" w:name="_Toc14612"/>
       <w:r>
         <w:rPr>
           <w:rFonts w:hint="eastAsia" w:ascii="黑体" w:hAnsi="黑体" w:eastAsia="黑体" w:cs="黑体"/>
@@ -7795,7 +7024,6 @@
         <w:textAlignment w:val="auto"/>
         <w:rPr>
           <w:rFonts w:hint="eastAsia" w:asciiTheme="majorEastAsia" w:hAnsiTheme="majorEastAsia" w:eastAsiaTheme="majorEastAsia" w:cstheme="majorEastAsia"/>
-          <w:b/>
           <w:sz w:val="24"/>
           <w:szCs w:val="24"/>
         </w:rPr>
@@ -7834,6 +7062,14 @@
           <w:szCs w:val="24"/>
         </w:rPr>
       </w:pPr>
+      <w:r>
+        <w:rPr>
+          <w:rFonts w:hint="eastAsia" w:asciiTheme="majorEastAsia" w:hAnsiTheme="majorEastAsia" w:eastAsiaTheme="majorEastAsia" w:cstheme="majorEastAsia"/>
+          <w:sz w:val="24"/>
+          <w:szCs w:val="24"/>
+        </w:rPr>
+        <w:t>表 4-3 汇总 c=2、4、8 时的 Aggregate TPS、注入请求平均 TTFT 和 p95 TTFT。括号内为相对同并发 CFS 的变化。</w:t>
+      </w:r>
     </w:p>
     <w:p>
       <w:pPr>
@@ -7859,14 +7095,6 @@
           <w:szCs w:val="24"/>
         </w:rPr>
       </w:pPr>
-      <w:r>
-        <w:rPr>
-          <w:rFonts w:hint="eastAsia" w:asciiTheme="majorEastAsia" w:hAnsiTheme="majorEastAsia" w:eastAsiaTheme="majorEastAsia" w:cstheme="majorEastAsia"/>
-          <w:sz w:val="24"/>
-          <w:szCs w:val="24"/>
-        </w:rPr>
-        <w:t>表 4-3 汇总 c=2、4、8 时的 Aggregate TPS、注入请求平均 TTFT 和 p95 TTFT。括号内为相对同并发 CFS 的变化。</w:t>
-      </w:r>
     </w:p>
     <w:p>
       <w:pPr>
@@ -7885,31 +7113,6 @@
         <w:snapToGrid/>
         <w:spacing w:line="400" w:lineRule="exact"/>
         <w:ind w:firstLine="480" w:firstLineChars="200"/>
-        <w:textAlignment w:val="auto"/>
-        <w:rPr>
-          <w:rFonts w:hint="eastAsia" w:asciiTheme="majorEastAsia" w:hAnsiTheme="majorEastAsia" w:eastAsiaTheme="majorEastAsia" w:cstheme="majorEastAsia"/>
-          <w:sz w:val="24"/>
-          <w:szCs w:val="24"/>
-        </w:rPr>
-      </w:pPr>
-    </w:p>
-    <w:p>
-      <w:pPr>
-        <w:keepNext w:val="0"/>
-        <w:keepLines w:val="0"/>
-        <w:pageBreakBefore w:val="0"/>
-        <w:widowControl w:val="0"/>
-        <w:kinsoku/>
-        <w:wordWrap/>
-        <w:overflowPunct/>
-        <w:topLinePunct w:val="0"/>
-        <w:autoSpaceDE/>
-        <w:autoSpaceDN/>
-        <w:bidi w:val="0"/>
-        <w:adjustRightInd/>
-        <w:snapToGrid/>
-        <w:spacing w:line="400" w:lineRule="exact"/>
-        <w:ind w:firstLine="480" w:firstLineChars="200"/>
         <w:jc w:val="center"/>
         <w:textAlignment w:val="auto"/>
         <w:rPr>
@@ -7963,6 +7166,7 @@
     </w:p>
     <w:tbl>
       <w:tblPr>
+        <w:tblStyle w:val="9"/>
         <w:tblW w:w="0" w:type="auto"/>
         <w:tblInd w:w="0" w:type="dxa"/>
         <w:tblBorders>
@@ -7998,6 +7202,7 @@
             <w:insideH w:val="none" w:color="auto" w:sz="0" w:space="0"/>
             <w:insideV w:val="none" w:color="auto" w:sz="0" w:space="0"/>
           </w:tblBorders>
+          <w:shd w:val="clear" w:color="auto" w:fill="FFFFFF"/>
           <w:tblCellMar>
             <w:top w:w="15" w:type="dxa"/>
             <w:left w:w="15" w:type="dxa"/>
@@ -8057,7 +7262,6 @@
                 <w:kern w:val="0"/>
                 <w:sz w:val="22"/>
                 <w:szCs w:val="22"/>
-                <w:bdr w:val="none" w:color="auto" w:sz="0" w:space="0"/>
                 <w:lang w:val="en-US" w:eastAsia="zh-CN" w:bidi="ar"/>
               </w:rPr>
               <w:t>策略</w:t>
@@ -8112,7 +7316,6 @@
                 <w:kern w:val="0"/>
                 <w:sz w:val="22"/>
                 <w:szCs w:val="22"/>
-                <w:bdr w:val="none" w:color="auto" w:sz="0" w:space="0"/>
                 <w:lang w:val="en-US" w:eastAsia="zh-CN" w:bidi="ar"/>
               </w:rPr>
               <w:t>Aggregate TPS（均值 ± 标准差）</w:t>
@@ -8166,7 +7369,6 @@
                 <w:kern w:val="0"/>
                 <w:sz w:val="22"/>
                 <w:szCs w:val="22"/>
-                <w:bdr w:val="none" w:color="auto" w:sz="0" w:space="0"/>
                 <w:lang w:val="en-US" w:eastAsia="zh-CN" w:bidi="ar"/>
               </w:rPr>
               <w:t>注入 TTFT（均值 ± 标准差）</w:t>
@@ -8220,7 +7422,6 @@
                 <w:kern w:val="0"/>
                 <w:sz w:val="22"/>
                 <w:szCs w:val="22"/>
-                <w:bdr w:val="none" w:color="auto" w:sz="0" w:space="0"/>
                 <w:lang w:val="en-US" w:eastAsia="zh-CN" w:bidi="ar"/>
               </w:rPr>
               <w:t>注入 TTFT p95</w:t>
@@ -8238,6 +7439,7 @@
             <w:insideH w:val="none" w:color="auto" w:sz="0" w:space="0"/>
             <w:insideV w:val="none" w:color="auto" w:sz="0" w:space="0"/>
           </w:tblBorders>
+          <w:shd w:val="clear" w:color="auto" w:fill="FFFFFF"/>
           <w:tblCellMar>
             <w:top w:w="15" w:type="dxa"/>
             <w:left w:w="15" w:type="dxa"/>
@@ -8294,7 +7496,6 @@
                 <w:kern w:val="0"/>
                 <w:sz w:val="22"/>
                 <w:szCs w:val="22"/>
-                <w:bdr w:val="none" w:color="auto" w:sz="0" w:space="0"/>
                 <w:lang w:val="en-US" w:eastAsia="zh-CN" w:bidi="ar"/>
               </w:rPr>
               <w:t>CFS</w:t>
@@ -8347,7 +7548,6 @@
                 <w:kern w:val="0"/>
                 <w:sz w:val="22"/>
                 <w:szCs w:val="22"/>
-                <w:bdr w:val="none" w:color="auto" w:sz="0" w:space="0"/>
                 <w:lang w:val="en-US" w:eastAsia="zh-CN" w:bidi="ar"/>
               </w:rPr>
               <w:t>1.6300 ± 0.0340</w:t>
@@ -8399,7 +7599,6 @@
                 <w:kern w:val="0"/>
                 <w:sz w:val="22"/>
                 <w:szCs w:val="22"/>
-                <w:bdr w:val="none" w:color="auto" w:sz="0" w:space="0"/>
                 <w:lang w:val="en-US" w:eastAsia="zh-CN" w:bidi="ar"/>
               </w:rPr>
               <w:t>22.786 ± 0.291 s</w:t>
@@ -8451,7 +7650,6 @@
                 <w:kern w:val="0"/>
                 <w:sz w:val="22"/>
                 <w:szCs w:val="22"/>
-                <w:bdr w:val="none" w:color="auto" w:sz="0" w:space="0"/>
                 <w:lang w:val="en-US" w:eastAsia="zh-CN" w:bidi="ar"/>
               </w:rPr>
               <w:t>23.195 s</w:t>
@@ -8469,6 +7667,7 @@
             <w:insideH w:val="none" w:color="auto" w:sz="0" w:space="0"/>
             <w:insideV w:val="none" w:color="auto" w:sz="0" w:space="0"/>
           </w:tblBorders>
+          <w:shd w:val="clear" w:color="auto" w:fill="FFFFFF"/>
           <w:tblCellMar>
             <w:top w:w="15" w:type="dxa"/>
             <w:left w:w="15" w:type="dxa"/>
@@ -8524,7 +7723,6 @@
                 <w:kern w:val="0"/>
                 <w:sz w:val="22"/>
                 <w:szCs w:val="22"/>
-                <w:bdr w:val="none" w:color="auto" w:sz="0" w:space="0"/>
                 <w:lang w:val="en-US" w:eastAsia="zh-CN" w:bidi="ar"/>
               </w:rPr>
               <w:t>Dirty Lease Observe</w:t>
@@ -8578,7 +7776,6 @@
                 <w:kern w:val="0"/>
                 <w:sz w:val="22"/>
                 <w:szCs w:val="22"/>
-                <w:bdr w:val="none" w:color="auto" w:sz="0" w:space="0"/>
                 <w:lang w:val="en-US" w:eastAsia="zh-CN" w:bidi="ar"/>
               </w:rPr>
               <w:t>2.5347 ± 0.0227（+55.5%）</w:t>
@@ -8627,7 +7824,6 @@
                 <w:kern w:val="0"/>
                 <w:sz w:val="22"/>
                 <w:szCs w:val="22"/>
-                <w:bdr w:val="none" w:color="auto" w:sz="0" w:space="0"/>
                 <w:lang w:val="en-US" w:eastAsia="zh-CN" w:bidi="ar"/>
               </w:rPr>
               <w:t>15.956 ± 0.483 s（-30.0%）</w:t>
@@ -8676,7 +7872,6 @@
                 <w:kern w:val="0"/>
                 <w:sz w:val="22"/>
                 <w:szCs w:val="22"/>
-                <w:bdr w:val="none" w:color="auto" w:sz="0" w:space="0"/>
                 <w:lang w:val="en-US" w:eastAsia="zh-CN" w:bidi="ar"/>
               </w:rPr>
               <w:t>16.747 s（-27.8%）</w:t>
@@ -8694,6 +7889,7 @@
             <w:insideH w:val="none" w:color="auto" w:sz="0" w:space="0"/>
             <w:insideV w:val="none" w:color="auto" w:sz="0" w:space="0"/>
           </w:tblBorders>
+          <w:shd w:val="clear" w:color="auto" w:fill="FFFFFF"/>
           <w:tblCellMar>
             <w:top w:w="15" w:type="dxa"/>
             <w:left w:w="15" w:type="dxa"/>
@@ -8746,7 +7942,6 @@
                 <w:kern w:val="0"/>
                 <w:sz w:val="22"/>
                 <w:szCs w:val="22"/>
-                <w:bdr w:val="none" w:color="auto" w:sz="0" w:space="0"/>
                 <w:lang w:val="en-US" w:eastAsia="zh-CN" w:bidi="ar"/>
               </w:rPr>
               <w:t>Phase-Aware Dirty Lease</w:t>
@@ -8798,7 +7993,6 @@
                 <w:kern w:val="0"/>
                 <w:sz w:val="22"/>
                 <w:szCs w:val="22"/>
-                <w:bdr w:val="none" w:color="auto" w:sz="0" w:space="0"/>
                 <w:lang w:val="en-US" w:eastAsia="zh-CN" w:bidi="ar"/>
               </w:rPr>
               <w:t>2.5250 ± 0.0168（+54.9%）</w:t>
@@ -8849,7 +8043,6 @@
                 <w:kern w:val="0"/>
                 <w:sz w:val="22"/>
                 <w:szCs w:val="22"/>
-                <w:bdr w:val="none" w:color="auto" w:sz="0" w:space="0"/>
                 <w:lang w:val="en-US" w:eastAsia="zh-CN" w:bidi="ar"/>
               </w:rPr>
               <w:t>13.904 ± 0.181 s（-39.0%）</w:t>
@@ -8900,7 +8093,6 @@
                 <w:kern w:val="0"/>
                 <w:sz w:val="22"/>
                 <w:szCs w:val="22"/>
-                <w:bdr w:val="none" w:color="auto" w:sz="0" w:space="0"/>
                 <w:lang w:val="en-US" w:eastAsia="zh-CN" w:bidi="ar"/>
               </w:rPr>
               <w:t>14.253 s（-38.6%）</w:t>
@@ -9748,6 +8940,7 @@
             <w:insideH w:val="none" w:color="auto" w:sz="0" w:space="0"/>
             <w:insideV w:val="none" w:color="auto" w:sz="0" w:space="0"/>
           </w:tblBorders>
+          <w:shd w:val="clear" w:color="auto" w:fill="FFFFFF"/>
           <w:tblCellMar>
             <w:top w:w="15" w:type="dxa"/>
             <w:left w:w="15" w:type="dxa"/>
@@ -10003,6 +9196,58 @@
         <w:snapToGrid/>
         <w:spacing w:line="400" w:lineRule="exact"/>
         <w:ind w:firstLine="480" w:firstLineChars="200"/>
+        <w:textAlignment w:val="auto"/>
+        <w:rPr>
+          <w:rFonts w:hint="eastAsia" w:asciiTheme="majorEastAsia" w:hAnsiTheme="majorEastAsia" w:eastAsiaTheme="majorEastAsia" w:cstheme="majorEastAsia"/>
+          <w:sz w:val="24"/>
+          <w:szCs w:val="24"/>
+        </w:rPr>
+      </w:pPr>
+    </w:p>
+    <w:p>
+      <w:pPr>
+        <w:keepNext w:val="0"/>
+        <w:keepLines w:val="0"/>
+        <w:pageBreakBefore w:val="0"/>
+        <w:widowControl w:val="0"/>
+        <w:kinsoku/>
+        <w:wordWrap/>
+        <w:overflowPunct/>
+        <w:topLinePunct w:val="0"/>
+        <w:autoSpaceDE/>
+        <w:autoSpaceDN/>
+        <w:bidi w:val="0"/>
+        <w:adjustRightInd/>
+        <w:snapToGrid/>
+        <w:spacing w:line="400" w:lineRule="exact"/>
+        <w:ind w:firstLine="480" w:firstLineChars="200"/>
+        <w:jc w:val="center"/>
+        <w:textAlignment w:val="auto"/>
+        <w:rPr>
+          <w:rFonts w:hint="eastAsia" w:asciiTheme="majorEastAsia" w:hAnsiTheme="majorEastAsia" w:eastAsiaTheme="majorEastAsia" w:cstheme="majorEastAsia"/>
+          <w:sz w:val="24"/>
+          <w:szCs w:val="24"/>
+        </w:rPr>
+      </w:pPr>
+    </w:p>
+    <w:p>
+      <w:pPr>
+        <w:keepNext w:val="0"/>
+        <w:keepLines w:val="0"/>
+        <w:pageBreakBefore w:val="0"/>
+        <w:widowControl w:val="0"/>
+        <w:kinsoku/>
+        <w:wordWrap/>
+        <w:overflowPunct/>
+        <w:topLinePunct w:val="0"/>
+        <w:autoSpaceDE/>
+        <w:autoSpaceDN/>
+        <w:bidi w:val="0"/>
+        <w:adjustRightInd/>
+        <w:snapToGrid/>
+        <w:spacing w:line="400" w:lineRule="exact"/>
+        <w:ind w:firstLine="480" w:firstLineChars="200"/>
+        <w:jc w:val="center"/>
         <w:textAlignment w:val="auto"/>
         <w:rPr>
           <w:rFonts w:hint="eastAsia" w:asciiTheme="majorEastAsia" w:hAnsiTheme="majorEastAsia" w:eastAsiaTheme="majorEastAsia" w:cstheme="majorEastAsia"/>
@@ -10118,6 +9363,12 @@
             <w:insideV w:val="none" w:color="auto" w:sz="0" w:space="0"/>
           </w:tblBorders>
           <w:shd w:val="clear" w:color="auto" w:fill="FFFFFF"/>
+          <w:tblCellMar>
+            <w:top w:w="15" w:type="dxa"/>
+            <w:left w:w="15" w:type="dxa"/>
+            <w:bottom w:w="15" w:type="dxa"/>
+            <w:right w:w="15" w:type="dxa"/>
+          </w:tblCellMar>
         </w:tblPrEx>
         <w:trPr>
           <w:trHeight w:val="402" w:hRule="atLeast"/>
@@ -10348,6 +9599,7 @@
             <w:insideH w:val="none" w:color="auto" w:sz="0" w:space="0"/>
             <w:insideV w:val="none" w:color="auto" w:sz="0" w:space="0"/>
           </w:tblBorders>
+          <w:shd w:val="clear" w:color="auto" w:fill="FFFFFF"/>
           <w:tblCellMar>
             <w:top w:w="15" w:type="dxa"/>
             <w:left w:w="15" w:type="dxa"/>
@@ -11520,7 +10772,6 @@
         <w:adjustRightInd/>
         <w:snapToGrid/>
         <w:spacing w:line="400" w:lineRule="exact"/>
-        <w:ind w:firstLine="480" w:firstLineChars="200"/>
         <w:textAlignment w:val="auto"/>
         <w:rPr>
           <w:rFonts w:hint="eastAsia" w:asciiTheme="majorEastAsia" w:hAnsiTheme="majorEastAsia" w:eastAsiaTheme="majorEastAsia" w:cstheme="majorEastAsia"/>
@@ -11546,31 +10797,7 @@
         <w:snapToGrid/>
         <w:spacing w:line="400" w:lineRule="exact"/>
         <w:ind w:firstLine="480" w:firstLineChars="200"/>
-        <w:textAlignment w:val="auto"/>
-        <w:rPr>
-          <w:rFonts w:hint="eastAsia" w:asciiTheme="majorEastAsia" w:hAnsiTheme="majorEastAsia" w:eastAsiaTheme="majorEastAsia" w:cstheme="majorEastAsia"/>
-          <w:sz w:val="24"/>
-          <w:szCs w:val="24"/>
-        </w:rPr>
-      </w:pPr>
-    </w:p>
-    <w:p>
-      <w:pPr>
-        <w:keepNext w:val="0"/>
-        <w:keepLines w:val="0"/>
-        <w:pageBreakBefore w:val="0"/>
-        <w:widowControl w:val="0"/>
-        <w:kinsoku/>
-        <w:wordWrap/>
-        <w:overflowPunct/>
-        <w:topLinePunct w:val="0"/>
-        <w:autoSpaceDE/>
-        <w:autoSpaceDN/>
-        <w:bidi w:val="0"/>
-        <w:adjustRightInd/>
-        <w:snapToGrid/>
-        <w:spacing w:line="400" w:lineRule="exact"/>
-        <w:ind w:firstLine="480" w:firstLineChars="200"/>
+        <w:jc w:val="center"/>
         <w:textAlignment w:val="auto"/>
         <w:rPr>
           <w:rFonts w:hint="eastAsia" w:asciiTheme="majorEastAsia" w:hAnsiTheme="majorEastAsia" w:eastAsiaTheme="majorEastAsia" w:cstheme="majorEastAsia"/>
@@ -11723,6 +10950,14 @@
           <w:szCs w:val="24"/>
         </w:rPr>
       </w:pPr>
+      <w:r>
+        <w:rPr>
+          <w:rFonts w:hint="eastAsia" w:asciiTheme="majorEastAsia" w:hAnsiTheme="majorEastAsia" w:eastAsiaTheme="majorEastAsia" w:cstheme="majorEastAsia"/>
+          <w:sz w:val="24"/>
+          <w:szCs w:val="24"/>
+        </w:rPr>
+        <w:t>相对 CFS，Phase-Aware 在三种并发下将 TPS 提高 25.6%～54.9%，平均和 p95 TTFT 分别降低 39.0%～42.2% 和 38.6%～42.5%，TPS 跨轮变异系数不超过 2.1%。Observe 已取得主要吞吐收益；Phase-Aware 相对 Observe 的 TPS 变化不超过 0.4%，但平均和 p95 TTFT 进一步降低 12.9%～21.5% 和 14.9%～24.1%，说明阶段提示主要调整 Prefill 与 Decode 获得资源的顺序，而非增加总计算能力。</w:t>
+      </w:r>
     </w:p>
     <w:p>
       <w:pPr>
@@ -11754,7 +10989,7 @@
           <w:sz w:val="24"/>
           <w:szCs w:val="24"/>
         </w:rPr>
-        <w:t>相对 CFS，Phase-Aware 在三种并发下将 TPS 提高 25.6%～54.9%，平均和 p95 TTFT 分别降低 39.0%～42.2% 和 38.6%～42.5%，TPS 跨轮变异系数不超过 2.1%。Observe 已取得主要吞吐收益；Phase-Aware 相对 Observe 的 TPS 变化不超过 0.4%，但平均和 p95 TTFT 进一步降低 12.9%～21.5% 和 14.9%～24.1%，说明阶段提示主要调整 Prefill 与 Decode 获得资源的顺序，而非增加总计算能力。</w:t>
+        <w:t>表 4-4 给出两个 llama-server 进程组在单轮测试中的通用上下文切换总数。</w:t>
       </w:r>
     </w:p>
     <w:p>
@@ -11774,6 +11009,7 @@
         <w:snapToGrid/>
         <w:spacing w:line="400" w:lineRule="exact"/>
         <w:ind w:firstLine="480" w:firstLineChars="200"/>
+        <w:jc w:val="center"/>
         <w:textAlignment w:val="auto"/>
         <w:rPr>
           <w:rFonts w:hint="eastAsia" w:asciiTheme="majorEastAsia" w:hAnsiTheme="majorEastAsia" w:eastAsiaTheme="majorEastAsia" w:cstheme="majorEastAsia"/>
@@ -11787,7 +11023,7 @@
           <w:sz w:val="24"/>
           <w:szCs w:val="24"/>
         </w:rPr>
-        <w:t>表 4-4 给出两个 llama-server 进程组在单轮测试中的通用上下文切换总数。</w:t>
+        <w:t>表 4-4  双模型上下文切换次数（均值 ± 标准差）</w:t>
       </w:r>
     </w:p>
     <w:p>
@@ -11807,40 +11043,6 @@
         <w:snapToGrid/>
         <w:spacing w:line="400" w:lineRule="exact"/>
         <w:ind w:firstLine="480" w:firstLineChars="200"/>
-        <w:jc w:val="center"/>
-        <w:textAlignment w:val="auto"/>
-        <w:rPr>
-          <w:rFonts w:hint="eastAsia" w:asciiTheme="majorEastAsia" w:hAnsiTheme="majorEastAsia" w:eastAsiaTheme="majorEastAsia" w:cstheme="majorEastAsia"/>
-          <w:sz w:val="24"/>
-          <w:szCs w:val="24"/>
-        </w:rPr>
-      </w:pPr>
-      <w:r>
-        <w:rPr>
-          <w:rFonts w:hint="eastAsia" w:asciiTheme="majorEastAsia" w:hAnsiTheme="majorEastAsia" w:eastAsiaTheme="majorEastAsia" w:cstheme="majorEastAsia"/>
-          <w:sz w:val="24"/>
-          <w:szCs w:val="24"/>
-        </w:rPr>
-        <w:t>表 4-4  双模型上下文切换次数（均值 ± 标准差）</w:t>
-      </w:r>
-    </w:p>
-    <w:p>
-      <w:pPr>
-        <w:keepNext w:val="0"/>
-        <w:keepLines w:val="0"/>
-        <w:pageBreakBefore w:val="0"/>
-        <w:widowControl w:val="0"/>
-        <w:kinsoku/>
-        <w:wordWrap/>
-        <w:overflowPunct/>
-        <w:topLinePunct w:val="0"/>
-        <w:autoSpaceDE/>
-        <w:autoSpaceDN/>
-        <w:bidi w:val="0"/>
-        <w:adjustRightInd/>
-        <w:snapToGrid/>
-        <w:spacing w:line="400" w:lineRule="exact"/>
-        <w:ind w:firstLine="480" w:firstLineChars="200"/>
         <w:textAlignment w:val="auto"/>
         <w:rPr>
           <w:rFonts w:hint="eastAsia" w:asciiTheme="majorEastAsia" w:hAnsiTheme="majorEastAsia" w:eastAsiaTheme="majorEastAsia" w:cstheme="majorEastAsia"/>
@@ -11851,6 +11053,7 @@
     </w:p>
     <w:tbl>
       <w:tblPr>
+        <w:tblStyle w:val="9"/>
         <w:tblW w:w="0" w:type="auto"/>
         <w:tblInd w:w="0" w:type="dxa"/>
         <w:tblBorders>
@@ -11886,7 +11089,6 @@
             <w:insideH w:val="none" w:color="auto" w:sz="0" w:space="0"/>
             <w:insideV w:val="none" w:color="auto" w:sz="0" w:space="0"/>
           </w:tblBorders>
-          <w:shd w:val="clear" w:color="auto" w:fill="FFFFFF"/>
           <w:tblCellMar>
             <w:top w:w="15" w:type="dxa"/>
             <w:left w:w="15" w:type="dxa"/>
@@ -11944,7 +11146,6 @@
                 <w:kern w:val="0"/>
                 <w:sz w:val="22"/>
                 <w:szCs w:val="22"/>
-                <w:bdr w:val="none" w:color="auto" w:sz="0" w:space="0"/>
                 <w:lang w:val="en-US" w:eastAsia="zh-CN" w:bidi="ar"/>
               </w:rPr>
               <w:t>总并发数</w:t>
@@ -11998,7 +11199,6 @@
                 <w:kern w:val="0"/>
                 <w:sz w:val="22"/>
                 <w:szCs w:val="22"/>
-                <w:bdr w:val="none" w:color="auto" w:sz="0" w:space="0"/>
                 <w:lang w:val="en-US" w:eastAsia="zh-CN" w:bidi="ar"/>
               </w:rPr>
               <w:t>CFS</w:t>
@@ -12052,7 +11252,6 @@
                 <w:kern w:val="0"/>
                 <w:sz w:val="22"/>
                 <w:szCs w:val="22"/>
-                <w:bdr w:val="none" w:color="auto" w:sz="0" w:space="0"/>
                 <w:lang w:val="en-US" w:eastAsia="zh-CN" w:bidi="ar"/>
               </w:rPr>
               <w:t>Dirty Lease Observe</w:t>
@@ -12106,7 +11305,6 @@
                 <w:kern w:val="0"/>
                 <w:sz w:val="22"/>
                 <w:szCs w:val="22"/>
-                <w:bdr w:val="none" w:color="auto" w:sz="0" w:space="0"/>
                 <w:lang w:val="en-US" w:eastAsia="zh-CN" w:bidi="ar"/>
               </w:rPr>
               <w:t>Phase-Aware Dirty Lease</w:t>
@@ -12179,7 +11377,6 @@
                 <w:kern w:val="0"/>
                 <w:sz w:val="22"/>
                 <w:szCs w:val="22"/>
-                <w:bdr w:val="none" w:color="auto" w:sz="0" w:space="0"/>
                 <w:lang w:val="en-US" w:eastAsia="zh-CN" w:bidi="ar"/>
               </w:rPr>
               <w:t>2</w:t>
@@ -12231,7 +11428,6 @@
                 <w:kern w:val="0"/>
                 <w:sz w:val="22"/>
                 <w:szCs w:val="22"/>
-                <w:bdr w:val="none" w:color="auto" w:sz="0" w:space="0"/>
                 <w:lang w:val="en-US" w:eastAsia="zh-CN" w:bidi="ar"/>
               </w:rPr>
               <w:t>1,436,746 ± 65,273</w:t>
@@ -12283,7 +11479,6 @@
                 <w:kern w:val="0"/>
                 <w:sz w:val="22"/>
                 <w:szCs w:val="22"/>
-                <w:bdr w:val="none" w:color="auto" w:sz="0" w:space="0"/>
                 <w:lang w:val="en-US" w:eastAsia="zh-CN" w:bidi="ar"/>
               </w:rPr>
               <w:t>52,394 ± 1,508（-96.4%）</w:t>
@@ -12337,7 +11532,6 @@
                 <w:kern w:val="0"/>
                 <w:sz w:val="22"/>
                 <w:szCs w:val="22"/>
-                <w:bdr w:val="none" w:color="auto" w:sz="0" w:space="0"/>
                 <w:lang w:val="en-US" w:eastAsia="zh-CN" w:bidi="ar"/>
               </w:rPr>
               <w:t>51,462 ± 1,652（-96.4%）</w:t>
@@ -12355,6 +11549,7 @@
             <w:insideH w:val="none" w:color="auto" w:sz="0" w:space="0"/>
             <w:insideV w:val="none" w:color="auto" w:sz="0" w:space="0"/>
           </w:tblBorders>
+          <w:shd w:val="clear" w:color="auto" w:fill="FFFFFF"/>
           <w:tblCellMar>
             <w:top w:w="15" w:type="dxa"/>
             <w:left w:w="15" w:type="dxa"/>
@@ -12404,7 +11599,6 @@
                 <w:kern w:val="0"/>
                 <w:sz w:val="22"/>
                 <w:szCs w:val="22"/>
-                <w:bdr w:val="none" w:color="auto" w:sz="0" w:space="0"/>
                 <w:lang w:val="en-US" w:eastAsia="zh-CN" w:bidi="ar"/>
               </w:rPr>
               <w:t>4</w:t>
@@ -12453,7 +11647,6 @@
                 <w:kern w:val="0"/>
                 <w:sz w:val="22"/>
                 <w:szCs w:val="22"/>
-                <w:bdr w:val="none" w:color="auto" w:sz="0" w:space="0"/>
                 <w:lang w:val="en-US" w:eastAsia="zh-CN" w:bidi="ar"/>
               </w:rPr>
               <w:t>1,651,506 ± 41,296</w:t>
@@ -12502,7 +11695,6 @@
                 <w:kern w:val="0"/>
                 <w:sz w:val="22"/>
                 <w:szCs w:val="22"/>
-                <w:bdr w:val="none" w:color="auto" w:sz="0" w:space="0"/>
                 <w:lang w:val="en-US" w:eastAsia="zh-CN" w:bidi="ar"/>
               </w:rPr>
               <w:t>60,039 ± 803（-96.4%）</w:t>
@@ -12553,7 +11745,6 @@
                 <w:kern w:val="0"/>
                 <w:sz w:val="22"/>
                 <w:szCs w:val="22"/>
-                <w:bdr w:val="none" w:color="auto" w:sz="0" w:space="0"/>
                 <w:lang w:val="en-US" w:eastAsia="zh-CN" w:bidi="ar"/>
               </w:rPr>
               <w:t>59,984 ± 798（-96.4%</w:t>
@@ -12569,7 +11760,6 @@
                 <w:kern w:val="0"/>
                 <w:sz w:val="22"/>
                 <w:szCs w:val="22"/>
-                <w:bdr w:val="none" w:color="auto" w:sz="0" w:space="0"/>
                 <w:lang w:val="en-US" w:eastAsia="zh-CN" w:bidi="ar"/>
               </w:rPr>
               <w:t>）</w:t>
@@ -12636,7 +11826,6 @@
                 <w:kern w:val="0"/>
                 <w:sz w:val="22"/>
                 <w:szCs w:val="22"/>
-                <w:bdr w:val="none" w:color="auto" w:sz="0" w:space="0"/>
                 <w:lang w:val="en-US" w:eastAsia="zh-CN" w:bidi="ar"/>
               </w:rPr>
               <w:t>8</w:t>
@@ -12685,7 +11874,6 @@
                 <w:kern w:val="0"/>
                 <w:sz w:val="22"/>
                 <w:szCs w:val="22"/>
-                <w:bdr w:val="none" w:color="auto" w:sz="0" w:space="0"/>
                 <w:lang w:val="en-US" w:eastAsia="zh-CN" w:bidi="ar"/>
               </w:rPr>
               <w:t>1,995,704 ± 41,305</w:t>
@@ -12734,7 +11922,6 @@
                 <w:kern w:val="0"/>
                 <w:sz w:val="22"/>
                 <w:szCs w:val="22"/>
-                <w:bdr w:val="none" w:color="auto" w:sz="0" w:space="0"/>
                 <w:lang w:val="en-US" w:eastAsia="zh-CN" w:bidi="ar"/>
               </w:rPr>
               <w:t>138,141 ± 2,628（-93.1%）</w:t>
@@ -12785,7 +11972,6 @@
                 <w:kern w:val="0"/>
                 <w:sz w:val="22"/>
                 <w:szCs w:val="22"/>
-                <w:bdr w:val="none" w:color="auto" w:sz="0" w:space="0"/>
                 <w:lang w:val="en-US" w:eastAsia="zh-CN" w:bidi="ar"/>
               </w:rPr>
               <w:t>137,692 ± 3,357（-93.1%）</w:t>
@@ -13010,7 +12196,7 @@
           <w:szCs w:val="24"/>
         </w:rPr>
       </w:pPr>
-      <w:bookmarkStart w:id="13" w:name="_Toc32212"/>
+      <w:bookmarkStart w:id="13" w:name="_Toc19314"/>
       <w:r>
         <w:rPr>
           <w:rFonts w:hint="eastAsia" w:ascii="黑体" w:hAnsi="黑体" w:eastAsia="黑体" w:cs="黑体"/>
@@ -13043,7 +12229,6 @@
         <w:textAlignment w:val="auto"/>
         <w:rPr>
           <w:rFonts w:hint="eastAsia" w:asciiTheme="majorEastAsia" w:hAnsiTheme="majorEastAsia" w:eastAsiaTheme="majorEastAsia" w:cstheme="majorEastAsia"/>
-          <w:b/>
           <w:sz w:val="24"/>
           <w:szCs w:val="24"/>
         </w:rPr>
@@ -13082,6 +12267,14 @@
           <w:szCs w:val="24"/>
         </w:rPr>
       </w:pPr>
+      <w:r>
+        <w:rPr>
+          <w:rFonts w:hint="eastAsia" w:asciiTheme="majorEastAsia" w:hAnsiTheme="majorEastAsia" w:eastAsiaTheme="majorEastAsia" w:cstheme="majorEastAsia"/>
+          <w:sz w:val="24"/>
+          <w:szCs w:val="24"/>
+        </w:rPr>
+        <w:t>为验证 RVV 寄存器搬运是否为主要瓶颈，本项目实现 restore-elision 定制内核：owner 状态有效时跳过 `v0-v31` restore，但保留 eager save 和 Vector CSR 恢复。实验使用单个 llama-server、c=4、每轮 300 s，原厂与定制内核各取 3 轮，CPU 固定为 1.6 GHz。</w:t>
+      </w:r>
     </w:p>
     <w:p>
       <w:pPr>
@@ -13099,7 +12292,6 @@
         <w:adjustRightInd/>
         <w:snapToGrid/>
         <w:spacing w:line="400" w:lineRule="exact"/>
-        <w:ind w:firstLine="480" w:firstLineChars="200"/>
         <w:textAlignment w:val="auto"/>
         <w:rPr>
           <w:rFonts w:hint="eastAsia" w:asciiTheme="majorEastAsia" w:hAnsiTheme="majorEastAsia" w:eastAsiaTheme="majorEastAsia" w:cstheme="majorEastAsia"/>
@@ -13107,14 +12299,6 @@
           <w:szCs w:val="24"/>
         </w:rPr>
       </w:pPr>
-      <w:r>
-        <w:rPr>
-          <w:rFonts w:hint="eastAsia" w:asciiTheme="majorEastAsia" w:hAnsiTheme="majorEastAsia" w:eastAsiaTheme="majorEastAsia" w:cstheme="majorEastAsia"/>
-          <w:sz w:val="24"/>
-          <w:szCs w:val="24"/>
-        </w:rPr>
-        <w:t>为验证 RVV 寄存器搬运是否为主要瓶颈，本项目实现 restore-elision 定制内核：owner 状态有效时跳过 `v0-v31` restore，但保留 eager save 和 Vector CSR 恢复。实验使用单个 llama-server、c=4、每轮 300 s，原厂与定制内核各取 3 轮，CPU 固定为 1.6 GHz。</w:t>
-      </w:r>
     </w:p>
     <w:p>
       <w:pPr>
@@ -13132,6 +12316,8 @@
         <w:adjustRightInd/>
         <w:snapToGrid/>
         <w:spacing w:line="400" w:lineRule="exact"/>
+        <w:ind w:firstLine="480" w:firstLineChars="200"/>
+        <w:jc w:val="center"/>
         <w:textAlignment w:val="auto"/>
         <w:rPr>
           <w:rFonts w:hint="eastAsia" w:asciiTheme="majorEastAsia" w:hAnsiTheme="majorEastAsia" w:eastAsiaTheme="majorEastAsia" w:cstheme="majorEastAsia"/>
@@ -13139,6 +12325,14 @@
           <w:szCs w:val="24"/>
         </w:rPr>
       </w:pPr>
+      <w:r>
+        <w:rPr>
+          <w:rFonts w:hint="eastAsia" w:asciiTheme="majorEastAsia" w:hAnsiTheme="majorEastAsia" w:eastAsiaTheme="majorEastAsia" w:cstheme="majorEastAsia"/>
+          <w:sz w:val="24"/>
+          <w:szCs w:val="24"/>
+        </w:rPr>
+        <w:t>表 4-5  CFS 与 CFS + restore-elision 对比</w:t>
+      </w:r>
     </w:p>
     <w:p>
       <w:pPr>
@@ -13157,40 +12351,6 @@
         <w:snapToGrid/>
         <w:spacing w:line="400" w:lineRule="exact"/>
         <w:ind w:firstLine="480" w:firstLineChars="200"/>
-        <w:jc w:val="center"/>
-        <w:textAlignment w:val="auto"/>
-        <w:rPr>
-          <w:rFonts w:hint="eastAsia" w:asciiTheme="majorEastAsia" w:hAnsiTheme="majorEastAsia" w:eastAsiaTheme="majorEastAsia" w:cstheme="majorEastAsia"/>
-          <w:sz w:val="24"/>
-          <w:szCs w:val="24"/>
-        </w:rPr>
-      </w:pPr>
-      <w:r>
-        <w:rPr>
-          <w:rFonts w:hint="eastAsia" w:asciiTheme="majorEastAsia" w:hAnsiTheme="majorEastAsia" w:eastAsiaTheme="majorEastAsia" w:cstheme="majorEastAsia"/>
-          <w:sz w:val="24"/>
-          <w:szCs w:val="24"/>
-        </w:rPr>
-        <w:t>表 4-5  CFS 与 CFS + restore-elision 对比</w:t>
-      </w:r>
-    </w:p>
-    <w:p>
-      <w:pPr>
-        <w:keepNext w:val="0"/>
-        <w:keepLines w:val="0"/>
-        <w:pageBreakBefore w:val="0"/>
-        <w:widowControl w:val="0"/>
-        <w:kinsoku/>
-        <w:wordWrap/>
-        <w:overflowPunct/>
-        <w:topLinePunct w:val="0"/>
-        <w:autoSpaceDE/>
-        <w:autoSpaceDN/>
-        <w:bidi w:val="0"/>
-        <w:adjustRightInd/>
-        <w:snapToGrid/>
-        <w:spacing w:line="400" w:lineRule="exact"/>
-        <w:ind w:firstLine="480" w:firstLineChars="200"/>
         <w:textAlignment w:val="auto"/>
         <w:rPr>
           <w:rFonts w:hint="eastAsia" w:asciiTheme="majorEastAsia" w:hAnsiTheme="majorEastAsia" w:eastAsiaTheme="majorEastAsia" w:cstheme="majorEastAsia"/>
@@ -13201,6 +12361,7 @@
     </w:p>
     <w:tbl>
       <w:tblPr>
+        <w:tblStyle w:val="9"/>
         <w:tblW w:w="0" w:type="auto"/>
         <w:tblInd w:w="0" w:type="dxa"/>
         <w:tblBorders>
@@ -13297,7 +12458,6 @@
                 <w:kern w:val="0"/>
                 <w:sz w:val="22"/>
                 <w:szCs w:val="22"/>
-                <w:bdr w:val="none" w:color="auto" w:sz="0" w:space="0"/>
                 <w:lang w:val="en-US" w:eastAsia="zh-CN" w:bidi="ar"/>
               </w:rPr>
               <w:t>配置</w:t>
@@ -13352,7 +12512,6 @@
                 <w:kern w:val="0"/>
                 <w:sz w:val="22"/>
                 <w:szCs w:val="22"/>
-                <w:bdr w:val="none" w:color="auto" w:sz="0" w:space="0"/>
                 <w:lang w:val="en-US" w:eastAsia="zh-CN" w:bidi="ar"/>
               </w:rPr>
               <w:t>TPS（均值 ± 标准差）</w:t>
@@ -13406,7 +12565,6 @@
                 <w:kern w:val="0"/>
                 <w:sz w:val="22"/>
                 <w:szCs w:val="22"/>
-                <w:bdr w:val="none" w:color="auto" w:sz="0" w:space="0"/>
                 <w:lang w:val="en-US" w:eastAsia="zh-CN" w:bidi="ar"/>
               </w:rPr>
               <w:t>平均 TTFT（均值 ± 标准差）</w:t>
@@ -13460,7 +12618,6 @@
                 <w:kern w:val="0"/>
                 <w:sz w:val="22"/>
                 <w:szCs w:val="22"/>
-                <w:bdr w:val="none" w:color="auto" w:sz="0" w:space="0"/>
                 <w:lang w:val="en-US" w:eastAsia="zh-CN" w:bidi="ar"/>
               </w:rPr>
               <w:t>p95 TTFT</w:t>
@@ -13514,7 +12671,6 @@
                 <w:kern w:val="0"/>
                 <w:sz w:val="22"/>
                 <w:szCs w:val="22"/>
-                <w:bdr w:val="none" w:color="auto" w:sz="0" w:space="0"/>
                 <w:lang w:val="en-US" w:eastAsia="zh-CN" w:bidi="ar"/>
               </w:rPr>
               <w:t>RVV save+restore 候选（正式窗口）</w:t>
@@ -13568,7 +12724,6 @@
                 <w:kern w:val="0"/>
                 <w:sz w:val="22"/>
                 <w:szCs w:val="22"/>
-                <w:bdr w:val="none" w:color="auto" w:sz="0" w:space="0"/>
                 <w:lang w:val="en-US" w:eastAsia="zh-CN" w:bidi="ar"/>
               </w:rPr>
               <w:t>实际完整 RVV save+restore</w:t>
@@ -13586,7 +12741,6 @@
             <w:insideH w:val="none" w:color="auto" w:sz="0" w:space="0"/>
             <w:insideV w:val="none" w:color="auto" w:sz="0" w:space="0"/>
           </w:tblBorders>
-          <w:shd w:val="clear" w:color="auto" w:fill="FFFFFF"/>
           <w:tblCellMar>
             <w:top w:w="15" w:type="dxa"/>
             <w:left w:w="15" w:type="dxa"/>
@@ -13643,7 +12797,6 @@
                 <w:kern w:val="0"/>
                 <w:sz w:val="22"/>
                 <w:szCs w:val="22"/>
-                <w:bdr w:val="none" w:color="auto" w:sz="0" w:space="0"/>
                 <w:lang w:val="en-US" w:eastAsia="zh-CN" w:bidi="ar"/>
               </w:rPr>
               <w:t>原厂 CFS</w:t>
@@ -13696,7 +12849,6 @@
                 <w:kern w:val="0"/>
                 <w:sz w:val="22"/>
                 <w:szCs w:val="22"/>
-                <w:bdr w:val="none" w:color="auto" w:sz="0" w:space="0"/>
                 <w:lang w:val="en-US" w:eastAsia="zh-CN" w:bidi="ar"/>
               </w:rPr>
               <w:t>5.671 ± 0.092</w:t>
@@ -13748,7 +12900,6 @@
                 <w:kern w:val="0"/>
                 <w:sz w:val="22"/>
                 <w:szCs w:val="22"/>
-                <w:bdr w:val="none" w:color="auto" w:sz="0" w:space="0"/>
                 <w:lang w:val="en-US" w:eastAsia="zh-CN" w:bidi="ar"/>
               </w:rPr>
               <w:t>3317.612 ± 209.135 ms</w:t>
@@ -13800,7 +12951,6 @@
                 <w:kern w:val="0"/>
                 <w:sz w:val="22"/>
                 <w:szCs w:val="22"/>
-                <w:bdr w:val="none" w:color="auto" w:sz="0" w:space="0"/>
                 <w:lang w:val="en-US" w:eastAsia="zh-CN" w:bidi="ar"/>
               </w:rPr>
               <w:t>14264.225 ms</w:t>
@@ -13852,7 +13002,6 @@
                 <w:kern w:val="0"/>
                 <w:sz w:val="22"/>
                 <w:szCs w:val="22"/>
-                <w:bdr w:val="none" w:color="auto" w:sz="0" w:space="0"/>
                 <w:lang w:val="en-US" w:eastAsia="zh-CN" w:bidi="ar"/>
               </w:rPr>
               <w:t>124,660 ± 2,245</w:t>
@@ -13904,7 +13053,6 @@
                 <w:kern w:val="0"/>
                 <w:sz w:val="22"/>
                 <w:szCs w:val="22"/>
-                <w:bdr w:val="none" w:color="auto" w:sz="0" w:space="0"/>
                 <w:lang w:val="en-US" w:eastAsia="zh-CN" w:bidi="ar"/>
               </w:rPr>
               <w:t>124,660 ± 2,245</w:t>
@@ -13978,7 +13126,6 @@
                 <w:kern w:val="0"/>
                 <w:sz w:val="22"/>
                 <w:szCs w:val="22"/>
-                <w:bdr w:val="none" w:color="auto" w:sz="0" w:space="0"/>
                 <w:lang w:val="en-US" w:eastAsia="zh-CN" w:bidi="ar"/>
               </w:rPr>
               <w:t>CFS + restore-elision</w:t>
@@ -14030,7 +13177,6 @@
                 <w:kern w:val="0"/>
                 <w:sz w:val="22"/>
                 <w:szCs w:val="22"/>
-                <w:bdr w:val="none" w:color="auto" w:sz="0" w:space="0"/>
                 <w:lang w:val="en-US" w:eastAsia="zh-CN" w:bidi="ar"/>
               </w:rPr>
               <w:t>5.673 ± 0.070</w:t>
@@ -14079,7 +13225,6 @@
                 <w:kern w:val="0"/>
                 <w:sz w:val="22"/>
                 <w:szCs w:val="22"/>
-                <w:bdr w:val="none" w:color="auto" w:sz="0" w:space="0"/>
                 <w:lang w:val="en-US" w:eastAsia="zh-CN" w:bidi="ar"/>
               </w:rPr>
               <w:t>3090.600 ± 381.757 ms</w:t>
@@ -14128,7 +13273,6 @@
                 <w:kern w:val="0"/>
                 <w:sz w:val="22"/>
                 <w:szCs w:val="22"/>
-                <w:bdr w:val="none" w:color="auto" w:sz="0" w:space="0"/>
                 <w:lang w:val="en-US" w:eastAsia="zh-CN" w:bidi="ar"/>
               </w:rPr>
               <w:t>13269.032 ± 2006.988 ms</w:t>
@@ -14177,7 +13321,6 @@
                 <w:kern w:val="0"/>
                 <w:sz w:val="22"/>
                 <w:szCs w:val="22"/>
-                <w:bdr w:val="none" w:color="auto" w:sz="0" w:space="0"/>
                 <w:lang w:val="en-US" w:eastAsia="zh-CN" w:bidi="ar"/>
               </w:rPr>
               <w:t>128,164 ± 1,906</w:t>
@@ -14226,7 +13369,6 @@
                 <w:kern w:val="0"/>
                 <w:sz w:val="22"/>
                 <w:szCs w:val="22"/>
-                <w:bdr w:val="none" w:color="auto" w:sz="0" w:space="0"/>
                 <w:lang w:val="en-US" w:eastAsia="zh-CN" w:bidi="ar"/>
               </w:rPr>
               <w:t>69,758 ± 949</w:t>
@@ -14296,7 +13438,6 @@
                 <w:kern w:val="0"/>
                 <w:sz w:val="22"/>
                 <w:szCs w:val="22"/>
-                <w:bdr w:val="none" w:color="auto" w:sz="0" w:space="0"/>
                 <w:lang w:val="en-US" w:eastAsia="zh-CN" w:bidi="ar"/>
               </w:rPr>
               <w:t>相对变化</w:t>
@@ -14348,7 +13489,6 @@
                 <w:kern w:val="0"/>
                 <w:sz w:val="22"/>
                 <w:szCs w:val="22"/>
-                <w:bdr w:val="none" w:color="auto" w:sz="0" w:space="0"/>
                 <w:lang w:val="en-US" w:eastAsia="zh-CN" w:bidi="ar"/>
               </w:rPr>
               <w:t>+0.041%</w:t>
@@ -14397,7 +13537,6 @@
                 <w:kern w:val="0"/>
                 <w:sz w:val="22"/>
                 <w:szCs w:val="22"/>
-                <w:bdr w:val="none" w:color="auto" w:sz="0" w:space="0"/>
                 <w:lang w:val="en-US" w:eastAsia="zh-CN" w:bidi="ar"/>
               </w:rPr>
               <w:t>-6.843%</w:t>
@@ -14446,7 +13585,6 @@
                 <w:kern w:val="0"/>
                 <w:sz w:val="22"/>
                 <w:szCs w:val="22"/>
-                <w:bdr w:val="none" w:color="auto" w:sz="0" w:space="0"/>
                 <w:lang w:val="en-US" w:eastAsia="zh-CN" w:bidi="ar"/>
               </w:rPr>
               <w:t>-6.977%</w:t>
@@ -14495,7 +13633,6 @@
                 <w:kern w:val="0"/>
                 <w:sz w:val="22"/>
                 <w:szCs w:val="22"/>
-                <w:bdr w:val="none" w:color="auto" w:sz="0" w:space="0"/>
                 <w:lang w:val="en-US" w:eastAsia="zh-CN" w:bidi="ar"/>
               </w:rPr>
               <w:t>+2.811%</w:t>
@@ -14544,7 +13681,6 @@
                 <w:kern w:val="0"/>
                 <w:sz w:val="22"/>
                 <w:szCs w:val="22"/>
-                <w:bdr w:val="none" w:color="auto" w:sz="0" w:space="0"/>
                 <w:lang w:val="en-US" w:eastAsia="zh-CN" w:bidi="ar"/>
               </w:rPr>
               <w:t>-44.041%</w:t>
@@ -14702,6 +13838,14 @@
           <w:szCs w:val="24"/>
         </w:rPr>
       </w:pPr>
+      <w:r>
+        <w:rPr>
+          <w:rFonts w:hint="eastAsia" w:asciiTheme="majorEastAsia" w:hAnsiTheme="majorEastAsia" w:eastAsiaTheme="majorEastAsia" w:cstheme="majorEastAsia"/>
+          <w:sz w:val="24"/>
+          <w:szCs w:val="24"/>
+        </w:rPr>
+        <w:t>实验以 perf stat 统计系统 instructions，以 cpu-clock:u 采样用户态 on-CPU 符号。通过 Build ID 和反汇编确认 libgomp.so.1 热点为进入 futex 前的 bounded-spin 循环。结果见表 4-6。</w:t>
+      </w:r>
     </w:p>
     <w:p>
       <w:pPr>
@@ -14727,14 +13871,6 @@
           <w:szCs w:val="24"/>
         </w:rPr>
       </w:pPr>
-      <w:r>
-        <w:rPr>
-          <w:rFonts w:hint="eastAsia" w:asciiTheme="majorEastAsia" w:hAnsiTheme="majorEastAsia" w:eastAsiaTheme="majorEastAsia" w:cstheme="majorEastAsia"/>
-          <w:sz w:val="24"/>
-          <w:szCs w:val="24"/>
-        </w:rPr>
-        <w:t>实验以 perf stat 统计系统 instructions，以 cpu-clock:u 采样用户态 on-CPU 符号。通过 Build ID 和反汇编确认 libgomp.so.1 热点为进入 futex 前的 bounded-spin 循环。结果见表 4-6。</w:t>
-      </w:r>
     </w:p>
     <w:p>
       <w:pPr>
@@ -14753,6 +13889,7 @@
         <w:snapToGrid/>
         <w:spacing w:line="400" w:lineRule="exact"/>
         <w:ind w:firstLine="480" w:firstLineChars="200"/>
+        <w:jc w:val="center"/>
         <w:textAlignment w:val="auto"/>
         <w:rPr>
           <w:rFonts w:hint="eastAsia" w:asciiTheme="majorEastAsia" w:hAnsiTheme="majorEastAsia" w:eastAsiaTheme="majorEastAsia" w:cstheme="majorEastAsia"/>
@@ -14760,6 +13897,14 @@
           <w:szCs w:val="24"/>
         </w:rPr>
       </w:pPr>
+      <w:r>
+        <w:rPr>
+          <w:rFonts w:hint="eastAsia" w:asciiTheme="majorEastAsia" w:hAnsiTheme="majorEastAsia" w:eastAsiaTheme="majorEastAsia" w:cstheme="majorEastAsia"/>
+          <w:sz w:val="24"/>
+          <w:szCs w:val="24"/>
+        </w:rPr>
+        <w:t>表 4-6  CFS、affinity 与 Dirty Lease 的 libgomp 自旋对比</w:t>
+      </w:r>
     </w:p>
     <w:p>
       <w:pPr>
@@ -14778,40 +13923,6 @@
         <w:snapToGrid/>
         <w:spacing w:line="400" w:lineRule="exact"/>
         <w:ind w:firstLine="480" w:firstLineChars="200"/>
-        <w:jc w:val="center"/>
-        <w:textAlignment w:val="auto"/>
-        <w:rPr>
-          <w:rFonts w:hint="eastAsia" w:asciiTheme="majorEastAsia" w:hAnsiTheme="majorEastAsia" w:eastAsiaTheme="majorEastAsia" w:cstheme="majorEastAsia"/>
-          <w:sz w:val="24"/>
-          <w:szCs w:val="24"/>
-        </w:rPr>
-      </w:pPr>
-      <w:r>
-        <w:rPr>
-          <w:rFonts w:hint="eastAsia" w:asciiTheme="majorEastAsia" w:hAnsiTheme="majorEastAsia" w:eastAsiaTheme="majorEastAsia" w:cstheme="majorEastAsia"/>
-          <w:sz w:val="24"/>
-          <w:szCs w:val="24"/>
-        </w:rPr>
-        <w:t>表 4-6  CFS、affinity 与 Dirty Lease 的 libgomp 自旋对比</w:t>
-      </w:r>
-    </w:p>
-    <w:p>
-      <w:pPr>
-        <w:keepNext w:val="0"/>
-        <w:keepLines w:val="0"/>
-        <w:pageBreakBefore w:val="0"/>
-        <w:widowControl w:val="0"/>
-        <w:kinsoku/>
-        <w:wordWrap/>
-        <w:overflowPunct/>
-        <w:topLinePunct w:val="0"/>
-        <w:autoSpaceDE/>
-        <w:autoSpaceDN/>
-        <w:bidi w:val="0"/>
-        <w:adjustRightInd/>
-        <w:snapToGrid/>
-        <w:spacing w:line="400" w:lineRule="exact"/>
-        <w:ind w:firstLine="480" w:firstLineChars="200"/>
         <w:textAlignment w:val="auto"/>
         <w:rPr>
           <w:rFonts w:hint="eastAsia" w:asciiTheme="majorEastAsia" w:hAnsiTheme="majorEastAsia" w:eastAsiaTheme="majorEastAsia" w:cstheme="majorEastAsia"/>
@@ -14822,6 +13933,7 @@
     </w:p>
     <w:tbl>
       <w:tblPr>
+        <w:tblStyle w:val="9"/>
         <w:tblW w:w="0" w:type="auto"/>
         <w:tblInd w:w="0" w:type="dxa"/>
         <w:tblBorders>
@@ -14860,6 +13972,7 @@
             <w:insideH w:val="none" w:color="auto" w:sz="0" w:space="0"/>
             <w:insideV w:val="none" w:color="auto" w:sz="0" w:space="0"/>
           </w:tblBorders>
+          <w:shd w:val="clear" w:color="auto" w:fill="FFFFFF"/>
           <w:tblCellMar>
             <w:top w:w="15" w:type="dxa"/>
             <w:left w:w="15" w:type="dxa"/>
@@ -14920,7 +14033,6 @@
                 <w:kern w:val="0"/>
                 <w:sz w:val="22"/>
                 <w:szCs w:val="22"/>
-                <w:bdr w:val="none" w:color="auto" w:sz="0" w:space="0"/>
                 <w:lang w:val="en-US" w:eastAsia="zh-CN" w:bidi="ar"/>
               </w:rPr>
               <w:t>配置</w:t>
@@ -14976,7 +14088,6 @@
                 <w:kern w:val="0"/>
                 <w:sz w:val="22"/>
                 <w:szCs w:val="22"/>
-                <w:bdr w:val="none" w:color="auto" w:sz="0" w:space="0"/>
                 <w:lang w:val="en-US" w:eastAsia="zh-CN" w:bidi="ar"/>
               </w:rPr>
               <w:t>Aggregate TPS</w:t>
@@ -15031,7 +14142,6 @@
                 <w:kern w:val="0"/>
                 <w:sz w:val="22"/>
                 <w:szCs w:val="22"/>
-                <w:bdr w:val="none" w:color="auto" w:sz="0" w:space="0"/>
                 <w:lang w:val="en-US" w:eastAsia="zh-CN" w:bidi="ar"/>
               </w:rPr>
               <w:t>LLM CPU runtime</w:t>
@@ -15086,7 +14196,6 @@
                 <w:kern w:val="0"/>
                 <w:sz w:val="22"/>
                 <w:szCs w:val="22"/>
-                <w:bdr w:val="none" w:color="auto" w:sz="0" w:space="0"/>
                 <w:lang w:val="en-US" w:eastAsia="zh-CN" w:bidi="ar"/>
               </w:rPr>
               <w:t>系统 instructions</w:t>
@@ -15141,7 +14250,6 @@
                 <w:kern w:val="0"/>
                 <w:sz w:val="22"/>
                 <w:szCs w:val="22"/>
-                <w:bdr w:val="none" w:color="auto" w:sz="0" w:space="0"/>
                 <w:lang w:val="en-US" w:eastAsia="zh-CN" w:bidi="ar"/>
               </w:rPr>
               <w:t>spin-loop 用户态占比</w:t>
@@ -15196,7 +14304,6 @@
                 <w:kern w:val="0"/>
                 <w:sz w:val="22"/>
                 <w:szCs w:val="22"/>
-                <w:bdr w:val="none" w:color="auto" w:sz="0" w:space="0"/>
                 <w:lang w:val="en-US" w:eastAsia="zh-CN" w:bidi="ar"/>
               </w:rPr>
               <w:t>spin-loop CPU 时间</w:t>
@@ -15252,7 +14359,6 @@
                 <w:kern w:val="0"/>
                 <w:sz w:val="22"/>
                 <w:szCs w:val="22"/>
-                <w:bdr w:val="none" w:color="auto" w:sz="0" w:space="0"/>
                 <w:lang w:val="en-US" w:eastAsia="zh-CN" w:bidi="ar"/>
               </w:rPr>
               <w:t>libggml-cpu samples</w:t>
@@ -15270,6 +14376,7 @@
             <w:insideH w:val="none" w:color="auto" w:sz="0" w:space="0"/>
             <w:insideV w:val="none" w:color="auto" w:sz="0" w:space="0"/>
           </w:tblBorders>
+          <w:shd w:val="clear" w:color="auto" w:fill="FFFFFF"/>
           <w:tblCellMar>
             <w:top w:w="15" w:type="dxa"/>
             <w:left w:w="15" w:type="dxa"/>
@@ -15324,7 +14431,6 @@
                 <w:kern w:val="0"/>
                 <w:sz w:val="22"/>
                 <w:szCs w:val="22"/>
-                <w:bdr w:val="none" w:color="auto" w:sz="0" w:space="0"/>
                 <w:lang w:val="en-US" w:eastAsia="zh-CN" w:bidi="ar"/>
               </w:rPr>
               <w:t>CFS</w:t>
@@ -15377,7 +14483,6 @@
                 <w:kern w:val="0"/>
                 <w:sz w:val="22"/>
                 <w:szCs w:val="22"/>
-                <w:bdr w:val="none" w:color="auto" w:sz="0" w:space="0"/>
                 <w:lang w:val="en-US" w:eastAsia="zh-CN" w:bidi="ar"/>
               </w:rPr>
               <w:t>2.1131</w:t>
@@ -15429,7 +14534,6 @@
                 <w:kern w:val="0"/>
                 <w:sz w:val="22"/>
                 <w:szCs w:val="22"/>
-                <w:bdr w:val="none" w:color="auto" w:sz="0" w:space="0"/>
                 <w:lang w:val="en-US" w:eastAsia="zh-CN" w:bidi="ar"/>
               </w:rPr>
               <w:t>1799.24 s</w:t>
@@ -15481,7 +14585,6 @@
                 <w:kern w:val="0"/>
                 <w:sz w:val="22"/>
                 <w:szCs w:val="22"/>
-                <w:bdr w:val="none" w:color="auto" w:sz="0" w:space="0"/>
                 <w:lang w:val="en-US" w:eastAsia="zh-CN" w:bidi="ar"/>
               </w:rPr>
               <w:t>2.000 T</w:t>
@@ -15533,7 +14636,6 @@
                 <w:kern w:val="0"/>
                 <w:sz w:val="22"/>
                 <w:szCs w:val="22"/>
-                <w:bdr w:val="none" w:color="auto" w:sz="0" w:space="0"/>
                 <w:lang w:val="en-US" w:eastAsia="zh-CN" w:bidi="ar"/>
               </w:rPr>
               <w:t>17.54%</w:t>
@@ -15585,7 +14687,6 @@
                 <w:kern w:val="0"/>
                 <w:sz w:val="22"/>
                 <w:szCs w:val="22"/>
-                <w:bdr w:val="none" w:color="auto" w:sz="0" w:space="0"/>
                 <w:lang w:val="en-US" w:eastAsia="zh-CN" w:bidi="ar"/>
               </w:rPr>
               <w:t>311.14 s</w:t>
@@ -15638,7 +14739,6 @@
                 <w:kern w:val="0"/>
                 <w:sz w:val="22"/>
                 <w:szCs w:val="22"/>
-                <w:bdr w:val="none" w:color="auto" w:sz="0" w:space="0"/>
                 <w:lang w:val="en-US" w:eastAsia="zh-CN" w:bidi="ar"/>
               </w:rPr>
               <w:t>142,838</w:t>
@@ -15710,7 +14810,6 @@
                 <w:kern w:val="0"/>
                 <w:sz w:val="22"/>
                 <w:szCs w:val="22"/>
-                <w:bdr w:val="none" w:color="auto" w:sz="0" w:space="0"/>
                 <w:lang w:val="en-US" w:eastAsia="zh-CN" w:bidi="ar"/>
               </w:rPr>
               <w:t>CFS + affinity</w:t>
@@ -15762,7 +14861,6 @@
                 <w:kern w:val="0"/>
                 <w:sz w:val="22"/>
                 <w:szCs w:val="22"/>
-                <w:bdr w:val="none" w:color="auto" w:sz="0" w:space="0"/>
                 <w:lang w:val="en-US" w:eastAsia="zh-CN" w:bidi="ar"/>
               </w:rPr>
               <w:t>2.4177（+14.42%）</w:t>
@@ -15811,7 +14909,6 @@
                 <w:kern w:val="0"/>
                 <w:sz w:val="22"/>
                 <w:szCs w:val="22"/>
-                <w:bdr w:val="none" w:color="auto" w:sz="0" w:space="0"/>
                 <w:lang w:val="en-US" w:eastAsia="zh-CN" w:bidi="ar"/>
               </w:rPr>
               <w:t>1605.23 s（-10.78%）</w:t>
@@ -15860,7 +14957,6 @@
                 <w:kern w:val="0"/>
                 <w:sz w:val="22"/>
                 <w:szCs w:val="22"/>
-                <w:bdr w:val="none" w:color="auto" w:sz="0" w:space="0"/>
                 <w:lang w:val="en-US" w:eastAsia="zh-CN" w:bidi="ar"/>
               </w:rPr>
               <w:t>1.619 T（-19.05%）</w:t>
@@ -15909,7 +15005,6 @@
                 <w:kern w:val="0"/>
                 <w:sz w:val="22"/>
                 <w:szCs w:val="22"/>
-                <w:bdr w:val="none" w:color="auto" w:sz="0" w:space="0"/>
                 <w:lang w:val="en-US" w:eastAsia="zh-CN" w:bidi="ar"/>
               </w:rPr>
               <w:t>7.48%</w:t>
@@ -15958,7 +15053,6 @@
                 <w:kern w:val="0"/>
                 <w:sz w:val="22"/>
                 <w:szCs w:val="22"/>
-                <w:bdr w:val="none" w:color="auto" w:sz="0" w:space="0"/>
                 <w:lang w:val="en-US" w:eastAsia="zh-CN" w:bidi="ar"/>
               </w:rPr>
               <w:t>119.07 s</w:t>
@@ -16010,7 +15104,6 @@
                 <w:kern w:val="0"/>
                 <w:sz w:val="22"/>
                 <w:szCs w:val="22"/>
-                <w:bdr w:val="none" w:color="auto" w:sz="0" w:space="0"/>
                 <w:lang w:val="en-US" w:eastAsia="zh-CN" w:bidi="ar"/>
               </w:rPr>
               <w:t>144,339（+1.05%）</w:t>
@@ -16028,6 +15121,7 @@
             <w:insideH w:val="none" w:color="auto" w:sz="0" w:space="0"/>
             <w:insideV w:val="none" w:color="auto" w:sz="0" w:space="0"/>
           </w:tblBorders>
+          <w:shd w:val="clear" w:color="auto" w:fill="FFFFFF"/>
           <w:tblCellMar>
             <w:top w:w="15" w:type="dxa"/>
             <w:left w:w="15" w:type="dxa"/>
@@ -16082,7 +15176,6 @@
                 <w:kern w:val="0"/>
                 <w:sz w:val="22"/>
                 <w:szCs w:val="22"/>
-                <w:bdr w:val="none" w:color="auto" w:sz="0" w:space="0"/>
                 <w:lang w:val="en-US" w:eastAsia="zh-CN" w:bidi="ar"/>
               </w:rPr>
               <w:t>Dirty Lease Observe</w:t>
@@ -16137,7 +15230,6 @@
                 <w:kern w:val="0"/>
                 <w:sz w:val="22"/>
                 <w:szCs w:val="22"/>
-                <w:bdr w:val="none" w:color="auto" w:sz="0" w:space="0"/>
                 <w:lang w:val="en-US" w:eastAsia="zh-CN" w:bidi="ar"/>
               </w:rPr>
               <w:t>2.5194（+19.23%）</w:t>
@@ -16191,7 +15283,6 @@
                 <w:kern w:val="0"/>
                 <w:sz w:val="22"/>
                 <w:szCs w:val="22"/>
-                <w:bdr w:val="none" w:color="auto" w:sz="0" w:space="0"/>
                 <w:lang w:val="en-US" w:eastAsia="zh-CN" w:bidi="ar"/>
               </w:rPr>
               <w:t>1528.83 s（-15.03%）</w:t>
@@ -16245,7 +15336,6 @@
                 <w:kern w:val="0"/>
                 <w:sz w:val="22"/>
                 <w:szCs w:val="22"/>
-                <w:bdr w:val="none" w:color="auto" w:sz="0" w:space="0"/>
                 <w:lang w:val="en-US" w:eastAsia="zh-CN" w:bidi="ar"/>
               </w:rPr>
               <w:t>1.549 T（-22.55%）</w:t>
@@ -16299,7 +15389,6 @@
                 <w:kern w:val="0"/>
                 <w:sz w:val="22"/>
                 <w:szCs w:val="22"/>
-                <w:bdr w:val="none" w:color="auto" w:sz="0" w:space="0"/>
                 <w:lang w:val="en-US" w:eastAsia="zh-CN" w:bidi="ar"/>
               </w:rPr>
               <w:t>5.64%</w:t>
@@ -16353,7 +15442,6 @@
                 <w:kern w:val="0"/>
                 <w:sz w:val="22"/>
                 <w:szCs w:val="22"/>
-                <w:bdr w:val="none" w:color="auto" w:sz="0" w:space="0"/>
                 <w:lang w:val="en-US" w:eastAsia="zh-CN" w:bidi="ar"/>
               </w:rPr>
               <w:t>86.03 s</w:t>
@@ -16406,7 +15494,6 @@
                 <w:kern w:val="0"/>
                 <w:sz w:val="22"/>
                 <w:szCs w:val="22"/>
-                <w:bdr w:val="none" w:color="auto" w:sz="0" w:space="0"/>
                 <w:lang w:val="en-US" w:eastAsia="zh-CN" w:bidi="ar"/>
               </w:rPr>
               <w:t>140,976（-1.30%）</w:t>
@@ -16814,6 +15901,7 @@
             <w:insideH w:val="none" w:color="auto" w:sz="0" w:space="0"/>
             <w:insideV w:val="none" w:color="auto" w:sz="0" w:space="0"/>
           </w:tblBorders>
+          <w:shd w:val="clear" w:color="auto" w:fill="FFFFFF"/>
           <w:tblCellMar>
             <w:top w:w="15" w:type="dxa"/>
             <w:left w:w="15" w:type="dxa"/>
@@ -16934,6 +16022,7 @@
             <w:insideH w:val="none" w:color="auto" w:sz="0" w:space="0"/>
             <w:insideV w:val="none" w:color="auto" w:sz="0" w:space="0"/>
           </w:tblBorders>
+          <w:shd w:val="clear" w:color="auto" w:fill="FFFFFF"/>
           <w:tblCellMar>
             <w:top w:w="15" w:type="dxa"/>
             <w:left w:w="15" w:type="dxa"/>
@@ -17163,6 +16252,7 @@
             <w:insideH w:val="none" w:color="auto" w:sz="0" w:space="0"/>
             <w:insideV w:val="none" w:color="auto" w:sz="0" w:space="0"/>
           </w:tblBorders>
+          <w:shd w:val="clear" w:color="auto" w:fill="FFFFFF"/>
           <w:tblCellMar>
             <w:top w:w="15" w:type="dxa"/>
             <w:left w:w="15" w:type="dxa"/>
@@ -17277,6 +16367,7 @@
             <w:insideH w:val="none" w:color="auto" w:sz="0" w:space="0"/>
             <w:insideV w:val="none" w:color="auto" w:sz="0" w:space="0"/>
           </w:tblBorders>
+          <w:shd w:val="clear" w:color="auto" w:fill="FFFFFF"/>
           <w:tblCellMar>
             <w:top w:w="15" w:type="dxa"/>
             <w:left w:w="15" w:type="dxa"/>
@@ -17391,6 +16482,7 @@
             <w:insideH w:val="none" w:color="auto" w:sz="0" w:space="0"/>
             <w:insideV w:val="none" w:color="auto" w:sz="0" w:space="0"/>
           </w:tblBorders>
+          <w:shd w:val="clear" w:color="auto" w:fill="FFFFFF"/>
           <w:tblCellMar>
             <w:top w:w="15" w:type="dxa"/>
             <w:left w:w="15" w:type="dxa"/>
@@ -17505,6 +16597,7 @@
             <w:insideH w:val="none" w:color="auto" w:sz="0" w:space="0"/>
             <w:insideV w:val="none" w:color="auto" w:sz="0" w:space="0"/>
           </w:tblBorders>
+          <w:shd w:val="clear" w:color="auto" w:fill="FFFFFF"/>
           <w:tblCellMar>
             <w:top w:w="15" w:type="dxa"/>
             <w:left w:w="15" w:type="dxa"/>
@@ -17778,6 +16871,7 @@
     </w:p>
     <w:tbl>
       <w:tblPr>
+        <w:tblStyle w:val="9"/>
         <w:tblW w:w="0" w:type="auto"/>
         <w:tblInd w:w="0" w:type="dxa"/>
         <w:tblBorders>
@@ -17813,7 +16907,6 @@
             <w:insideH w:val="none" w:color="auto" w:sz="0" w:space="0"/>
             <w:insideV w:val="none" w:color="auto" w:sz="0" w:space="0"/>
           </w:tblBorders>
-          <w:shd w:val="clear" w:color="auto" w:fill="FFFFFF"/>
           <w:tblCellMar>
             <w:top w:w="15" w:type="dxa"/>
             <w:left w:w="15" w:type="dxa"/>
@@ -17874,7 +16967,6 @@
                 <w:kern w:val="0"/>
                 <w:sz w:val="22"/>
                 <w:szCs w:val="22"/>
-                <w:bdr w:val="none" w:color="auto" w:sz="0" w:space="0"/>
                 <w:lang w:val="en-US" w:eastAsia="zh-CN" w:bidi="ar"/>
               </w:rPr>
               <w:t>配置</w:t>
@@ -17930,7 +17022,6 @@
                 <w:kern w:val="0"/>
                 <w:sz w:val="22"/>
                 <w:szCs w:val="22"/>
-                <w:bdr w:val="none" w:color="auto" w:sz="0" w:space="0"/>
                 <w:lang w:val="en-US" w:eastAsia="zh-CN" w:bidi="ar"/>
               </w:rPr>
               <w:t>Aggregate TPS（均值 ± 标准差）</w:t>
@@ -17985,7 +17076,6 @@
                 <w:kern w:val="0"/>
                 <w:sz w:val="22"/>
                 <w:szCs w:val="22"/>
-                <w:bdr w:val="none" w:color="auto" w:sz="0" w:space="0"/>
                 <w:lang w:val="en-US" w:eastAsia="zh-CN" w:bidi="ar"/>
               </w:rPr>
               <w:t>8 核 LLM CPU 利用率</w:t>
@@ -18041,7 +17131,6 @@
                 <w:kern w:val="0"/>
                 <w:sz w:val="22"/>
                 <w:szCs w:val="22"/>
-                <w:bdr w:val="none" w:color="auto" w:sz="0" w:space="0"/>
                 <w:lang w:val="en-US" w:eastAsia="zh-CN" w:bidi="ar"/>
               </w:rPr>
               <w:t>A/B 综合平均 TTFT</w:t>
@@ -18113,7 +17202,6 @@
                 <w:kern w:val="0"/>
                 <w:sz w:val="22"/>
                 <w:szCs w:val="22"/>
-                <w:bdr w:val="none" w:color="auto" w:sz="0" w:space="0"/>
                 <w:lang w:val="en-US" w:eastAsia="zh-CN" w:bidi="ar"/>
               </w:rPr>
               <w:t>Phase-Aware Dirty Lease 8+8</w:t>
@@ -18166,7 +17254,6 @@
                 <w:kern w:val="0"/>
                 <w:sz w:val="22"/>
                 <w:szCs w:val="22"/>
-                <w:bdr w:val="none" w:color="auto" w:sz="0" w:space="0"/>
                 <w:lang w:val="en-US" w:eastAsia="zh-CN" w:bidi="ar"/>
               </w:rPr>
               <w:t>2.8747 ± 0.0057</w:t>
@@ -18218,7 +17305,6 @@
                 <w:kern w:val="0"/>
                 <w:sz w:val="22"/>
                 <w:szCs w:val="22"/>
-                <w:bdr w:val="none" w:color="auto" w:sz="0" w:space="0"/>
                 <w:lang w:val="en-US" w:eastAsia="zh-CN" w:bidi="ar"/>
               </w:rPr>
               <w:t>93.74%</w:t>
@@ -18273,7 +17359,6 @@
                 <w:kern w:val="0"/>
                 <w:sz w:val="22"/>
                 <w:szCs w:val="22"/>
-                <w:bdr w:val="none" w:color="auto" w:sz="0" w:space="0"/>
                 <w:lang w:val="en-US" w:eastAsia="zh-CN" w:bidi="ar"/>
               </w:rPr>
               <w:t>183.8 s</w:t>
@@ -18291,6 +17376,7 @@
             <w:insideH w:val="none" w:color="auto" w:sz="0" w:space="0"/>
             <w:insideV w:val="none" w:color="auto" w:sz="0" w:space="0"/>
           </w:tblBorders>
+          <w:shd w:val="clear" w:color="auto" w:fill="FFFFFF"/>
           <w:tblCellMar>
             <w:top w:w="15" w:type="dxa"/>
             <w:left w:w="15" w:type="dxa"/>
@@ -18345,7 +17431,6 @@
                 <w:kern w:val="0"/>
                 <w:sz w:val="22"/>
                 <w:szCs w:val="22"/>
-                <w:bdr w:val="none" w:color="auto" w:sz="0" w:space="0"/>
                 <w:lang w:val="en-US" w:eastAsia="zh-CN" w:bidi="ar"/>
               </w:rPr>
               <w:t>CFS 4+4 经验理想参考</w:t>
@@ -18400,7 +17485,6 @@
                 <w:kern w:val="0"/>
                 <w:sz w:val="22"/>
                 <w:szCs w:val="22"/>
-                <w:bdr w:val="none" w:color="auto" w:sz="0" w:space="0"/>
                 <w:lang w:val="en-US" w:eastAsia="zh-CN" w:bidi="ar"/>
               </w:rPr>
               <w:t>2.8979 ± 0.0148</w:t>
@@ -18454,7 +17538,6 @@
                 <w:kern w:val="0"/>
                 <w:sz w:val="22"/>
                 <w:szCs w:val="22"/>
-                <w:bdr w:val="none" w:color="auto" w:sz="0" w:space="0"/>
                 <w:lang w:val="en-US" w:eastAsia="zh-CN" w:bidi="ar"/>
               </w:rPr>
               <w:t>94.55%</w:t>
@@ -18507,7 +17590,6 @@
                 <w:kern w:val="0"/>
                 <w:sz w:val="22"/>
                 <w:szCs w:val="22"/>
-                <w:bdr w:val="none" w:color="auto" w:sz="0" w:space="0"/>
                 <w:lang w:val="en-US" w:eastAsia="zh-CN" w:bidi="ar"/>
               </w:rPr>
               <w:t>191.9 s</w:t>
@@ -18665,7 +17747,7 @@
           <w:rFonts w:hint="eastAsia"/>
         </w:rPr>
       </w:pPr>
-      <w:bookmarkStart w:id="14" w:name="_Toc1473"/>
+      <w:bookmarkStart w:id="14" w:name="_Toc32262"/>
       <w:r>
         <w:rPr>
           <w:rFonts w:hint="eastAsia"/>
@@ -18690,7 +17772,6 @@
         <w:adjustRightInd/>
         <w:snapToGrid/>
         <w:spacing w:line="400" w:lineRule="exact"/>
-        <w:ind w:firstLine="480" w:firstLineChars="200"/>
         <w:textAlignment w:val="auto"/>
         <w:rPr>
           <w:rFonts w:hint="eastAsia" w:asciiTheme="majorEastAsia" w:hAnsiTheme="majorEastAsia" w:eastAsiaTheme="majorEastAsia" w:cstheme="majorEastAsia"/>
@@ -18723,7 +17804,7 @@
           <w:szCs w:val="24"/>
         </w:rPr>
       </w:pPr>
-      <w:bookmarkStart w:id="15" w:name="_Toc30043"/>
+      <w:bookmarkStart w:id="15" w:name="_Toc32242"/>
       <w:r>
         <w:rPr>
           <w:rFonts w:hint="eastAsia" w:ascii="黑体" w:hAnsi="黑体" w:eastAsia="黑体" w:cs="黑体"/>
@@ -18785,124 +17866,6 @@
         <w:adjustRightInd/>
         <w:snapToGrid/>
         <w:spacing w:line="400" w:lineRule="exact"/>
-        <w:textAlignment w:val="auto"/>
-        <w:rPr>
-          <w:rFonts w:hint="eastAsia" w:asciiTheme="majorEastAsia" w:hAnsiTheme="majorEastAsia" w:eastAsiaTheme="majorEastAsia" w:cstheme="majorEastAsia"/>
-          <w:sz w:val="24"/>
-          <w:szCs w:val="24"/>
-        </w:rPr>
-      </w:pPr>
-    </w:p>
-    <w:p>
-      <w:pPr>
-        <w:keepNext w:val="0"/>
-        <w:keepLines w:val="0"/>
-        <w:pageBreakBefore w:val="0"/>
-        <w:widowControl w:val="0"/>
-        <w:kinsoku/>
-        <w:wordWrap/>
-        <w:overflowPunct/>
-        <w:topLinePunct w:val="0"/>
-        <w:autoSpaceDE/>
-        <w:autoSpaceDN/>
-        <w:bidi w:val="0"/>
-        <w:adjustRightInd/>
-        <w:snapToGrid/>
-        <w:spacing w:line="400" w:lineRule="exact"/>
-        <w:ind w:firstLine="480" w:firstLineChars="200"/>
-        <w:textAlignment w:val="auto"/>
-        <w:rPr>
-          <w:rFonts w:hint="eastAsia" w:asciiTheme="majorEastAsia" w:hAnsiTheme="majorEastAsia" w:eastAsiaTheme="majorEastAsia" w:cstheme="majorEastAsia"/>
-          <w:sz w:val="24"/>
-          <w:szCs w:val="24"/>
-        </w:rPr>
-      </w:pPr>
-    </w:p>
-    <w:p>
-      <w:pPr>
-        <w:pStyle w:val="4"/>
-        <w:keepNext/>
-        <w:keepLines/>
-        <w:pageBreakBefore w:val="0"/>
-        <w:widowControl w:val="0"/>
-        <w:kinsoku/>
-        <w:wordWrap/>
-        <w:overflowPunct/>
-        <w:topLinePunct w:val="0"/>
-        <w:autoSpaceDE/>
-        <w:autoSpaceDN/>
-        <w:bidi w:val="0"/>
-        <w:adjustRightInd/>
-        <w:snapToGrid/>
-        <w:spacing w:before="157" w:beforeLines="50" w:after="157" w:afterLines="50" w:line="400" w:lineRule="exact"/>
-        <w:textAlignment w:val="auto"/>
-        <w:rPr>
-          <w:rFonts w:hint="eastAsia" w:asciiTheme="majorEastAsia" w:hAnsiTheme="majorEastAsia" w:eastAsiaTheme="majorEastAsia" w:cstheme="majorEastAsia"/>
-          <w:sz w:val="24"/>
-          <w:szCs w:val="24"/>
-        </w:rPr>
-      </w:pPr>
-      <w:r>
-        <w:rPr>
-          <w:rFonts w:hint="eastAsia" w:ascii="黑体" w:hAnsi="黑体" w:eastAsia="黑体" w:cs="黑体"/>
-          <w:b w:val="0"/>
-          <w:bCs/>
-          <w:sz w:val="28"/>
-          <w:szCs w:val="28"/>
-        </w:rPr>
-        <w:t>5.2  RVV 工作线程的可靠识别与分组</w:t>
-      </w:r>
-    </w:p>
-    <w:p>
-      <w:pPr>
-        <w:keepNext w:val="0"/>
-        <w:keepLines w:val="0"/>
-        <w:pageBreakBefore w:val="0"/>
-        <w:widowControl w:val="0"/>
-        <w:kinsoku/>
-        <w:wordWrap/>
-        <w:overflowPunct/>
-        <w:topLinePunct w:val="0"/>
-        <w:autoSpaceDE/>
-        <w:autoSpaceDN/>
-        <w:bidi w:val="0"/>
-        <w:adjustRightInd/>
-        <w:snapToGrid/>
-        <w:spacing w:line="400" w:lineRule="exact"/>
-        <w:ind w:firstLine="480" w:firstLineChars="200"/>
-        <w:textAlignment w:val="auto"/>
-        <w:rPr>
-          <w:rFonts w:hint="eastAsia" w:asciiTheme="majorEastAsia" w:hAnsiTheme="majorEastAsia" w:eastAsiaTheme="majorEastAsia" w:cstheme="majorEastAsia"/>
-          <w:sz w:val="24"/>
-          <w:szCs w:val="24"/>
-        </w:rPr>
-      </w:pPr>
-      <w:r>
-        <w:rPr>
-          <w:rFonts w:hint="eastAsia" w:asciiTheme="majorEastAsia" w:hAnsiTheme="majorEastAsia" w:eastAsiaTheme="majorEastAsia" w:cstheme="majorEastAsia"/>
-          <w:sz w:val="24"/>
-          <w:szCs w:val="24"/>
-        </w:rPr>
-        <w:t>Linux 只看到独立 task，sstatus.VS=Dirty 能表明线程使用过 Vector 指令，却不能提供 team、worker 序号和推理阶段；单独依赖用户注册又面临启动时序、版本失配和 TID 复用问题。项目因此采用两级识别：patched llama.cpp 发布 TID、TGID、ith、team 和会话信息，调度器校验版本与会话后确认身份并按 ith 建立同组唯一 CPU 映射；提示未就绪时，以累计 RVV Dirty 命中作为保守回退。启动阶段允许任务暂时 direct-local，识别完成后进入 VDSQ，陈旧或不完整状态不参与决策。若目标范围内还存在其他长期使用 RVV 的进程，仍需结合用户态身份或 TGID 进一步区分。</w:t>
-      </w:r>
-    </w:p>
-    <w:p>
-      <w:pPr>
-        <w:keepNext w:val="0"/>
-        <w:keepLines w:val="0"/>
-        <w:pageBreakBefore w:val="0"/>
-        <w:widowControl w:val="0"/>
-        <w:kinsoku/>
-        <w:wordWrap/>
-        <w:overflowPunct/>
-        <w:topLinePunct w:val="0"/>
-        <w:autoSpaceDE/>
-        <w:autoSpaceDN/>
-        <w:bidi w:val="0"/>
-        <w:adjustRightInd/>
-        <w:snapToGrid/>
-        <w:spacing w:line="400" w:lineRule="exact"/>
-        <w:ind w:firstLine="480" w:firstLineChars="200"/>
         <w:textAlignment w:val="auto"/>
         <w:rPr>
           <w:rFonts w:hint="eastAsia" w:asciiTheme="majorEastAsia" w:hAnsiTheme="majorEastAsia" w:eastAsiaTheme="majorEastAsia" w:cstheme="majorEastAsia"/>
@@ -18937,7 +17900,7 @@
           <w:szCs w:val="28"/>
         </w:rPr>
       </w:pPr>
-      <w:bookmarkStart w:id="16" w:name="_Toc9565"/>
+      <w:bookmarkStart w:id="16" w:name="_Toc31015"/>
       <w:r>
         <w:rPr>
           <w:rFonts w:hint="eastAsia" w:ascii="黑体" w:hAnsi="黑体" w:eastAsia="黑体" w:cs="黑体"/>
@@ -18946,7 +17909,7 @@
           <w:sz w:val="28"/>
           <w:szCs w:val="28"/>
         </w:rPr>
-        <w:t>5.3  性能采集、归因与口径控制</w:t>
+        <w:t>5.2  RVV 工作线程的可靠识别与分组</w:t>
       </w:r>
       <w:bookmarkEnd w:id="16"/>
     </w:p>
@@ -18974,38 +17937,13 @@
           <w:szCs w:val="24"/>
         </w:rPr>
       </w:pPr>
-    </w:p>
-    <w:p>
-      <w:pPr>
-        <w:keepNext w:val="0"/>
-        <w:keepLines w:val="0"/>
-        <w:pageBreakBefore w:val="0"/>
-        <w:widowControl w:val="0"/>
-        <w:kinsoku/>
-        <w:wordWrap/>
-        <w:overflowPunct/>
-        <w:topLinePunct w:val="0"/>
-        <w:autoSpaceDE/>
-        <w:autoSpaceDN/>
-        <w:bidi w:val="0"/>
-        <w:adjustRightInd/>
-        <w:snapToGrid/>
-        <w:spacing w:line="400" w:lineRule="exact"/>
-        <w:ind w:firstLine="480" w:firstLineChars="200"/>
-        <w:textAlignment w:val="auto"/>
-        <w:rPr>
-          <w:rFonts w:hint="eastAsia" w:asciiTheme="majorEastAsia" w:hAnsiTheme="majorEastAsia" w:eastAsiaTheme="majorEastAsia" w:cstheme="majorEastAsia"/>
-          <w:sz w:val="24"/>
-          <w:szCs w:val="24"/>
-        </w:rPr>
-      </w:pPr>
-      <w:r>
-        <w:rPr>
-          <w:rFonts w:hint="eastAsia" w:asciiTheme="majorEastAsia" w:hAnsiTheme="majorEastAsia" w:eastAsiaTheme="majorEastAsia" w:cstheme="majorEastAsia"/>
-          <w:sz w:val="24"/>
-          <w:szCs w:val="24"/>
-        </w:rPr>
-        <w:t>请求时间、worker 事件和系统计数属于不同对象与时钟，且观测本身会扰动短周期调度。Benchmark 因此以单调时钟记录实际发送和逐 Token 时间，按真实 Token 与 makespan 计算 TPS、TTFT 等指标；rvv_sched_cost 按 TGID/TID 关联 sched_switch、futex 和 RVV 事件，符号分析则针对 K1 PMU 限制采用低频 cpu-clock:u、Build ID 和反汇编确认热点。测试严格分离低扰动正式轮与全量 trace、符号采样等诊断轮，并区分上下文切换、RVV 候选、实际搬运、futex blocked time 和用户态 spin，避免把相关计数下降直接视为关键路径收益。正式结果固定负载和统计口径，使用 pooled 单请求 p95，并通过请求完整性、DSQ 收支、频温、丢失事件和内核状态门禁。</w:t>
+      <w:r>
+        <w:rPr>
+          <w:rFonts w:hint="eastAsia" w:asciiTheme="majorEastAsia" w:hAnsiTheme="majorEastAsia" w:eastAsiaTheme="majorEastAsia" w:cstheme="majorEastAsia"/>
+          <w:sz w:val="24"/>
+          <w:szCs w:val="24"/>
+        </w:rPr>
+        <w:t>Linux 只看到独立 task，sstatus.VS=Dirty 能表明线程使用过 Vector 指令，却不能提供 team、worker 序号和推理阶段；单独依赖用户注册又面临启动时序、版本失配和 TID 复用问题。项目因此采用两级识别：patched llama.cpp 发布 TID、TGID、ith、team 和会话信息，调度器校验版本与会话后确认身份并按 ith 建立同组唯一 CPU 映射；提示未就绪时，以累计 RVV Dirty 命中作为保守回退。启动阶段允许任务暂时 direct-local，识别完成后进入 VDSQ，陈旧或不完整状态不参与决策。若目标范围内还存在其他长期使用 RVV 的进程，仍需结合用户态身份或 TGID 进一步区分。</w:t>
       </w:r>
     </w:p>
     <w:p>
@@ -19057,7 +17995,7 @@
           <w:szCs w:val="24"/>
         </w:rPr>
       </w:pPr>
-      <w:bookmarkStart w:id="17" w:name="_Toc6682"/>
+      <w:bookmarkStart w:id="17" w:name="_Toc4301"/>
       <w:r>
         <w:rPr>
           <w:rFonts w:hint="eastAsia" w:ascii="黑体" w:hAnsi="黑体" w:eastAsia="黑体" w:cs="黑体"/>
@@ -19066,7 +18004,7 @@
           <w:sz w:val="28"/>
           <w:szCs w:val="28"/>
         </w:rPr>
-        <w:t>5.4  用户态阶段提示与内核调度协同</w:t>
+        <w:t>5.3  性能采集、归因与口径控制</w:t>
       </w:r>
       <w:bookmarkEnd w:id="17"/>
     </w:p>
@@ -19100,84 +18038,8 @@
           <w:sz w:val="24"/>
           <w:szCs w:val="24"/>
         </w:rPr>
-        <w:t>Prefill、Decode、Mixed 和 Idle 只有 llama.cpp 掌握，而任务可运行状态和</w:t>
-      </w:r>
-      <w:r>
-        <w:rPr>
-          <w:rFonts w:hint="eastAsia" w:asciiTheme="majorEastAsia" w:hAnsiTheme="majorEastAsia" w:eastAsiaTheme="majorEastAsia" w:cstheme="majorEastAsia"/>
-          <w:sz w:val="24"/>
-          <w:szCs w:val="24"/>
-          <w:lang w:val="en-US" w:eastAsia="zh-CN"/>
-        </w:rPr>
-        <w:t>运行队列</w:t>
-      </w:r>
-      <w:r>
-        <w:rPr>
-          <w:rFonts w:hint="eastAsia" w:asciiTheme="majorEastAsia" w:hAnsiTheme="majorEastAsia" w:eastAsiaTheme="majorEastAsia" w:cstheme="majorEastAsia"/>
-          <w:sz w:val="24"/>
-          <w:szCs w:val="24"/>
-        </w:rPr>
-        <w:t>只能由内核安全控制，因此跨层接口必须让用户态表达意图、由内核保留最终决策权。项目GGML CPU 后端加入低侵入提示接口，通过 mmap 更新 worker 身份与阶段，高频路径无需反复执行 BPF 系统调用；loader 和控制工具仅处理低频配置。eBPF 侧校验 TGID、team、ABI、session、epoch 和有效性，再结合 runnable、VDSQ 与 running-team 状态选取任务；接口不可用或提示失效时，用户态退化为空操作，调度器回到无阶段偏好的轮换或 RVV Dirty 识别，从而避免用户态直接操作</w:t>
-      </w:r>
-      <w:r>
-        <w:rPr>
-          <w:rFonts w:hint="eastAsia" w:asciiTheme="majorEastAsia" w:hAnsiTheme="majorEastAsia" w:eastAsiaTheme="majorEastAsia" w:cstheme="majorEastAsia"/>
-          <w:sz w:val="24"/>
-          <w:szCs w:val="24"/>
-          <w:lang w:val="en-US" w:eastAsia="zh-CN"/>
-        </w:rPr>
-        <w:t>运行队列</w:t>
-      </w:r>
-      <w:r>
-        <w:rPr>
-          <w:rFonts w:hint="eastAsia" w:asciiTheme="majorEastAsia" w:hAnsiTheme="majorEastAsia" w:eastAsiaTheme="majorEastAsia" w:cstheme="majorEastAsia"/>
-          <w:sz w:val="24"/>
-          <w:szCs w:val="24"/>
-        </w:rPr>
-        <w:t>，并维持系统活性和退出回退边界。</w:t>
-      </w:r>
-    </w:p>
-    <w:p>
-      <w:pPr>
-        <w:keepNext w:val="0"/>
-        <w:keepLines w:val="0"/>
-        <w:pageBreakBefore w:val="0"/>
-        <w:widowControl w:val="0"/>
-        <w:kinsoku/>
-        <w:wordWrap/>
-        <w:overflowPunct/>
-        <w:topLinePunct w:val="0"/>
-        <w:autoSpaceDE/>
-        <w:autoSpaceDN/>
-        <w:bidi w:val="0"/>
-        <w:adjustRightInd/>
-        <w:snapToGrid/>
-        <w:spacing w:line="400" w:lineRule="exact"/>
-        <w:ind w:firstLine="480" w:firstLineChars="200"/>
-        <w:textAlignment w:val="auto"/>
-        <w:rPr>
-          <w:rFonts w:hint="eastAsia" w:asciiTheme="majorEastAsia" w:hAnsiTheme="majorEastAsia" w:eastAsiaTheme="majorEastAsia" w:cstheme="majorEastAsia"/>
-          <w:sz w:val="24"/>
-          <w:szCs w:val="24"/>
-        </w:rPr>
-      </w:pPr>
-    </w:p>
-    <w:p>
-      <w:pPr>
-        <w:pStyle w:val="2"/>
-        <w:bidi w:val="0"/>
-        <w:rPr>
-          <w:rFonts w:hint="eastAsia"/>
-        </w:rPr>
-      </w:pPr>
-      <w:bookmarkStart w:id="18" w:name="_Toc27141"/>
-      <w:r>
-        <w:rPr>
-          <w:rFonts w:hint="eastAsia"/>
-        </w:rPr>
-        <w:t>总 结</w:t>
-      </w:r>
-      <w:bookmarkEnd w:id="18"/>
+        <w:t>请求时间、worker 事件和系统计数属于不同对象与时钟，且观测本身会扰动短周期调度。Benchmark 因此以单调时钟记录实际发送和逐 Token 时间，按真实 Token 与 makespan 计算 TPS、TTFT 等指标；rvv_sched_cost 按 TGID/TID 关联 sched_switch、futex 和 RVV 事件，符号分析则针对 K1 PMU 限制采用低频 cpu-clock:u、Build ID 和反汇编确认热点。测试严格分离低扰动正式轮与全量 trace、符号采样等诊断轮，并区分上下文切换、RVV 候选、实际搬运、futex blocked time 和用户态 spin，避免把相关计数下降直接视为关键路径收益。正式结果固定负载和统计口径，使用 pooled 单请求 p95，并通过请求完整性、DSQ 收支、频温、丢失事件和内核状态门禁。</w:t>
+      </w:r>
     </w:p>
     <w:p>
       <w:pPr>
@@ -19228,7 +18090,7 @@
           <w:szCs w:val="24"/>
         </w:rPr>
       </w:pPr>
-      <w:bookmarkStart w:id="19" w:name="_Toc31372"/>
+      <w:bookmarkStart w:id="18" w:name="_Toc32633"/>
       <w:r>
         <w:rPr>
           <w:rFonts w:hint="eastAsia" w:ascii="黑体" w:hAnsi="黑体" w:eastAsia="黑体" w:cs="黑体"/>
@@ -19237,9 +18099,9 @@
           <w:sz w:val="28"/>
           <w:szCs w:val="28"/>
         </w:rPr>
-        <w:t>6.1  项目完成情况</w:t>
-      </w:r>
-      <w:bookmarkEnd w:id="19"/>
+        <w:t>5.4  用户态阶段提示与内核调度协同</w:t>
+      </w:r>
+      <w:bookmarkEnd w:id="18"/>
     </w:p>
     <w:p>
       <w:pPr>
@@ -19271,7 +18133,41 @@
           <w:sz w:val="24"/>
           <w:szCs w:val="24"/>
         </w:rPr>
-        <w:t>本项目完成了多实例 RISC-V LLM 推理调度的端到端实现：将 sched_ext 移植到 K1 Linux 6.6，实现 Phase-Aware Dirty Lease 调度器、loader、在线控制和 BPF maps；为 llama.cpp 增加 worker 注册与阶段提示；配套实现 RVV/futex 观测工具和可复现 Benchmark。系统支持 RVV Dirty 回退识别、稳定 CPU 映射、分组 VDSQ、阶段优先与活性保护，卸载后可恢复默认调度。相关补丁、源码、构建说明、测试脚本和实验报告均已整理为工程产物。</w:t>
+        <w:t>Prefill、Decode、Mixed 和 Idle 只有 llama.cpp 掌握，而任务可运行状态和</w:t>
+      </w:r>
+      <w:r>
+        <w:rPr>
+          <w:rFonts w:hint="eastAsia" w:asciiTheme="majorEastAsia" w:hAnsiTheme="majorEastAsia" w:eastAsiaTheme="majorEastAsia" w:cstheme="majorEastAsia"/>
+          <w:sz w:val="24"/>
+          <w:szCs w:val="24"/>
+          <w:lang w:val="en-US" w:eastAsia="zh-CN"/>
+        </w:rPr>
+        <w:t>运行队列</w:t>
+      </w:r>
+      <w:r>
+        <w:rPr>
+          <w:rFonts w:hint="eastAsia" w:asciiTheme="majorEastAsia" w:hAnsiTheme="majorEastAsia" w:eastAsiaTheme="majorEastAsia" w:cstheme="majorEastAsia"/>
+          <w:sz w:val="24"/>
+          <w:szCs w:val="24"/>
+        </w:rPr>
+        <w:t>只能由内核安全控制，因此跨层接口必须让用户态表达意图、由内核保留最终决策权。项目GGML CPU 后端加入低侵入提示接口，通过 mmap 更新 worker 身份与阶段，高频路径无需反复执行 BPF 系统调用；loader 和控制工具仅处理低频配置。eBPF 侧校验 TGID、team、ABI、session、epoch 和有效性，再结合 runnable、VDSQ 与 running-team 状态选取任务；接口不可用或提示失效时，用户态退化为空操作，调度器回到无阶段偏好的轮换或 RVV Dirty 识别，从而避免用户态直接操作</w:t>
+      </w:r>
+      <w:r>
+        <w:rPr>
+          <w:rFonts w:hint="eastAsia" w:asciiTheme="majorEastAsia" w:hAnsiTheme="majorEastAsia" w:eastAsiaTheme="majorEastAsia" w:cstheme="majorEastAsia"/>
+          <w:sz w:val="24"/>
+          <w:szCs w:val="24"/>
+          <w:lang w:val="en-US" w:eastAsia="zh-CN"/>
+        </w:rPr>
+        <w:t>运行队列</w:t>
+      </w:r>
+      <w:r>
+        <w:rPr>
+          <w:rFonts w:hint="eastAsia" w:asciiTheme="majorEastAsia" w:hAnsiTheme="majorEastAsia" w:eastAsiaTheme="majorEastAsia" w:cstheme="majorEastAsia"/>
+          <w:sz w:val="24"/>
+          <w:szCs w:val="24"/>
+        </w:rPr>
+        <w:t>，并维持系统活性和退出回退边界。</w:t>
       </w:r>
     </w:p>
     <w:p>
@@ -19291,6 +18187,47 @@
         <w:snapToGrid/>
         <w:spacing w:line="400" w:lineRule="exact"/>
         <w:ind w:firstLine="480" w:firstLineChars="200"/>
+        <w:textAlignment w:val="auto"/>
+        <w:rPr>
+          <w:rFonts w:hint="eastAsia" w:asciiTheme="majorEastAsia" w:hAnsiTheme="majorEastAsia" w:eastAsiaTheme="majorEastAsia" w:cstheme="majorEastAsia"/>
+          <w:sz w:val="24"/>
+          <w:szCs w:val="24"/>
+        </w:rPr>
+      </w:pPr>
+    </w:p>
+    <w:p>
+      <w:pPr>
+        <w:pStyle w:val="2"/>
+        <w:bidi w:val="0"/>
+        <w:rPr>
+          <w:rFonts w:hint="eastAsia"/>
+        </w:rPr>
+      </w:pPr>
+      <w:bookmarkStart w:id="19" w:name="_Toc24138"/>
+      <w:r>
+        <w:rPr>
+          <w:rFonts w:hint="eastAsia"/>
+        </w:rPr>
+        <w:t>总 结</w:t>
+      </w:r>
+      <w:bookmarkEnd w:id="19"/>
+    </w:p>
+    <w:p>
+      <w:pPr>
+        <w:keepNext w:val="0"/>
+        <w:keepLines w:val="0"/>
+        <w:pageBreakBefore w:val="0"/>
+        <w:widowControl w:val="0"/>
+        <w:kinsoku/>
+        <w:wordWrap/>
+        <w:overflowPunct/>
+        <w:topLinePunct w:val="0"/>
+        <w:autoSpaceDE/>
+        <w:autoSpaceDN/>
+        <w:bidi w:val="0"/>
+        <w:adjustRightInd/>
+        <w:snapToGrid/>
+        <w:spacing w:line="400" w:lineRule="exact"/>
         <w:textAlignment w:val="auto"/>
         <w:rPr>
           <w:rFonts w:hint="eastAsia" w:asciiTheme="majorEastAsia" w:hAnsiTheme="majorEastAsia" w:eastAsiaTheme="majorEastAsia" w:cstheme="majorEastAsia"/>
@@ -19323,7 +18260,7 @@
           <w:szCs w:val="24"/>
         </w:rPr>
       </w:pPr>
-      <w:bookmarkStart w:id="20" w:name="_Toc26640"/>
+      <w:bookmarkStart w:id="20" w:name="_Toc7760"/>
       <w:r>
         <w:rPr>
           <w:rFonts w:hint="eastAsia" w:ascii="黑体" w:hAnsi="黑体" w:eastAsia="黑体" w:cs="黑体"/>
@@ -19332,7 +18269,7 @@
           <w:sz w:val="28"/>
           <w:szCs w:val="28"/>
         </w:rPr>
-        <w:t>6.2  核心结论与项目贡献</w:t>
+        <w:t>6.1  项目完成情况</w:t>
       </w:r>
       <w:bookmarkEnd w:id="20"/>
     </w:p>
@@ -19366,123 +18303,7 @@
           <w:sz w:val="24"/>
           <w:szCs w:val="24"/>
         </w:rPr>
-        <w:t>测量表明，RVV restore-elision 虽省略 93.637% 的完整 restore，却没有可测吞吐收益；真正的优化空间来自 OpenMP worker 的执行相位。项目据此形成“组内连续推进、组间阶段协调”的方案：稳定映射、长 slice 和 VDSQ 减少同组重新排队，阶段提示优先响应 Prefill/Mixed，队列回退、有限抢占和 pending safety 则维持 work-conserving 与系统活性。</w:t>
-      </w:r>
-    </w:p>
-    <w:p>
-      <w:pPr>
-        <w:keepNext w:val="0"/>
-        <w:keepLines w:val="0"/>
-        <w:pageBreakBefore w:val="0"/>
-        <w:widowControl w:val="0"/>
-        <w:kinsoku/>
-        <w:wordWrap/>
-        <w:overflowPunct/>
-        <w:topLinePunct w:val="0"/>
-        <w:autoSpaceDE/>
-        <w:autoSpaceDN/>
-        <w:bidi w:val="0"/>
-        <w:adjustRightInd/>
-        <w:snapToGrid/>
-        <w:spacing w:line="400" w:lineRule="exact"/>
-        <w:ind w:firstLine="480" w:firstLineChars="200"/>
-        <w:textAlignment w:val="auto"/>
-        <w:rPr>
-          <w:rFonts w:hint="eastAsia" w:asciiTheme="majorEastAsia" w:hAnsiTheme="majorEastAsia" w:eastAsiaTheme="majorEastAsia" w:cstheme="majorEastAsia"/>
-          <w:sz w:val="24"/>
-          <w:szCs w:val="24"/>
-        </w:rPr>
-      </w:pPr>
-    </w:p>
-    <w:p>
-      <w:pPr>
-        <w:keepNext w:val="0"/>
-        <w:keepLines w:val="0"/>
-        <w:pageBreakBefore w:val="0"/>
-        <w:widowControl w:val="0"/>
-        <w:kinsoku/>
-        <w:wordWrap/>
-        <w:overflowPunct/>
-        <w:topLinePunct w:val="0"/>
-        <w:autoSpaceDE/>
-        <w:autoSpaceDN/>
-        <w:bidi w:val="0"/>
-        <w:adjustRightInd/>
-        <w:snapToGrid/>
-        <w:spacing w:line="400" w:lineRule="exact"/>
-        <w:ind w:firstLine="480" w:firstLineChars="200"/>
-        <w:textAlignment w:val="auto"/>
-        <w:rPr>
-          <w:rFonts w:hint="eastAsia" w:asciiTheme="majorEastAsia" w:hAnsiTheme="majorEastAsia" w:eastAsiaTheme="majorEastAsia" w:cstheme="majorEastAsia"/>
-          <w:sz w:val="24"/>
-          <w:szCs w:val="24"/>
-        </w:rPr>
-      </w:pPr>
-      <w:r>
-        <w:rPr>
-          <w:rFonts w:hint="eastAsia" w:asciiTheme="majorEastAsia" w:hAnsiTheme="majorEastAsia" w:eastAsiaTheme="majorEastAsia" w:cstheme="majorEastAsia"/>
-          <w:sz w:val="24"/>
-          <w:szCs w:val="24"/>
-        </w:rPr>
-        <w:t>在 128 input token、256 output token 的双模型异步正式实验中，Phase-Aware Dirty Lease 相对 CFS 在 c=2、4、8 下分别提高 TPS 54.9%、30.7% 和 25.6%，将注入请求平均 TTFT 分别降低 39.0%、42.0% 和 42.2%，将 p95 TTFT 分别降低 38.6%、42.3% 和 42.5%。Observe 消融已经获得主要吞吐收益，Phase-Aware 在吞吐变化不超过 0.4% 的情况下，又将 p95 TTFT 降低 14.9%、24.1% 和 15.3%，说明阶段提示主要改善新请求获得计算资源的顺序。通用上下文切换同时减少 93.1%～96.4%，但定制内核消融表明，切换或寄存器搬运计数下降不是吞吐提升的充分条件，收益应归因于整体执行相位和资源分配改善。</w:t>
-      </w:r>
-    </w:p>
-    <w:p>
-      <w:pPr>
-        <w:keepNext w:val="0"/>
-        <w:keepLines w:val="0"/>
-        <w:pageBreakBefore w:val="0"/>
-        <w:widowControl w:val="0"/>
-        <w:kinsoku/>
-        <w:wordWrap/>
-        <w:overflowPunct/>
-        <w:topLinePunct w:val="0"/>
-        <w:autoSpaceDE/>
-        <w:autoSpaceDN/>
-        <w:bidi w:val="0"/>
-        <w:adjustRightInd/>
-        <w:snapToGrid/>
-        <w:spacing w:line="400" w:lineRule="exact"/>
-        <w:ind w:firstLine="480" w:firstLineChars="200"/>
-        <w:textAlignment w:val="auto"/>
-        <w:rPr>
-          <w:rFonts w:hint="eastAsia" w:asciiTheme="majorEastAsia" w:hAnsiTheme="majorEastAsia" w:eastAsiaTheme="majorEastAsia" w:cstheme="majorEastAsia"/>
-          <w:sz w:val="24"/>
-          <w:szCs w:val="24"/>
-        </w:rPr>
-      </w:pPr>
-    </w:p>
-    <w:p>
-      <w:pPr>
-        <w:keepNext w:val="0"/>
-        <w:keepLines w:val="0"/>
-        <w:pageBreakBefore w:val="0"/>
-        <w:widowControl w:val="0"/>
-        <w:kinsoku/>
-        <w:wordWrap/>
-        <w:overflowPunct/>
-        <w:topLinePunct w:val="0"/>
-        <w:autoSpaceDE/>
-        <w:autoSpaceDN/>
-        <w:bidi w:val="0"/>
-        <w:adjustRightInd/>
-        <w:snapToGrid/>
-        <w:spacing w:line="400" w:lineRule="exact"/>
-        <w:ind w:firstLine="480" w:firstLineChars="200"/>
-        <w:textAlignment w:val="auto"/>
-        <w:rPr>
-          <w:rFonts w:hint="eastAsia" w:asciiTheme="majorEastAsia" w:hAnsiTheme="majorEastAsia" w:eastAsiaTheme="majorEastAsia" w:cstheme="majorEastAsia"/>
-          <w:sz w:val="24"/>
-          <w:szCs w:val="24"/>
-        </w:rPr>
-      </w:pPr>
-      <w:r>
-        <w:rPr>
-          <w:rFonts w:hint="eastAsia" w:asciiTheme="majorEastAsia" w:hAnsiTheme="majorEastAsia" w:eastAsiaTheme="majorEastAsia" w:cstheme="majorEastAsia"/>
-          <w:sz w:val="24"/>
-          <w:szCs w:val="24"/>
-        </w:rPr>
-        <w:t>同步双负载下，Phase-Aware 达到静态 4+4 经验理想吞吐的 99.20%，说明主要稳态吞吐空间已被利用，同时仍保留异步场景动态使用全部核心和降低新请求 TTFT 的能力。</w:t>
+        <w:t>本项目完成了多实例 RISC-V LLM 推理调度的端到端实现：将 sched_ext 移植到 K1 Linux 6.6，实现 Phase-Aware Dirty Lease 调度器、loader、在线控制和 BPF maps；为 llama.cpp 增加 worker 注册与阶段提示；配套实现 RVV/futex 观测工具和可复现 Benchmark。系统支持 RVV Dirty 回退识别、稳定 CPU 映射、分组 VDSQ、阶段优先与活性保护，卸载后可恢复默认调度。相关补丁、源码、构建说明、测试脚本和实验报告均已整理为工程产物。</w:t>
       </w:r>
     </w:p>
     <w:p>
@@ -19534,7 +18355,7 @@
           <w:szCs w:val="24"/>
         </w:rPr>
       </w:pPr>
-      <w:bookmarkStart w:id="21" w:name="_Toc8806"/>
+      <w:bookmarkStart w:id="21" w:name="_Toc29188"/>
       <w:r>
         <w:rPr>
           <w:rFonts w:hint="eastAsia" w:ascii="黑体" w:hAnsi="黑体" w:eastAsia="黑体" w:cs="黑体"/>
@@ -19543,7 +18364,7 @@
           <w:sz w:val="28"/>
           <w:szCs w:val="28"/>
         </w:rPr>
-        <w:t>6.3  局限与后续工作</w:t>
+        <w:t>6.2  核心结论与项目贡献</w:t>
       </w:r>
       <w:bookmarkEnd w:id="21"/>
     </w:p>
@@ -19577,7 +18398,73 @@
           <w:sz w:val="24"/>
           <w:szCs w:val="24"/>
         </w:rPr>
-        <w:t>当前最可靠的 worker/team/phase 信息来自 patched llama.cpp。虽然接口不可用时可以通过 RVV Dirty 回退并保持原程序运行，但其他推理框架需要实现相同语义 ABI 才能使用完整 Phase-Aware 能力。后续可将 worker 注册和阶段提示整理为更通用的用户态库，减少推理框架接入代码，并研究基于标准 tracepoint、uprobe 或运行时接口的低侵入适配方式。</w:t>
+        <w:t>测量表明，RVV restore-elision 虽省略 93.637% 的完整 restore，却没有可测吞吐收益；真正的优化空间来自 OpenMP worker 的执行相位。项目据此形成“组内连续推进、组间阶段协调”的方案：稳定映射、长 slice 和 VDSQ 减少同组重新排队，阶段提示优先响应 Prefill/Mixed，队列回退、有限抢占和 pending safety 则维持 work-conserving 与系统活性。</w:t>
+      </w:r>
+    </w:p>
+    <w:p>
+      <w:pPr>
+        <w:keepNext w:val="0"/>
+        <w:keepLines w:val="0"/>
+        <w:pageBreakBefore w:val="0"/>
+        <w:widowControl w:val="0"/>
+        <w:kinsoku/>
+        <w:wordWrap/>
+        <w:overflowPunct/>
+        <w:topLinePunct w:val="0"/>
+        <w:autoSpaceDE/>
+        <w:autoSpaceDN/>
+        <w:bidi w:val="0"/>
+        <w:adjustRightInd/>
+        <w:snapToGrid/>
+        <w:spacing w:line="400" w:lineRule="exact"/>
+        <w:ind w:firstLine="480" w:firstLineChars="200"/>
+        <w:textAlignment w:val="auto"/>
+        <w:rPr>
+          <w:rFonts w:hint="eastAsia" w:asciiTheme="majorEastAsia" w:hAnsiTheme="majorEastAsia" w:eastAsiaTheme="majorEastAsia" w:cstheme="majorEastAsia"/>
+          <w:sz w:val="24"/>
+          <w:szCs w:val="24"/>
+        </w:rPr>
+      </w:pPr>
+      <w:r>
+        <w:rPr>
+          <w:rFonts w:hint="eastAsia" w:asciiTheme="majorEastAsia" w:hAnsiTheme="majorEastAsia" w:eastAsiaTheme="majorEastAsia" w:cstheme="majorEastAsia"/>
+          <w:sz w:val="24"/>
+          <w:szCs w:val="24"/>
+        </w:rPr>
+        <w:t>在 128 input token、256 output token 的双模型异步正式实验中，Phase-Aware Dirty Lease 相对 CFS 在 c=2、4、8 下分别提高 TPS 54.9%、30.7% 和 25.6%，将注入请求平均 TTFT 分别降低 39.0%、42.0% 和 42.2%，将 p95 TTFT 分别降低 38.6%、42.3% 和 42.5%。Observe 消融已经获得主要吞吐收益，Phase-Aware 在吞吐变化不超过 0.4% 的情况下，又将 p95 TTFT 降低 14.9%、24.1% 和 15.3%，说明阶段提示主要改善新请求获得计算资源的顺序。通用上下文切换同时减少 93.1%～96.4%，但定制内核消融表明，切换或寄存器搬运计数下降不是吞吐提升的充分条件，收益应归因于整体执行相位和资源分配改善。</w:t>
+      </w:r>
+    </w:p>
+    <w:p>
+      <w:pPr>
+        <w:keepNext w:val="0"/>
+        <w:keepLines w:val="0"/>
+        <w:pageBreakBefore w:val="0"/>
+        <w:widowControl w:val="0"/>
+        <w:kinsoku/>
+        <w:wordWrap/>
+        <w:overflowPunct/>
+        <w:topLinePunct w:val="0"/>
+        <w:autoSpaceDE/>
+        <w:autoSpaceDN/>
+        <w:bidi w:val="0"/>
+        <w:adjustRightInd/>
+        <w:snapToGrid/>
+        <w:spacing w:line="400" w:lineRule="exact"/>
+        <w:ind w:firstLine="480" w:firstLineChars="200"/>
+        <w:textAlignment w:val="auto"/>
+        <w:rPr>
+          <w:rFonts w:hint="eastAsia" w:asciiTheme="majorEastAsia" w:hAnsiTheme="majorEastAsia" w:eastAsiaTheme="majorEastAsia" w:cstheme="majorEastAsia"/>
+          <w:sz w:val="24"/>
+          <w:szCs w:val="24"/>
+        </w:rPr>
+      </w:pPr>
+      <w:r>
+        <w:rPr>
+          <w:rFonts w:hint="eastAsia" w:asciiTheme="majorEastAsia" w:hAnsiTheme="majorEastAsia" w:eastAsiaTheme="majorEastAsia" w:cstheme="majorEastAsia"/>
+          <w:sz w:val="24"/>
+          <w:szCs w:val="24"/>
+        </w:rPr>
+        <w:t>同步双负载下，Phase-Aware 达到静态 4+4 经验理想吞吐的 99.20%，说明主要稳态吞吐空间已被利用，同时仍保留异步场景动态使用全部核心和降低新请求 TTFT 的能力。</w:t>
       </w:r>
     </w:p>
     <w:p>
@@ -19628,7 +18515,7 @@
           <w:szCs w:val="24"/>
         </w:rPr>
       </w:pPr>
-      <w:bookmarkStart w:id="22" w:name="_Toc2609"/>
+      <w:bookmarkStart w:id="22" w:name="_Toc5"/>
       <w:r>
         <w:rPr>
           <w:rFonts w:hint="eastAsia" w:ascii="黑体" w:hAnsi="黑体" w:eastAsia="黑体" w:cs="黑体"/>
@@ -19637,9 +18524,103 @@
           <w:sz w:val="28"/>
           <w:szCs w:val="28"/>
         </w:rPr>
+        <w:t>6.3  局限与后续工作</w:t>
+      </w:r>
+      <w:bookmarkEnd w:id="22"/>
+    </w:p>
+    <w:p>
+      <w:pPr>
+        <w:keepNext w:val="0"/>
+        <w:keepLines w:val="0"/>
+        <w:pageBreakBefore w:val="0"/>
+        <w:widowControl w:val="0"/>
+        <w:kinsoku/>
+        <w:wordWrap/>
+        <w:overflowPunct/>
+        <w:topLinePunct w:val="0"/>
+        <w:autoSpaceDE/>
+        <w:autoSpaceDN/>
+        <w:bidi w:val="0"/>
+        <w:adjustRightInd/>
+        <w:snapToGrid/>
+        <w:spacing w:line="400" w:lineRule="exact"/>
+        <w:ind w:firstLine="480" w:firstLineChars="200"/>
+        <w:textAlignment w:val="auto"/>
+        <w:rPr>
+          <w:rFonts w:hint="eastAsia" w:asciiTheme="majorEastAsia" w:hAnsiTheme="majorEastAsia" w:eastAsiaTheme="majorEastAsia" w:cstheme="majorEastAsia"/>
+          <w:sz w:val="24"/>
+          <w:szCs w:val="24"/>
+        </w:rPr>
+      </w:pPr>
+      <w:r>
+        <w:rPr>
+          <w:rFonts w:hint="eastAsia" w:asciiTheme="majorEastAsia" w:hAnsiTheme="majorEastAsia" w:eastAsiaTheme="majorEastAsia" w:cstheme="majorEastAsia"/>
+          <w:sz w:val="24"/>
+          <w:szCs w:val="24"/>
+        </w:rPr>
+        <w:t>当前最可靠的 worker/team/phase 信息来自 patched llama.cpp。虽然接口不可用时可以通过 RVV Dirty 回退并保持原程序运行，但其他推理框架需要实现相同语义 ABI 才能使用完整 Phase-Aware 能力。后续可将 worker 注册和阶段提示整理为更通用的用户态库，减少推理框架接入代码，并研究基于标准 tracepoint、uprobe 或运行时接口的低侵入适配方式。</w:t>
+      </w:r>
+    </w:p>
+    <w:p>
+      <w:pPr>
+        <w:keepNext w:val="0"/>
+        <w:keepLines w:val="0"/>
+        <w:pageBreakBefore w:val="0"/>
+        <w:widowControl w:val="0"/>
+        <w:kinsoku/>
+        <w:wordWrap/>
+        <w:overflowPunct/>
+        <w:topLinePunct w:val="0"/>
+        <w:autoSpaceDE/>
+        <w:autoSpaceDN/>
+        <w:bidi w:val="0"/>
+        <w:adjustRightInd/>
+        <w:snapToGrid/>
+        <w:spacing w:line="400" w:lineRule="exact"/>
+        <w:textAlignment w:val="auto"/>
+        <w:rPr>
+          <w:rFonts w:hint="eastAsia" w:asciiTheme="majorEastAsia" w:hAnsiTheme="majorEastAsia" w:eastAsiaTheme="majorEastAsia" w:cstheme="majorEastAsia"/>
+          <w:sz w:val="24"/>
+          <w:szCs w:val="24"/>
+        </w:rPr>
+      </w:pPr>
+    </w:p>
+    <w:p>
+      <w:pPr>
+        <w:pStyle w:val="3"/>
+        <w:keepNext/>
+        <w:keepLines/>
+        <w:pageBreakBefore w:val="0"/>
+        <w:widowControl w:val="0"/>
+        <w:kinsoku/>
+        <w:wordWrap/>
+        <w:overflowPunct/>
+        <w:topLinePunct w:val="0"/>
+        <w:autoSpaceDE/>
+        <w:autoSpaceDN/>
+        <w:bidi w:val="0"/>
+        <w:adjustRightInd/>
+        <w:snapToGrid/>
+        <w:spacing w:before="157" w:beforeLines="50" w:after="157" w:afterLines="50" w:line="400" w:lineRule="exact"/>
+        <w:textAlignment w:val="auto"/>
+        <w:rPr>
+          <w:rFonts w:hint="eastAsia" w:asciiTheme="majorEastAsia" w:hAnsiTheme="majorEastAsia" w:eastAsiaTheme="majorEastAsia" w:cstheme="majorEastAsia"/>
+          <w:sz w:val="24"/>
+          <w:szCs w:val="24"/>
+        </w:rPr>
+      </w:pPr>
+      <w:bookmarkStart w:id="23" w:name="_Toc11610"/>
+      <w:r>
+        <w:rPr>
+          <w:rFonts w:hint="eastAsia" w:ascii="黑体" w:hAnsi="黑体" w:eastAsia="黑体" w:cs="黑体"/>
+          <w:b w:val="0"/>
+          <w:bCs/>
+          <w:sz w:val="28"/>
+          <w:szCs w:val="28"/>
+        </w:rPr>
         <w:t>6.4  开源项目致谢</w:t>
       </w:r>
-      <w:bookmarkEnd w:id="22"/>
+      <w:bookmarkEnd w:id="23"/>
     </w:p>
     <w:p>
       <w:pPr>
@@ -20875,8 +19856,8 @@
     <w:lsdException w:unhideWhenUsed="0" w:uiPriority="0" w:semiHidden="0" w:name="index 7"/>
     <w:lsdException w:unhideWhenUsed="0" w:uiPriority="0" w:semiHidden="0" w:name="index 8"/>
     <w:lsdException w:unhideWhenUsed="0" w:uiPriority="0" w:semiHidden="0" w:name="index 9"/>
-    <w:lsdException w:unhideWhenUsed="0" w:uiPriority="0" w:semiHidden="0" w:name="toc 1"/>
-    <w:lsdException w:unhideWhenUsed="0" w:uiPriority="0" w:semiHidden="0" w:name="toc 2"/>
+    <w:lsdException w:qFormat="1" w:unhideWhenUsed="0" w:uiPriority="0" w:semiHidden="0" w:name="toc 1"/>
+    <w:lsdException w:qFormat="1" w:unhideWhenUsed="0" w:uiPriority="0" w:semiHidden="0" w:name="toc 2"/>
     <w:lsdException w:unhideWhenUsed="0" w:uiPriority="0" w:semiHidden="0" w:name="toc 3"/>
     <w:lsdException w:unhideWhenUsed="0" w:uiPriority="0" w:semiHidden="0" w:name="toc 4"/>
     <w:lsdException w:unhideWhenUsed="0" w:uiPriority="0" w:semiHidden="0" w:name="toc 5"/>
@@ -20921,7 +19902,7 @@
     <w:lsdException w:qFormat="1" w:unhideWhenUsed="0" w:uiPriority="0" w:semiHidden="0" w:name="Title"/>
     <w:lsdException w:unhideWhenUsed="0" w:uiPriority="0" w:semiHidden="0" w:name="Closing"/>
     <w:lsdException w:unhideWhenUsed="0" w:uiPriority="0" w:semiHidden="0" w:name="Signature"/>
-    <w:lsdException w:unhideWhenUsed="0" w:uiPriority="0" w:name="Default Paragraph Font"/>
+    <w:lsdException w:qFormat="1" w:unhideWhenUsed="0" w:uiPriority="0" w:name="Default Paragraph Font"/>
     <w:lsdException w:unhideWhenUsed="0" w:uiPriority="0" w:semiHidden="0" w:name="Body Text"/>
     <w:lsdException w:unhideWhenUsed="0" w:uiPriority="0" w:semiHidden="0" w:name="Body Text Indent"/>
     <w:lsdException w:unhideWhenUsed="0" w:uiPriority="0" w:semiHidden="0" w:name="List Continue"/>
@@ -20941,7 +19922,7 @@
     <w:lsdException w:unhideWhenUsed="0" w:uiPriority="0" w:semiHidden="0" w:name="Body Text Indent 2"/>
     <w:lsdException w:unhideWhenUsed="0" w:uiPriority="0" w:semiHidden="0" w:name="Body Text Indent 3"/>
     <w:lsdException w:unhideWhenUsed="0" w:uiPriority="0" w:semiHidden="0" w:name="Block Text"/>
-    <w:lsdException w:unhideWhenUsed="0" w:uiPriority="0" w:semiHidden="0" w:name="Hyperlink"/>
+    <w:lsdException w:qFormat="1" w:unhideWhenUsed="0" w:uiPriority="0" w:semiHidden="0" w:name="Hyperlink"/>
     <w:lsdException w:unhideWhenUsed="0" w:uiPriority="0" w:semiHidden="0" w:name="FollowedHyperlink"/>
     <w:lsdException w:qFormat="1" w:unhideWhenUsed="0" w:uiPriority="0" w:semiHidden="0" w:name="Strong"/>
     <w:lsdException w:qFormat="1" w:unhideWhenUsed="0" w:uiPriority="0" w:semiHidden="0" w:name="Emphasis"/>
@@ -20959,7 +19940,7 @@
     <w:lsdException w:unhideWhenUsed="0" w:uiPriority="0" w:semiHidden="0" w:name="HTML Sample"/>
     <w:lsdException w:unhideWhenUsed="0" w:uiPriority="0" w:semiHidden="0" w:name="HTML Typewriter"/>
     <w:lsdException w:unhideWhenUsed="0" w:uiPriority="0" w:semiHidden="0" w:name="HTML Variable"/>
-    <w:lsdException w:unhideWhenUsed="0" w:uiPriority="0" w:name="Normal Table"/>
+    <w:lsdException w:qFormat="1" w:unhideWhenUsed="0" w:uiPriority="0" w:name="Normal Table"/>
     <w:lsdException w:unhideWhenUsed="0" w:uiPriority="0" w:semiHidden="0" w:name="annotation subject"/>
     <w:lsdException w:unhideWhenUsed="0" w:uiPriority="0" w:semiHidden="0" w:name="Table Simple 1"/>
     <w:lsdException w:unhideWhenUsed="0" w:uiPriority="0" w:semiHidden="0" w:name="Table Simple 2"/>
@@ -21190,11 +20171,13 @@
   <w:style w:type="character" w:default="1" w:styleId="10">
     <w:name w:val="Default Paragraph Font"/>
     <w:semiHidden/>
+    <w:qFormat/>
     <w:uiPriority w:val="0"/>
   </w:style>
   <w:style w:type="table" w:default="1" w:styleId="9">
     <w:name w:val="Normal Table"/>
     <w:semiHidden/>
+    <w:qFormat/>
     <w:uiPriority w:val="0"/>
     <w:tblPr>
       <w:tblCellMar>
@@ -21237,12 +20220,14 @@
     <w:name w:val="toc 1"/>
     <w:basedOn w:val="1"/>
     <w:next w:val="1"/>
+    <w:qFormat/>
     <w:uiPriority w:val="0"/>
   </w:style>
   <w:style w:type="paragraph" w:styleId="8">
     <w:name w:val="toc 2"/>
     <w:basedOn w:val="1"/>
     <w:next w:val="1"/>
+    <w:qFormat/>
     <w:uiPriority w:val="0"/>
     <w:pPr>
       <w:ind w:left="420" w:leftChars="200"/>
@@ -21251,6 +20236,7 @@
   <w:style w:type="character" w:styleId="11">
     <w:name w:val="Hyperlink"/>
     <w:basedOn w:val="10"/>
+    <w:qFormat/>
     <w:uiPriority w:val="0"/>
     <w:rPr>
       <w:color w:val="0000FF"/>
